--- a/2 курс/4 семестр/Инф атом/курсач/ПЗ_Астахов_СП.docx
+++ b/2 курс/4 семестр/Инф атом/курсач/ПЗ_Астахов_СП.docx
@@ -3,6 +3,48 @@
 <w:document xmlns:wpc="http://schemas.microsoft.com/office/word/2010/wordprocessingCanvas" xmlns:cx="http://schemas.microsoft.com/office/drawing/2014/chartex" xmlns:cx1="http://schemas.microsoft.com/office/drawing/2015/9/8/chartex" xmlns:cx2="http://schemas.microsoft.com/office/drawing/2015/10/21/chartex" xmlns:cx3="http://schemas.microsoft.com/office/drawing/2016/5/9/chartex" xmlns:cx4="http://schemas.microsoft.com/office/drawing/2016/5/10/chartex" xmlns:cx5="http://schemas.microsoft.com/office/drawing/2016/5/11/chartex" xmlns:cx6="http://schemas.microsoft.com/office/drawing/2016/5/12/chartex" xmlns:cx7="http://schemas.microsoft.com/office/drawing/2016/5/13/chartex" xmlns:cx8="http://schemas.microsoft.com/office/drawing/2016/5/14/chartex" xmlns:mc="http://schemas.openxmlformats.org/markup-compatibility/2006" xmlns:aink="http://schemas.microsoft.com/office/drawing/2016/ink" xmlns:am3d="http://schemas.microsoft.com/office/drawing/2017/model3d" xmlns:o="urn:schemas-microsoft-com:office:office" xmlns:r="http://schemas.openxmlformats.org/officeDocument/2006/relationships" xmlns:m="http://schemas.openxmlformats.org/officeDocument/2006/math" xmlns:v="urn:schemas-microsoft-com:vml" xmlns:wp14="http://schemas.microsoft.com/office/word/2010/wordprocessingDrawing" xmlns:wp="http://schemas.openxmlformats.org/drawingml/2006/wordprocessingDrawing" xmlns:w10="urn:schemas-microsoft-com:office:word" xmlns:w="http://schemas.openxmlformats.org/wordprocessingml/2006/main" xmlns:w14="http://schemas.microsoft.com/office/word/2010/wordml" xmlns:w15="http://schemas.microsoft.com/office/word/2012/wordml" xmlns:w16cex="http://schemas.microsoft.com/office/word/2018/wordml/cex" xmlns:w16cid="http://schemas.microsoft.com/office/word/2016/wordml/cid" xmlns:w16="http://schemas.microsoft.com/office/word/2018/wordml" xmlns:w16sdtdh="http://schemas.microsoft.com/office/word/2020/wordml/sdtdatahash" xmlns:w16se="http://schemas.microsoft.com/office/word/2015/wordml/symex" xmlns:wpg="http://schemas.microsoft.com/office/word/2010/wordprocessingGroup" xmlns:wpi="http://schemas.microsoft.com/office/word/2010/wordprocessingInk" xmlns:wne="http://schemas.microsoft.com/office/word/2006/wordml" xmlns:wps="http://schemas.microsoft.com/office/word/2010/wordprocessingShape" mc:Ignorable="w14 w15 w16se w16cid w16 w16cex w16sdtdh wp14">
   <w:body>
     <w:p>
+      <w:r>
+        <w:rPr>
+          <w:noProof/>
+        </w:rPr>
+        <w:drawing>
+          <wp:inline distT="0" distB="0" distL="0" distR="0" wp14:anchorId="52E5F340" wp14:editId="073E00E5">
+            <wp:extent cx="5939790" cy="8291195"/>
+            <wp:effectExtent l="0" t="0" r="0" b="0"/>
+            <wp:docPr id="2" name="Рисунок 2"/>
+            <wp:cNvGraphicFramePr>
+              <a:graphicFrameLocks xmlns:a="http://schemas.openxmlformats.org/drawingml/2006/main" noChangeAspect="1"/>
+            </wp:cNvGraphicFramePr>
+            <a:graphic xmlns:a="http://schemas.openxmlformats.org/drawingml/2006/main">
+              <a:graphicData uri="http://schemas.openxmlformats.org/drawingml/2006/picture">
+                <pic:pic xmlns:pic="http://schemas.openxmlformats.org/drawingml/2006/picture">
+                  <pic:nvPicPr>
+                    <pic:cNvPr id="1" name=""/>
+                    <pic:cNvPicPr/>
+                  </pic:nvPicPr>
+                  <pic:blipFill>
+                    <a:blip r:embed="rId8"/>
+                    <a:stretch>
+                      <a:fillRect/>
+                    </a:stretch>
+                  </pic:blipFill>
+                  <pic:spPr>
+                    <a:xfrm>
+                      <a:off x="0" y="0"/>
+                      <a:ext cx="5939790" cy="8291195"/>
+                    </a:xfrm>
+                    <a:prstGeom prst="rect">
+                      <a:avLst/>
+                    </a:prstGeom>
+                  </pic:spPr>
+                </pic:pic>
+              </a:graphicData>
+            </a:graphic>
+          </wp:inline>
+        </w:drawing>
+      </w:r>
+    </w:p>
+    <w:p>
       <w:pPr>
         <w:rPr>
           <w:rFonts w:cs="Times New Roman"/>
@@ -13,6 +55,7 @@
           <w:rFonts w:cs="Times New Roman"/>
           <w:noProof/>
         </w:rPr>
+        <w:lastRenderedPageBreak/>
         <w:drawing>
           <wp:anchor distT="0" distB="0" distL="0" distR="0" simplePos="0" relativeHeight="2" behindDoc="0" locked="0" layoutInCell="0" allowOverlap="1" wp14:anchorId="51F399C3" wp14:editId="095EA715">
             <wp:simplePos x="0" y="0"/>
@@ -39,7 +82,7 @@
                     </pic:cNvPicPr>
                   </pic:nvPicPr>
                   <pic:blipFill>
-                    <a:blip r:embed="rId8"/>
+                    <a:blip r:embed="rId9"/>
                     <a:stretch>
                       <a:fillRect/>
                     </a:stretch>
@@ -117,7 +160,6 @@
               <w:rPr>
                 <w:rFonts w:cs="Times New Roman"/>
                 <w:sz w:val="20"/>
-                <w:lang w:eastAsia="ru-RU"/>
               </w:rPr>
               <w:t>УТВЕРЖДАЮ</w:t>
             </w:r>
@@ -149,14 +191,12 @@
             <w:r>
               <w:rPr>
                 <w:rFonts w:cs="Times New Roman"/>
-                <w:lang w:eastAsia="ru-RU"/>
               </w:rPr>
               <w:t>Заместитель директора департамента</w:t>
             </w:r>
             <w:r>
               <w:rPr>
                 <w:rFonts w:cs="Times New Roman"/>
-                <w:lang w:eastAsia="ru-RU"/>
               </w:rPr>
               <w:br/>
               <w:t>Компания А</w:t>
@@ -165,7 +205,6 @@
               <w:rPr>
                 <w:rFonts w:cs="Times New Roman"/>
                 <w:szCs w:val="24"/>
-                <w:lang w:eastAsia="ru-RU"/>
               </w:rPr>
               <w:t>О «</w:t>
             </w:r>
@@ -174,7 +213,6 @@
               <w:rPr>
                 <w:rFonts w:cs="Times New Roman"/>
                 <w:szCs w:val="24"/>
-                <w:lang w:eastAsia="ru-RU"/>
               </w:rPr>
               <w:t>digital-tv</w:t>
             </w:r>
@@ -183,7 +221,6 @@
               <w:rPr>
                 <w:rFonts w:cs="Times New Roman"/>
                 <w:szCs w:val="24"/>
-                <w:lang w:eastAsia="ru-RU"/>
               </w:rPr>
               <w:t>»</w:t>
             </w:r>
@@ -233,7 +270,6 @@
             <w:r>
               <w:rPr>
                 <w:rFonts w:cs="Times New Roman"/>
-                <w:lang w:eastAsia="ru-RU"/>
               </w:rPr>
               <w:t xml:space="preserve">  ФИО</w:t>
             </w:r>
@@ -265,7 +301,6 @@
               <w:rPr>
                 <w:rFonts w:cs="Times New Roman"/>
                 <w:vertAlign w:val="superscript"/>
-                <w:lang w:eastAsia="ru-RU"/>
               </w:rPr>
               <w:t>(личная подпись)</w:t>
             </w:r>
@@ -323,7 +358,6 @@
             <w:r>
               <w:rPr>
                 <w:rFonts w:cs="Times New Roman"/>
-                <w:lang w:eastAsia="ru-RU"/>
               </w:rPr>
               <w:t>«</w:t>
             </w:r>
@@ -348,7 +382,6 @@
             <w:r>
               <w:rPr>
                 <w:rFonts w:cs="Times New Roman"/>
-                <w:lang w:eastAsia="ru-RU"/>
               </w:rPr>
               <w:t>19</w:t>
             </w:r>
@@ -374,7 +407,6 @@
             <w:r>
               <w:rPr>
                 <w:rFonts w:cs="Times New Roman"/>
-                <w:lang w:eastAsia="ru-RU"/>
               </w:rPr>
               <w:t>»</w:t>
             </w:r>
@@ -418,7 +450,6 @@
             <w:r>
               <w:rPr>
                 <w:rFonts w:cs="Times New Roman"/>
-                <w:lang w:eastAsia="ru-RU"/>
               </w:rPr>
               <w:t>05</w:t>
             </w:r>
@@ -463,7 +494,6 @@
             <w:r>
               <w:rPr>
                 <w:rFonts w:cs="Times New Roman"/>
-                <w:lang w:eastAsia="ru-RU"/>
               </w:rPr>
               <w:t>20</w:t>
             </w:r>
@@ -488,7 +518,6 @@
             <w:r>
               <w:rPr>
                 <w:rFonts w:cs="Times New Roman"/>
-                <w:lang w:eastAsia="ru-RU"/>
               </w:rPr>
               <w:t>25</w:t>
             </w:r>
@@ -823,12 +852,8 @@
           <w:rFonts w:cs="Times New Roman"/>
         </w:rPr>
         <w:sectPr>
-          <w:headerReference w:type="even" r:id="rId9"/>
           <w:headerReference w:type="default" r:id="rId10"/>
-          <w:footerReference w:type="even" r:id="rId11"/>
-          <w:footerReference w:type="default" r:id="rId12"/>
-          <w:headerReference w:type="first" r:id="rId13"/>
-          <w:footerReference w:type="first" r:id="rId14"/>
+          <w:headerReference w:type="first" r:id="rId11"/>
           <w:pgSz w:w="11906" w:h="16838"/>
           <w:pgMar w:top="1134" w:right="1134" w:bottom="1134" w:left="1418" w:header="709" w:footer="0" w:gutter="0"/>
           <w:cols w:space="720"/>
@@ -939,7 +964,6 @@
               <w:rPr>
                 <w:rFonts w:cs="Times New Roman"/>
                 <w:b/>
-                <w:lang w:eastAsia="ru-RU"/>
               </w:rPr>
               <w:t>Наименование организации</w:t>
             </w:r>
@@ -962,7 +986,6 @@
               <w:rPr>
                 <w:rFonts w:cs="Times New Roman"/>
                 <w:b/>
-                <w:lang w:eastAsia="ru-RU"/>
               </w:rPr>
               <w:t>Должность</w:t>
             </w:r>
@@ -985,7 +1008,6 @@
               <w:rPr>
                 <w:rFonts w:cs="Times New Roman"/>
                 <w:b/>
-                <w:lang w:eastAsia="ru-RU"/>
               </w:rPr>
               <w:t>Фамилия и инициалы</w:t>
             </w:r>
@@ -1008,7 +1030,6 @@
               <w:rPr>
                 <w:rFonts w:cs="Times New Roman"/>
                 <w:b/>
-                <w:lang w:eastAsia="ru-RU"/>
               </w:rPr>
               <w:t>Подпись</w:t>
             </w:r>
@@ -1031,7 +1052,6 @@
               <w:rPr>
                 <w:rFonts w:cs="Times New Roman"/>
                 <w:b/>
-                <w:lang w:eastAsia="ru-RU"/>
               </w:rPr>
               <w:t>Дата</w:t>
             </w:r>
@@ -1326,8 +1346,13 @@
     <w:sdt>
       <w:sdtPr>
         <w:rPr>
+          <w:rFonts w:cs="Arial"/>
+          <w:b w:val="0"/>
+          <w:bCs w:val="0"/>
+          <w:color w:val="auto"/>
           <w:sz w:val="24"/>
           <w:szCs w:val="24"/>
+          <w:lang w:eastAsia="en-US"/>
         </w:rPr>
         <w:id w:val="-1416858522"/>
         <w:docPartObj>
@@ -1335,13 +1360,7 @@
           <w:docPartUnique/>
         </w:docPartObj>
       </w:sdtPr>
-      <w:sdtEndPr>
-        <w:rPr>
-          <w:rFonts w:cs="Arial"/>
-          <w:color w:val="auto"/>
-          <w:lang w:eastAsia="en-US"/>
-        </w:rPr>
-      </w:sdtEndPr>
+      <w:sdtEndPr/>
       <w:sdtContent>
         <w:p>
           <w:pPr>
@@ -1363,42 +1382,43 @@
         <w:p>
           <w:pPr>
             <w:pStyle w:val="25"/>
-            <w:tabs>
-              <w:tab w:val="right" w:leader="dot" w:pos="9344"/>
-            </w:tabs>
             <w:spacing w:line="360" w:lineRule="auto"/>
-            <w:jc w:val="both"/>
             <w:rPr>
               <w:rFonts w:asciiTheme="minorHAnsi" w:eastAsiaTheme="minorEastAsia" w:hAnsiTheme="minorHAnsi" w:cstheme="minorBidi"/>
               <w:noProof/>
-              <w:szCs w:val="24"/>
+              <w:sz w:val="28"/>
+              <w:szCs w:val="28"/>
               <w:lang w:eastAsia="ru-RU"/>
             </w:rPr>
           </w:pPr>
           <w:r>
             <w:rPr>
-              <w:szCs w:val="24"/>
+              <w:sz w:val="28"/>
+              <w:szCs w:val="28"/>
             </w:rPr>
             <w:fldChar w:fldCharType="begin"/>
           </w:r>
           <w:r>
             <w:rPr>
-              <w:szCs w:val="24"/>
+              <w:sz w:val="28"/>
+              <w:szCs w:val="28"/>
             </w:rPr>
             <w:instrText xml:space="preserve"> TOC \o "1-3" \h \z \u </w:instrText>
           </w:r>
           <w:r>
             <w:rPr>
-              <w:szCs w:val="24"/>
+              <w:sz w:val="28"/>
+              <w:szCs w:val="28"/>
             </w:rPr>
             <w:fldChar w:fldCharType="separate"/>
           </w:r>
-          <w:hyperlink w:anchor="_Toc199167146" w:history="1">
+          <w:hyperlink w:anchor="_Toc199851644" w:history="1">
             <w:r>
               <w:rPr>
                 <w:rStyle w:val="a7"/>
                 <w:noProof/>
-                <w:szCs w:val="24"/>
+                <w:sz w:val="28"/>
+                <w:szCs w:val="28"/>
               </w:rPr>
               <w:t>Перечень принятых сокращений</w:t>
             </w:r>
@@ -1406,7 +1426,8 @@
               <w:rPr>
                 <w:noProof/>
                 <w:webHidden/>
-                <w:szCs w:val="24"/>
+                <w:sz w:val="28"/>
+                <w:szCs w:val="28"/>
               </w:rPr>
               <w:tab/>
             </w:r>
@@ -1414,7 +1435,8 @@
               <w:rPr>
                 <w:noProof/>
                 <w:webHidden/>
-                <w:szCs w:val="24"/>
+                <w:sz w:val="28"/>
+                <w:szCs w:val="28"/>
               </w:rPr>
               <w:fldChar w:fldCharType="begin"/>
             </w:r>
@@ -1422,22 +1444,25 @@
               <w:rPr>
                 <w:noProof/>
                 <w:webHidden/>
-                <w:szCs w:val="24"/>
-              </w:rPr>
-              <w:instrText xml:space="preserve"> PAGEREF _Toc199167146 \h </w:instrText>
-            </w:r>
-            <w:r>
-              <w:rPr>
-                <w:noProof/>
-                <w:webHidden/>
-                <w:szCs w:val="24"/>
-              </w:rPr>
-            </w:r>
-            <w:r>
-              <w:rPr>
-                <w:noProof/>
-                <w:webHidden/>
-                <w:szCs w:val="24"/>
+                <w:sz w:val="28"/>
+                <w:szCs w:val="28"/>
+              </w:rPr>
+              <w:instrText xml:space="preserve"> PAGEREF _Toc199851644 \h </w:instrText>
+            </w:r>
+            <w:r>
+              <w:rPr>
+                <w:noProof/>
+                <w:webHidden/>
+                <w:sz w:val="28"/>
+                <w:szCs w:val="28"/>
+              </w:rPr>
+            </w:r>
+            <w:r>
+              <w:rPr>
+                <w:noProof/>
+                <w:webHidden/>
+                <w:sz w:val="28"/>
+                <w:szCs w:val="28"/>
               </w:rPr>
               <w:fldChar w:fldCharType="separate"/>
             </w:r>
@@ -1445,15 +1470,17 @@
               <w:rPr>
                 <w:noProof/>
                 <w:webHidden/>
-                <w:szCs w:val="24"/>
-              </w:rPr>
-              <w:t>6</w:t>
-            </w:r>
-            <w:r>
-              <w:rPr>
-                <w:noProof/>
-                <w:webHidden/>
-                <w:szCs w:val="24"/>
+                <w:sz w:val="28"/>
+                <w:szCs w:val="28"/>
+              </w:rPr>
+              <w:t>7</w:t>
+            </w:r>
+            <w:r>
+              <w:rPr>
+                <w:noProof/>
+                <w:webHidden/>
+                <w:sz w:val="28"/>
+                <w:szCs w:val="28"/>
               </w:rPr>
               <w:fldChar w:fldCharType="end"/>
             </w:r>
@@ -1463,20 +1490,21 @@
           <w:pPr>
             <w:pStyle w:val="14"/>
             <w:spacing w:line="360" w:lineRule="auto"/>
-            <w:jc w:val="both"/>
             <w:rPr>
               <w:rFonts w:asciiTheme="minorHAnsi" w:eastAsiaTheme="minorEastAsia" w:hAnsiTheme="minorHAnsi" w:cstheme="minorBidi"/>
               <w:noProof/>
-              <w:szCs w:val="24"/>
+              <w:sz w:val="28"/>
+              <w:szCs w:val="28"/>
               <w:lang w:eastAsia="ru-RU"/>
             </w:rPr>
           </w:pPr>
-          <w:hyperlink w:anchor="_Toc199167147" w:history="1">
+          <w:hyperlink w:anchor="_Toc199851645" w:history="1">
             <w:r>
               <w:rPr>
                 <w:rStyle w:val="a7"/>
                 <w:noProof/>
-                <w:szCs w:val="24"/>
+                <w:sz w:val="28"/>
+                <w:szCs w:val="28"/>
               </w:rPr>
               <w:t>1 Общие сведения</w:t>
             </w:r>
@@ -1484,7 +1512,8 @@
               <w:rPr>
                 <w:noProof/>
                 <w:webHidden/>
-                <w:szCs w:val="24"/>
+                <w:sz w:val="28"/>
+                <w:szCs w:val="28"/>
               </w:rPr>
               <w:tab/>
             </w:r>
@@ -1492,7 +1521,8 @@
               <w:rPr>
                 <w:noProof/>
                 <w:webHidden/>
-                <w:szCs w:val="24"/>
+                <w:sz w:val="28"/>
+                <w:szCs w:val="28"/>
               </w:rPr>
               <w:fldChar w:fldCharType="begin"/>
             </w:r>
@@ -1500,22 +1530,25 @@
               <w:rPr>
                 <w:noProof/>
                 <w:webHidden/>
-                <w:szCs w:val="24"/>
-              </w:rPr>
-              <w:instrText xml:space="preserve"> PAGEREF _Toc199167147 \h </w:instrText>
-            </w:r>
-            <w:r>
-              <w:rPr>
-                <w:noProof/>
-                <w:webHidden/>
-                <w:szCs w:val="24"/>
-              </w:rPr>
-            </w:r>
-            <w:r>
-              <w:rPr>
-                <w:noProof/>
-                <w:webHidden/>
-                <w:szCs w:val="24"/>
+                <w:sz w:val="28"/>
+                <w:szCs w:val="28"/>
+              </w:rPr>
+              <w:instrText xml:space="preserve"> PAGEREF _Toc199851645 \h </w:instrText>
+            </w:r>
+            <w:r>
+              <w:rPr>
+                <w:noProof/>
+                <w:webHidden/>
+                <w:sz w:val="28"/>
+                <w:szCs w:val="28"/>
+              </w:rPr>
+            </w:r>
+            <w:r>
+              <w:rPr>
+                <w:noProof/>
+                <w:webHidden/>
+                <w:sz w:val="28"/>
+                <w:szCs w:val="28"/>
               </w:rPr>
               <w:fldChar w:fldCharType="separate"/>
             </w:r>
@@ -1523,15 +1556,17 @@
               <w:rPr>
                 <w:noProof/>
                 <w:webHidden/>
-                <w:szCs w:val="24"/>
-              </w:rPr>
-              <w:t>7</w:t>
-            </w:r>
-            <w:r>
-              <w:rPr>
-                <w:noProof/>
-                <w:webHidden/>
-                <w:szCs w:val="24"/>
+                <w:sz w:val="28"/>
+                <w:szCs w:val="28"/>
+              </w:rPr>
+              <w:t>8</w:t>
+            </w:r>
+            <w:r>
+              <w:rPr>
+                <w:noProof/>
+                <w:webHidden/>
+                <w:sz w:val="28"/>
+                <w:szCs w:val="28"/>
               </w:rPr>
               <w:fldChar w:fldCharType="end"/>
             </w:r>
@@ -1540,24 +1575,22 @@
         <w:p>
           <w:pPr>
             <w:pStyle w:val="25"/>
-            <w:tabs>
-              <w:tab w:val="right" w:leader="dot" w:pos="9344"/>
-            </w:tabs>
             <w:spacing w:line="360" w:lineRule="auto"/>
-            <w:jc w:val="both"/>
             <w:rPr>
               <w:rFonts w:asciiTheme="minorHAnsi" w:eastAsiaTheme="minorEastAsia" w:hAnsiTheme="minorHAnsi" w:cstheme="minorBidi"/>
               <w:noProof/>
-              <w:szCs w:val="24"/>
+              <w:sz w:val="28"/>
+              <w:szCs w:val="28"/>
               <w:lang w:eastAsia="ru-RU"/>
             </w:rPr>
           </w:pPr>
-          <w:hyperlink w:anchor="_Toc199167148" w:history="1">
+          <w:hyperlink w:anchor="_Toc199851646" w:history="1">
             <w:r>
               <w:rPr>
                 <w:rStyle w:val="a7"/>
                 <w:noProof/>
-                <w:szCs w:val="24"/>
+                <w:sz w:val="28"/>
+                <w:szCs w:val="28"/>
               </w:rPr>
               <w:t>1.1 Основание для создания Системы</w:t>
             </w:r>
@@ -1565,7 +1598,8 @@
               <w:rPr>
                 <w:noProof/>
                 <w:webHidden/>
-                <w:szCs w:val="24"/>
+                <w:sz w:val="28"/>
+                <w:szCs w:val="28"/>
               </w:rPr>
               <w:tab/>
             </w:r>
@@ -1573,7 +1607,8 @@
               <w:rPr>
                 <w:noProof/>
                 <w:webHidden/>
-                <w:szCs w:val="24"/>
+                <w:sz w:val="28"/>
+                <w:szCs w:val="28"/>
               </w:rPr>
               <w:fldChar w:fldCharType="begin"/>
             </w:r>
@@ -1581,22 +1616,25 @@
               <w:rPr>
                 <w:noProof/>
                 <w:webHidden/>
-                <w:szCs w:val="24"/>
-              </w:rPr>
-              <w:instrText xml:space="preserve"> PAGEREF _Toc199167148 \h </w:instrText>
-            </w:r>
-            <w:r>
-              <w:rPr>
-                <w:noProof/>
-                <w:webHidden/>
-                <w:szCs w:val="24"/>
-              </w:rPr>
-            </w:r>
-            <w:r>
-              <w:rPr>
-                <w:noProof/>
-                <w:webHidden/>
-                <w:szCs w:val="24"/>
+                <w:sz w:val="28"/>
+                <w:szCs w:val="28"/>
+              </w:rPr>
+              <w:instrText xml:space="preserve"> PAGEREF _Toc199851646 \h </w:instrText>
+            </w:r>
+            <w:r>
+              <w:rPr>
+                <w:noProof/>
+                <w:webHidden/>
+                <w:sz w:val="28"/>
+                <w:szCs w:val="28"/>
+              </w:rPr>
+            </w:r>
+            <w:r>
+              <w:rPr>
+                <w:noProof/>
+                <w:webHidden/>
+                <w:sz w:val="28"/>
+                <w:szCs w:val="28"/>
               </w:rPr>
               <w:fldChar w:fldCharType="separate"/>
             </w:r>
@@ -1604,15 +1642,17 @@
               <w:rPr>
                 <w:noProof/>
                 <w:webHidden/>
-                <w:szCs w:val="24"/>
-              </w:rPr>
-              <w:t>7</w:t>
-            </w:r>
-            <w:r>
-              <w:rPr>
-                <w:noProof/>
-                <w:webHidden/>
-                <w:szCs w:val="24"/>
+                <w:sz w:val="28"/>
+                <w:szCs w:val="28"/>
+              </w:rPr>
+              <w:t>8</w:t>
+            </w:r>
+            <w:r>
+              <w:rPr>
+                <w:noProof/>
+                <w:webHidden/>
+                <w:sz w:val="28"/>
+                <w:szCs w:val="28"/>
               </w:rPr>
               <w:fldChar w:fldCharType="end"/>
             </w:r>
@@ -1621,24 +1661,22 @@
         <w:p>
           <w:pPr>
             <w:pStyle w:val="25"/>
-            <w:tabs>
-              <w:tab w:val="right" w:leader="dot" w:pos="9344"/>
-            </w:tabs>
             <w:spacing w:line="360" w:lineRule="auto"/>
-            <w:jc w:val="both"/>
             <w:rPr>
               <w:rFonts w:asciiTheme="minorHAnsi" w:eastAsiaTheme="minorEastAsia" w:hAnsiTheme="minorHAnsi" w:cstheme="minorBidi"/>
               <w:noProof/>
-              <w:szCs w:val="24"/>
+              <w:sz w:val="28"/>
+              <w:szCs w:val="28"/>
               <w:lang w:eastAsia="ru-RU"/>
             </w:rPr>
           </w:pPr>
-          <w:hyperlink w:anchor="_Toc199167149" w:history="1">
+          <w:hyperlink w:anchor="_Toc199851647" w:history="1">
             <w:r>
               <w:rPr>
                 <w:rStyle w:val="a7"/>
                 <w:noProof/>
-                <w:szCs w:val="24"/>
+                <w:sz w:val="28"/>
+                <w:szCs w:val="28"/>
               </w:rPr>
               <w:t>1.2 Перечень организаций, участвующих в разработке Системы</w:t>
             </w:r>
@@ -1646,7 +1684,8 @@
               <w:rPr>
                 <w:noProof/>
                 <w:webHidden/>
-                <w:szCs w:val="24"/>
+                <w:sz w:val="28"/>
+                <w:szCs w:val="28"/>
               </w:rPr>
               <w:tab/>
             </w:r>
@@ -1654,7 +1693,8 @@
               <w:rPr>
                 <w:noProof/>
                 <w:webHidden/>
-                <w:szCs w:val="24"/>
+                <w:sz w:val="28"/>
+                <w:szCs w:val="28"/>
               </w:rPr>
               <w:fldChar w:fldCharType="begin"/>
             </w:r>
@@ -1662,22 +1702,25 @@
               <w:rPr>
                 <w:noProof/>
                 <w:webHidden/>
-                <w:szCs w:val="24"/>
-              </w:rPr>
-              <w:instrText xml:space="preserve"> PAGEREF _Toc199167149 \h </w:instrText>
-            </w:r>
-            <w:r>
-              <w:rPr>
-                <w:noProof/>
-                <w:webHidden/>
-                <w:szCs w:val="24"/>
-              </w:rPr>
-            </w:r>
-            <w:r>
-              <w:rPr>
-                <w:noProof/>
-                <w:webHidden/>
-                <w:szCs w:val="24"/>
+                <w:sz w:val="28"/>
+                <w:szCs w:val="28"/>
+              </w:rPr>
+              <w:instrText xml:space="preserve"> PAGEREF _Toc199851647 \h </w:instrText>
+            </w:r>
+            <w:r>
+              <w:rPr>
+                <w:noProof/>
+                <w:webHidden/>
+                <w:sz w:val="28"/>
+                <w:szCs w:val="28"/>
+              </w:rPr>
+            </w:r>
+            <w:r>
+              <w:rPr>
+                <w:noProof/>
+                <w:webHidden/>
+                <w:sz w:val="28"/>
+                <w:szCs w:val="28"/>
               </w:rPr>
               <w:fldChar w:fldCharType="separate"/>
             </w:r>
@@ -1685,15 +1728,17 @@
               <w:rPr>
                 <w:noProof/>
                 <w:webHidden/>
-                <w:szCs w:val="24"/>
-              </w:rPr>
-              <w:t>7</w:t>
-            </w:r>
-            <w:r>
-              <w:rPr>
-                <w:noProof/>
-                <w:webHidden/>
-                <w:szCs w:val="24"/>
+                <w:sz w:val="28"/>
+                <w:szCs w:val="28"/>
+              </w:rPr>
+              <w:t>8</w:t>
+            </w:r>
+            <w:r>
+              <w:rPr>
+                <w:noProof/>
+                <w:webHidden/>
+                <w:sz w:val="28"/>
+                <w:szCs w:val="28"/>
               </w:rPr>
               <w:fldChar w:fldCharType="end"/>
             </w:r>
@@ -1702,24 +1747,22 @@
         <w:p>
           <w:pPr>
             <w:pStyle w:val="25"/>
-            <w:tabs>
-              <w:tab w:val="right" w:leader="dot" w:pos="9344"/>
-            </w:tabs>
             <w:spacing w:line="360" w:lineRule="auto"/>
-            <w:jc w:val="both"/>
             <w:rPr>
               <w:rFonts w:asciiTheme="minorHAnsi" w:eastAsiaTheme="minorEastAsia" w:hAnsiTheme="minorHAnsi" w:cstheme="minorBidi"/>
               <w:noProof/>
-              <w:szCs w:val="24"/>
+              <w:sz w:val="28"/>
+              <w:szCs w:val="28"/>
               <w:lang w:eastAsia="ru-RU"/>
             </w:rPr>
           </w:pPr>
-          <w:hyperlink w:anchor="_Toc199167150" w:history="1">
+          <w:hyperlink w:anchor="_Toc199851648" w:history="1">
             <w:r>
               <w:rPr>
                 <w:rStyle w:val="a7"/>
                 <w:noProof/>
-                <w:szCs w:val="24"/>
+                <w:sz w:val="28"/>
+                <w:szCs w:val="28"/>
               </w:rPr>
               <w:t>1.3 Плановые сроки начала и окончания работ по созданию Системы</w:t>
             </w:r>
@@ -1727,7 +1770,8 @@
               <w:rPr>
                 <w:noProof/>
                 <w:webHidden/>
-                <w:szCs w:val="24"/>
+                <w:sz w:val="28"/>
+                <w:szCs w:val="28"/>
               </w:rPr>
               <w:tab/>
             </w:r>
@@ -1735,7 +1779,8 @@
               <w:rPr>
                 <w:noProof/>
                 <w:webHidden/>
-                <w:szCs w:val="24"/>
+                <w:sz w:val="28"/>
+                <w:szCs w:val="28"/>
               </w:rPr>
               <w:fldChar w:fldCharType="begin"/>
             </w:r>
@@ -1743,22 +1788,25 @@
               <w:rPr>
                 <w:noProof/>
                 <w:webHidden/>
-                <w:szCs w:val="24"/>
-              </w:rPr>
-              <w:instrText xml:space="preserve"> PAGEREF _Toc199167150 \h </w:instrText>
-            </w:r>
-            <w:r>
-              <w:rPr>
-                <w:noProof/>
-                <w:webHidden/>
-                <w:szCs w:val="24"/>
-              </w:rPr>
-            </w:r>
-            <w:r>
-              <w:rPr>
-                <w:noProof/>
-                <w:webHidden/>
-                <w:szCs w:val="24"/>
+                <w:sz w:val="28"/>
+                <w:szCs w:val="28"/>
+              </w:rPr>
+              <w:instrText xml:space="preserve"> PAGEREF _Toc199851648 \h </w:instrText>
+            </w:r>
+            <w:r>
+              <w:rPr>
+                <w:noProof/>
+                <w:webHidden/>
+                <w:sz w:val="28"/>
+                <w:szCs w:val="28"/>
+              </w:rPr>
+            </w:r>
+            <w:r>
+              <w:rPr>
+                <w:noProof/>
+                <w:webHidden/>
+                <w:sz w:val="28"/>
+                <w:szCs w:val="28"/>
               </w:rPr>
               <w:fldChar w:fldCharType="separate"/>
             </w:r>
@@ -1766,15 +1814,17 @@
               <w:rPr>
                 <w:noProof/>
                 <w:webHidden/>
-                <w:szCs w:val="24"/>
-              </w:rPr>
-              <w:t>7</w:t>
-            </w:r>
-            <w:r>
-              <w:rPr>
-                <w:noProof/>
-                <w:webHidden/>
-                <w:szCs w:val="24"/>
+                <w:sz w:val="28"/>
+                <w:szCs w:val="28"/>
+              </w:rPr>
+              <w:t>8</w:t>
+            </w:r>
+            <w:r>
+              <w:rPr>
+                <w:noProof/>
+                <w:webHidden/>
+                <w:sz w:val="28"/>
+                <w:szCs w:val="28"/>
               </w:rPr>
               <w:fldChar w:fldCharType="end"/>
             </w:r>
@@ -1783,24 +1833,22 @@
         <w:p>
           <w:pPr>
             <w:pStyle w:val="25"/>
-            <w:tabs>
-              <w:tab w:val="right" w:leader="dot" w:pos="9344"/>
-            </w:tabs>
             <w:spacing w:line="360" w:lineRule="auto"/>
-            <w:jc w:val="both"/>
             <w:rPr>
               <w:rFonts w:asciiTheme="minorHAnsi" w:eastAsiaTheme="minorEastAsia" w:hAnsiTheme="minorHAnsi" w:cstheme="minorBidi"/>
               <w:noProof/>
-              <w:szCs w:val="24"/>
+              <w:sz w:val="28"/>
+              <w:szCs w:val="28"/>
               <w:lang w:eastAsia="ru-RU"/>
             </w:rPr>
           </w:pPr>
-          <w:hyperlink w:anchor="_Toc199167151" w:history="1">
+          <w:hyperlink w:anchor="_Toc199851649" w:history="1">
             <w:r>
               <w:rPr>
                 <w:rStyle w:val="a7"/>
                 <w:noProof/>
-                <w:szCs w:val="24"/>
+                <w:sz w:val="28"/>
+                <w:szCs w:val="28"/>
               </w:rPr>
               <w:t>1.4 Назначение и цели создания Системы</w:t>
             </w:r>
@@ -1808,7 +1856,8 @@
               <w:rPr>
                 <w:noProof/>
                 <w:webHidden/>
-                <w:szCs w:val="24"/>
+                <w:sz w:val="28"/>
+                <w:szCs w:val="28"/>
               </w:rPr>
               <w:tab/>
             </w:r>
@@ -1816,7 +1865,8 @@
               <w:rPr>
                 <w:noProof/>
                 <w:webHidden/>
-                <w:szCs w:val="24"/>
+                <w:sz w:val="28"/>
+                <w:szCs w:val="28"/>
               </w:rPr>
               <w:fldChar w:fldCharType="begin"/>
             </w:r>
@@ -1824,22 +1874,25 @@
               <w:rPr>
                 <w:noProof/>
                 <w:webHidden/>
-                <w:szCs w:val="24"/>
-              </w:rPr>
-              <w:instrText xml:space="preserve"> PAGEREF _Toc199167151 \h </w:instrText>
-            </w:r>
-            <w:r>
-              <w:rPr>
-                <w:noProof/>
-                <w:webHidden/>
-                <w:szCs w:val="24"/>
-              </w:rPr>
-            </w:r>
-            <w:r>
-              <w:rPr>
-                <w:noProof/>
-                <w:webHidden/>
-                <w:szCs w:val="24"/>
+                <w:sz w:val="28"/>
+                <w:szCs w:val="28"/>
+              </w:rPr>
+              <w:instrText xml:space="preserve"> PAGEREF _Toc199851649 \h </w:instrText>
+            </w:r>
+            <w:r>
+              <w:rPr>
+                <w:noProof/>
+                <w:webHidden/>
+                <w:sz w:val="28"/>
+                <w:szCs w:val="28"/>
+              </w:rPr>
+            </w:r>
+            <w:r>
+              <w:rPr>
+                <w:noProof/>
+                <w:webHidden/>
+                <w:sz w:val="28"/>
+                <w:szCs w:val="28"/>
               </w:rPr>
               <w:fldChar w:fldCharType="separate"/>
             </w:r>
@@ -1847,15 +1900,17 @@
               <w:rPr>
                 <w:noProof/>
                 <w:webHidden/>
-                <w:szCs w:val="24"/>
-              </w:rPr>
-              <w:t>7</w:t>
-            </w:r>
-            <w:r>
-              <w:rPr>
-                <w:noProof/>
-                <w:webHidden/>
-                <w:szCs w:val="24"/>
+                <w:sz w:val="28"/>
+                <w:szCs w:val="28"/>
+              </w:rPr>
+              <w:t>8</w:t>
+            </w:r>
+            <w:r>
+              <w:rPr>
+                <w:noProof/>
+                <w:webHidden/>
+                <w:sz w:val="28"/>
+                <w:szCs w:val="28"/>
               </w:rPr>
               <w:fldChar w:fldCharType="end"/>
             </w:r>
@@ -1864,24 +1919,22 @@
         <w:p>
           <w:pPr>
             <w:pStyle w:val="25"/>
-            <w:tabs>
-              <w:tab w:val="right" w:leader="dot" w:pos="9344"/>
-            </w:tabs>
             <w:spacing w:line="360" w:lineRule="auto"/>
-            <w:jc w:val="both"/>
             <w:rPr>
               <w:rFonts w:asciiTheme="minorHAnsi" w:eastAsiaTheme="minorEastAsia" w:hAnsiTheme="minorHAnsi" w:cstheme="minorBidi"/>
               <w:noProof/>
-              <w:szCs w:val="24"/>
+              <w:sz w:val="28"/>
+              <w:szCs w:val="28"/>
               <w:lang w:eastAsia="ru-RU"/>
             </w:rPr>
           </w:pPr>
-          <w:hyperlink w:anchor="_Toc199167152" w:history="1">
+          <w:hyperlink w:anchor="_Toc199851650" w:history="1">
             <w:r>
               <w:rPr>
                 <w:rStyle w:val="a7"/>
                 <w:noProof/>
-                <w:szCs w:val="24"/>
+                <w:sz w:val="28"/>
+                <w:szCs w:val="28"/>
               </w:rPr>
               <w:t>1.5 Очередность создания Системы</w:t>
             </w:r>
@@ -1889,7 +1942,8 @@
               <w:rPr>
                 <w:noProof/>
                 <w:webHidden/>
-                <w:szCs w:val="24"/>
+                <w:sz w:val="28"/>
+                <w:szCs w:val="28"/>
               </w:rPr>
               <w:tab/>
             </w:r>
@@ -1897,7 +1951,8 @@
               <w:rPr>
                 <w:noProof/>
                 <w:webHidden/>
-                <w:szCs w:val="24"/>
+                <w:sz w:val="28"/>
+                <w:szCs w:val="28"/>
               </w:rPr>
               <w:fldChar w:fldCharType="begin"/>
             </w:r>
@@ -1905,22 +1960,25 @@
               <w:rPr>
                 <w:noProof/>
                 <w:webHidden/>
-                <w:szCs w:val="24"/>
-              </w:rPr>
-              <w:instrText xml:space="preserve"> PAGEREF _Toc199167152 \h </w:instrText>
-            </w:r>
-            <w:r>
-              <w:rPr>
-                <w:noProof/>
-                <w:webHidden/>
-                <w:szCs w:val="24"/>
-              </w:rPr>
-            </w:r>
-            <w:r>
-              <w:rPr>
-                <w:noProof/>
-                <w:webHidden/>
-                <w:szCs w:val="24"/>
+                <w:sz w:val="28"/>
+                <w:szCs w:val="28"/>
+              </w:rPr>
+              <w:instrText xml:space="preserve"> PAGEREF _Toc199851650 \h </w:instrText>
+            </w:r>
+            <w:r>
+              <w:rPr>
+                <w:noProof/>
+                <w:webHidden/>
+                <w:sz w:val="28"/>
+                <w:szCs w:val="28"/>
+              </w:rPr>
+            </w:r>
+            <w:r>
+              <w:rPr>
+                <w:noProof/>
+                <w:webHidden/>
+                <w:sz w:val="28"/>
+                <w:szCs w:val="28"/>
               </w:rPr>
               <w:fldChar w:fldCharType="separate"/>
             </w:r>
@@ -1928,15 +1986,17 @@
               <w:rPr>
                 <w:noProof/>
                 <w:webHidden/>
-                <w:szCs w:val="24"/>
-              </w:rPr>
-              <w:t>7</w:t>
-            </w:r>
-            <w:r>
-              <w:rPr>
-                <w:noProof/>
-                <w:webHidden/>
-                <w:szCs w:val="24"/>
+                <w:sz w:val="28"/>
+                <w:szCs w:val="28"/>
+              </w:rPr>
+              <w:t>8</w:t>
+            </w:r>
+            <w:r>
+              <w:rPr>
+                <w:noProof/>
+                <w:webHidden/>
+                <w:sz w:val="28"/>
+                <w:szCs w:val="28"/>
               </w:rPr>
               <w:fldChar w:fldCharType="end"/>
             </w:r>
@@ -1945,24 +2005,22 @@
         <w:p>
           <w:pPr>
             <w:pStyle w:val="25"/>
-            <w:tabs>
-              <w:tab w:val="right" w:leader="dot" w:pos="9344"/>
-            </w:tabs>
             <w:spacing w:line="360" w:lineRule="auto"/>
-            <w:jc w:val="both"/>
             <w:rPr>
               <w:rFonts w:asciiTheme="minorHAnsi" w:eastAsiaTheme="minorEastAsia" w:hAnsiTheme="minorHAnsi" w:cstheme="minorBidi"/>
               <w:noProof/>
-              <w:szCs w:val="24"/>
+              <w:sz w:val="28"/>
+              <w:szCs w:val="28"/>
               <w:lang w:eastAsia="ru-RU"/>
             </w:rPr>
           </w:pPr>
-          <w:hyperlink w:anchor="_Toc199167153" w:history="1">
+          <w:hyperlink w:anchor="_Toc199851651" w:history="1">
             <w:r>
               <w:rPr>
                 <w:rStyle w:val="a7"/>
                 <w:noProof/>
-                <w:szCs w:val="24"/>
+                <w:sz w:val="28"/>
+                <w:szCs w:val="28"/>
               </w:rPr>
               <w:t>1.6 Соответствие проектных решений нормам и правилам техники безопасности, пожаро- и взрывобезопасности</w:t>
             </w:r>
@@ -1970,7 +2028,8 @@
               <w:rPr>
                 <w:noProof/>
                 <w:webHidden/>
-                <w:szCs w:val="24"/>
+                <w:sz w:val="28"/>
+                <w:szCs w:val="28"/>
               </w:rPr>
               <w:tab/>
             </w:r>
@@ -1978,7 +2037,8 @@
               <w:rPr>
                 <w:noProof/>
                 <w:webHidden/>
-                <w:szCs w:val="24"/>
+                <w:sz w:val="28"/>
+                <w:szCs w:val="28"/>
               </w:rPr>
               <w:fldChar w:fldCharType="begin"/>
             </w:r>
@@ -1986,22 +2046,25 @@
               <w:rPr>
                 <w:noProof/>
                 <w:webHidden/>
-                <w:szCs w:val="24"/>
-              </w:rPr>
-              <w:instrText xml:space="preserve"> PAGEREF _Toc199167153 \h </w:instrText>
-            </w:r>
-            <w:r>
-              <w:rPr>
-                <w:noProof/>
-                <w:webHidden/>
-                <w:szCs w:val="24"/>
-              </w:rPr>
-            </w:r>
-            <w:r>
-              <w:rPr>
-                <w:noProof/>
-                <w:webHidden/>
-                <w:szCs w:val="24"/>
+                <w:sz w:val="28"/>
+                <w:szCs w:val="28"/>
+              </w:rPr>
+              <w:instrText xml:space="preserve"> PAGEREF _Toc199851651 \h </w:instrText>
+            </w:r>
+            <w:r>
+              <w:rPr>
+                <w:noProof/>
+                <w:webHidden/>
+                <w:sz w:val="28"/>
+                <w:szCs w:val="28"/>
+              </w:rPr>
+            </w:r>
+            <w:r>
+              <w:rPr>
+                <w:noProof/>
+                <w:webHidden/>
+                <w:sz w:val="28"/>
+                <w:szCs w:val="28"/>
               </w:rPr>
               <w:fldChar w:fldCharType="separate"/>
             </w:r>
@@ -2009,15 +2072,17 @@
               <w:rPr>
                 <w:noProof/>
                 <w:webHidden/>
-                <w:szCs w:val="24"/>
-              </w:rPr>
-              <w:t>8</w:t>
-            </w:r>
-            <w:r>
-              <w:rPr>
-                <w:noProof/>
-                <w:webHidden/>
-                <w:szCs w:val="24"/>
+                <w:sz w:val="28"/>
+                <w:szCs w:val="28"/>
+              </w:rPr>
+              <w:t>9</w:t>
+            </w:r>
+            <w:r>
+              <w:rPr>
+                <w:noProof/>
+                <w:webHidden/>
+                <w:sz w:val="28"/>
+                <w:szCs w:val="28"/>
               </w:rPr>
               <w:fldChar w:fldCharType="end"/>
             </w:r>
@@ -2026,24 +2091,22 @@
         <w:p>
           <w:pPr>
             <w:pStyle w:val="25"/>
-            <w:tabs>
-              <w:tab w:val="right" w:leader="dot" w:pos="9344"/>
-            </w:tabs>
             <w:spacing w:line="360" w:lineRule="auto"/>
-            <w:jc w:val="both"/>
             <w:rPr>
               <w:rFonts w:asciiTheme="minorHAnsi" w:eastAsiaTheme="minorEastAsia" w:hAnsiTheme="minorHAnsi" w:cstheme="minorBidi"/>
               <w:noProof/>
-              <w:szCs w:val="24"/>
+              <w:sz w:val="28"/>
+              <w:szCs w:val="28"/>
               <w:lang w:eastAsia="ru-RU"/>
             </w:rPr>
           </w:pPr>
-          <w:hyperlink w:anchor="_Toc199167154" w:history="1">
+          <w:hyperlink w:anchor="_Toc199851652" w:history="1">
             <w:r>
               <w:rPr>
                 <w:rStyle w:val="a7"/>
                 <w:noProof/>
-                <w:szCs w:val="24"/>
+                <w:sz w:val="28"/>
+                <w:szCs w:val="28"/>
               </w:rPr>
               <w:t>1.7 Используемые при проектировании нормативно-технические документы</w:t>
             </w:r>
@@ -2051,7 +2114,8 @@
               <w:rPr>
                 <w:noProof/>
                 <w:webHidden/>
-                <w:szCs w:val="24"/>
+                <w:sz w:val="28"/>
+                <w:szCs w:val="28"/>
               </w:rPr>
               <w:tab/>
             </w:r>
@@ -2059,7 +2123,8 @@
               <w:rPr>
                 <w:noProof/>
                 <w:webHidden/>
-                <w:szCs w:val="24"/>
+                <w:sz w:val="28"/>
+                <w:szCs w:val="28"/>
               </w:rPr>
               <w:fldChar w:fldCharType="begin"/>
             </w:r>
@@ -2067,22 +2132,25 @@
               <w:rPr>
                 <w:noProof/>
                 <w:webHidden/>
-                <w:szCs w:val="24"/>
-              </w:rPr>
-              <w:instrText xml:space="preserve"> PAGEREF _Toc199167154 \h </w:instrText>
-            </w:r>
-            <w:r>
-              <w:rPr>
-                <w:noProof/>
-                <w:webHidden/>
-                <w:szCs w:val="24"/>
-              </w:rPr>
-            </w:r>
-            <w:r>
-              <w:rPr>
-                <w:noProof/>
-                <w:webHidden/>
-                <w:szCs w:val="24"/>
+                <w:sz w:val="28"/>
+                <w:szCs w:val="28"/>
+              </w:rPr>
+              <w:instrText xml:space="preserve"> PAGEREF _Toc199851652 \h </w:instrText>
+            </w:r>
+            <w:r>
+              <w:rPr>
+                <w:noProof/>
+                <w:webHidden/>
+                <w:sz w:val="28"/>
+                <w:szCs w:val="28"/>
+              </w:rPr>
+            </w:r>
+            <w:r>
+              <w:rPr>
+                <w:noProof/>
+                <w:webHidden/>
+                <w:sz w:val="28"/>
+                <w:szCs w:val="28"/>
               </w:rPr>
               <w:fldChar w:fldCharType="separate"/>
             </w:r>
@@ -2090,15 +2158,17 @@
               <w:rPr>
                 <w:noProof/>
                 <w:webHidden/>
-                <w:szCs w:val="24"/>
-              </w:rPr>
-              <w:t>8</w:t>
-            </w:r>
-            <w:r>
-              <w:rPr>
-                <w:noProof/>
-                <w:webHidden/>
-                <w:szCs w:val="24"/>
+                <w:sz w:val="28"/>
+                <w:szCs w:val="28"/>
+              </w:rPr>
+              <w:t>9</w:t>
+            </w:r>
+            <w:r>
+              <w:rPr>
+                <w:noProof/>
+                <w:webHidden/>
+                <w:sz w:val="28"/>
+                <w:szCs w:val="28"/>
               </w:rPr>
               <w:fldChar w:fldCharType="end"/>
             </w:r>
@@ -2108,20 +2178,21 @@
           <w:pPr>
             <w:pStyle w:val="14"/>
             <w:spacing w:line="360" w:lineRule="auto"/>
-            <w:jc w:val="both"/>
             <w:rPr>
               <w:rFonts w:asciiTheme="minorHAnsi" w:eastAsiaTheme="minorEastAsia" w:hAnsiTheme="minorHAnsi" w:cstheme="minorBidi"/>
               <w:noProof/>
-              <w:szCs w:val="24"/>
+              <w:sz w:val="28"/>
+              <w:szCs w:val="28"/>
               <w:lang w:eastAsia="ru-RU"/>
             </w:rPr>
           </w:pPr>
-          <w:hyperlink w:anchor="_Toc199167155" w:history="1">
+          <w:hyperlink w:anchor="_Toc199851653" w:history="1">
             <w:r>
               <w:rPr>
                 <w:rStyle w:val="a7"/>
                 <w:noProof/>
-                <w:szCs w:val="24"/>
+                <w:sz w:val="28"/>
+                <w:szCs w:val="28"/>
               </w:rPr>
               <w:t>2 Основные технические решения</w:t>
             </w:r>
@@ -2129,7 +2200,8 @@
               <w:rPr>
                 <w:noProof/>
                 <w:webHidden/>
-                <w:szCs w:val="24"/>
+                <w:sz w:val="28"/>
+                <w:szCs w:val="28"/>
               </w:rPr>
               <w:tab/>
             </w:r>
@@ -2137,7 +2209,8 @@
               <w:rPr>
                 <w:noProof/>
                 <w:webHidden/>
-                <w:szCs w:val="24"/>
+                <w:sz w:val="28"/>
+                <w:szCs w:val="28"/>
               </w:rPr>
               <w:fldChar w:fldCharType="begin"/>
             </w:r>
@@ -2145,22 +2218,25 @@
               <w:rPr>
                 <w:noProof/>
                 <w:webHidden/>
-                <w:szCs w:val="24"/>
-              </w:rPr>
-              <w:instrText xml:space="preserve"> PAGEREF _Toc199167155 \h </w:instrText>
-            </w:r>
-            <w:r>
-              <w:rPr>
-                <w:noProof/>
-                <w:webHidden/>
-                <w:szCs w:val="24"/>
-              </w:rPr>
-            </w:r>
-            <w:r>
-              <w:rPr>
-                <w:noProof/>
-                <w:webHidden/>
-                <w:szCs w:val="24"/>
+                <w:sz w:val="28"/>
+                <w:szCs w:val="28"/>
+              </w:rPr>
+              <w:instrText xml:space="preserve"> PAGEREF _Toc199851653 \h </w:instrText>
+            </w:r>
+            <w:r>
+              <w:rPr>
+                <w:noProof/>
+                <w:webHidden/>
+                <w:sz w:val="28"/>
+                <w:szCs w:val="28"/>
+              </w:rPr>
+            </w:r>
+            <w:r>
+              <w:rPr>
+                <w:noProof/>
+                <w:webHidden/>
+                <w:sz w:val="28"/>
+                <w:szCs w:val="28"/>
               </w:rPr>
               <w:fldChar w:fldCharType="separate"/>
             </w:r>
@@ -2168,15 +2244,17 @@
               <w:rPr>
                 <w:noProof/>
                 <w:webHidden/>
-                <w:szCs w:val="24"/>
-              </w:rPr>
-              <w:t>10</w:t>
-            </w:r>
-            <w:r>
-              <w:rPr>
-                <w:noProof/>
-                <w:webHidden/>
-                <w:szCs w:val="24"/>
+                <w:sz w:val="28"/>
+                <w:szCs w:val="28"/>
+              </w:rPr>
+              <w:t>11</w:t>
+            </w:r>
+            <w:r>
+              <w:rPr>
+                <w:noProof/>
+                <w:webHidden/>
+                <w:sz w:val="28"/>
+                <w:szCs w:val="28"/>
               </w:rPr>
               <w:fldChar w:fldCharType="end"/>
             </w:r>
@@ -2185,24 +2263,22 @@
         <w:p>
           <w:pPr>
             <w:pStyle w:val="25"/>
-            <w:tabs>
-              <w:tab w:val="right" w:leader="dot" w:pos="9344"/>
-            </w:tabs>
             <w:spacing w:line="360" w:lineRule="auto"/>
-            <w:jc w:val="both"/>
             <w:rPr>
               <w:rFonts w:asciiTheme="minorHAnsi" w:eastAsiaTheme="minorEastAsia" w:hAnsiTheme="minorHAnsi" w:cstheme="minorBidi"/>
               <w:noProof/>
-              <w:szCs w:val="24"/>
+              <w:sz w:val="28"/>
+              <w:szCs w:val="28"/>
               <w:lang w:eastAsia="ru-RU"/>
             </w:rPr>
           </w:pPr>
-          <w:hyperlink w:anchor="_Toc199167156" w:history="1">
+          <w:hyperlink w:anchor="_Toc199851654" w:history="1">
             <w:r>
               <w:rPr>
                 <w:rStyle w:val="a7"/>
                 <w:noProof/>
-                <w:szCs w:val="24"/>
+                <w:sz w:val="28"/>
+                <w:szCs w:val="28"/>
               </w:rPr>
               <w:t>2.1 Техническая архитектура</w:t>
             </w:r>
@@ -2210,7 +2286,8 @@
               <w:rPr>
                 <w:noProof/>
                 <w:webHidden/>
-                <w:szCs w:val="24"/>
+                <w:sz w:val="28"/>
+                <w:szCs w:val="28"/>
               </w:rPr>
               <w:tab/>
             </w:r>
@@ -2218,7 +2295,8 @@
               <w:rPr>
                 <w:noProof/>
                 <w:webHidden/>
-                <w:szCs w:val="24"/>
+                <w:sz w:val="28"/>
+                <w:szCs w:val="28"/>
               </w:rPr>
               <w:fldChar w:fldCharType="begin"/>
             </w:r>
@@ -2226,22 +2304,25 @@
               <w:rPr>
                 <w:noProof/>
                 <w:webHidden/>
-                <w:szCs w:val="24"/>
-              </w:rPr>
-              <w:instrText xml:space="preserve"> PAGEREF _Toc199167156 \h </w:instrText>
-            </w:r>
-            <w:r>
-              <w:rPr>
-                <w:noProof/>
-                <w:webHidden/>
-                <w:szCs w:val="24"/>
-              </w:rPr>
-            </w:r>
-            <w:r>
-              <w:rPr>
-                <w:noProof/>
-                <w:webHidden/>
-                <w:szCs w:val="24"/>
+                <w:sz w:val="28"/>
+                <w:szCs w:val="28"/>
+              </w:rPr>
+              <w:instrText xml:space="preserve"> PAGEREF _Toc199851654 \h </w:instrText>
+            </w:r>
+            <w:r>
+              <w:rPr>
+                <w:noProof/>
+                <w:webHidden/>
+                <w:sz w:val="28"/>
+                <w:szCs w:val="28"/>
+              </w:rPr>
+            </w:r>
+            <w:r>
+              <w:rPr>
+                <w:noProof/>
+                <w:webHidden/>
+                <w:sz w:val="28"/>
+                <w:szCs w:val="28"/>
               </w:rPr>
               <w:fldChar w:fldCharType="separate"/>
             </w:r>
@@ -2249,15 +2330,17 @@
               <w:rPr>
                 <w:noProof/>
                 <w:webHidden/>
-                <w:szCs w:val="24"/>
-              </w:rPr>
-              <w:t>10</w:t>
-            </w:r>
-            <w:r>
-              <w:rPr>
-                <w:noProof/>
-                <w:webHidden/>
-                <w:szCs w:val="24"/>
+                <w:sz w:val="28"/>
+                <w:szCs w:val="28"/>
+              </w:rPr>
+              <w:t>11</w:t>
+            </w:r>
+            <w:r>
+              <w:rPr>
+                <w:noProof/>
+                <w:webHidden/>
+                <w:sz w:val="28"/>
+                <w:szCs w:val="28"/>
               </w:rPr>
               <w:fldChar w:fldCharType="end"/>
             </w:r>
@@ -2270,20 +2353,21 @@
               <w:tab w:val="right" w:leader="dot" w:pos="9344"/>
             </w:tabs>
             <w:spacing w:line="360" w:lineRule="auto"/>
-            <w:jc w:val="both"/>
             <w:rPr>
               <w:rFonts w:asciiTheme="minorHAnsi" w:eastAsiaTheme="minorEastAsia" w:hAnsiTheme="minorHAnsi" w:cstheme="minorBidi"/>
               <w:noProof/>
-              <w:szCs w:val="24"/>
+              <w:sz w:val="28"/>
+              <w:szCs w:val="28"/>
               <w:lang w:eastAsia="ru-RU"/>
             </w:rPr>
           </w:pPr>
-          <w:hyperlink w:anchor="_Toc199167157" w:history="1">
+          <w:hyperlink w:anchor="_Toc199851655" w:history="1">
             <w:r>
               <w:rPr>
                 <w:rStyle w:val="a7"/>
                 <w:noProof/>
-                <w:szCs w:val="24"/>
+                <w:sz w:val="28"/>
+                <w:szCs w:val="28"/>
               </w:rPr>
               <w:t>2.1.1 Структура построения Системы</w:t>
             </w:r>
@@ -2291,7 +2375,8 @@
               <w:rPr>
                 <w:noProof/>
                 <w:webHidden/>
-                <w:szCs w:val="24"/>
+                <w:sz w:val="28"/>
+                <w:szCs w:val="28"/>
               </w:rPr>
               <w:tab/>
             </w:r>
@@ -2299,7 +2384,8 @@
               <w:rPr>
                 <w:noProof/>
                 <w:webHidden/>
-                <w:szCs w:val="24"/>
+                <w:sz w:val="28"/>
+                <w:szCs w:val="28"/>
               </w:rPr>
               <w:fldChar w:fldCharType="begin"/>
             </w:r>
@@ -2307,22 +2393,25 @@
               <w:rPr>
                 <w:noProof/>
                 <w:webHidden/>
-                <w:szCs w:val="24"/>
-              </w:rPr>
-              <w:instrText xml:space="preserve"> PAGEREF _Toc199167157 \h </w:instrText>
-            </w:r>
-            <w:r>
-              <w:rPr>
-                <w:noProof/>
-                <w:webHidden/>
-                <w:szCs w:val="24"/>
-              </w:rPr>
-            </w:r>
-            <w:r>
-              <w:rPr>
-                <w:noProof/>
-                <w:webHidden/>
-                <w:szCs w:val="24"/>
+                <w:sz w:val="28"/>
+                <w:szCs w:val="28"/>
+              </w:rPr>
+              <w:instrText xml:space="preserve"> PAGEREF _Toc199851655 \h </w:instrText>
+            </w:r>
+            <w:r>
+              <w:rPr>
+                <w:noProof/>
+                <w:webHidden/>
+                <w:sz w:val="28"/>
+                <w:szCs w:val="28"/>
+              </w:rPr>
+            </w:r>
+            <w:r>
+              <w:rPr>
+                <w:noProof/>
+                <w:webHidden/>
+                <w:sz w:val="28"/>
+                <w:szCs w:val="28"/>
               </w:rPr>
               <w:fldChar w:fldCharType="separate"/>
             </w:r>
@@ -2330,15 +2419,17 @@
               <w:rPr>
                 <w:noProof/>
                 <w:webHidden/>
-                <w:szCs w:val="24"/>
-              </w:rPr>
-              <w:t>10</w:t>
-            </w:r>
-            <w:r>
-              <w:rPr>
-                <w:noProof/>
-                <w:webHidden/>
-                <w:szCs w:val="24"/>
+                <w:sz w:val="28"/>
+                <w:szCs w:val="28"/>
+              </w:rPr>
+              <w:t>11</w:t>
+            </w:r>
+            <w:r>
+              <w:rPr>
+                <w:noProof/>
+                <w:webHidden/>
+                <w:sz w:val="28"/>
+                <w:szCs w:val="28"/>
               </w:rPr>
               <w:fldChar w:fldCharType="end"/>
             </w:r>
@@ -2351,20 +2442,21 @@
               <w:tab w:val="right" w:leader="dot" w:pos="9344"/>
             </w:tabs>
             <w:spacing w:line="360" w:lineRule="auto"/>
-            <w:jc w:val="both"/>
             <w:rPr>
               <w:rFonts w:asciiTheme="minorHAnsi" w:eastAsiaTheme="minorEastAsia" w:hAnsiTheme="minorHAnsi" w:cstheme="minorBidi"/>
               <w:noProof/>
-              <w:szCs w:val="24"/>
+              <w:sz w:val="28"/>
+              <w:szCs w:val="28"/>
               <w:lang w:eastAsia="ru-RU"/>
             </w:rPr>
           </w:pPr>
-          <w:hyperlink w:anchor="_Toc199167158" w:history="1">
+          <w:hyperlink w:anchor="_Toc199851656" w:history="1">
             <w:r>
               <w:rPr>
                 <w:rStyle w:val="a7"/>
                 <w:noProof/>
-                <w:szCs w:val="24"/>
+                <w:sz w:val="28"/>
+                <w:szCs w:val="28"/>
               </w:rPr>
               <w:t>2.1.2 Подсистема медиасерверов</w:t>
             </w:r>
@@ -2372,7 +2464,8 @@
               <w:rPr>
                 <w:noProof/>
                 <w:webHidden/>
-                <w:szCs w:val="24"/>
+                <w:sz w:val="28"/>
+                <w:szCs w:val="28"/>
               </w:rPr>
               <w:tab/>
             </w:r>
@@ -2380,7 +2473,8 @@
               <w:rPr>
                 <w:noProof/>
                 <w:webHidden/>
-                <w:szCs w:val="24"/>
+                <w:sz w:val="28"/>
+                <w:szCs w:val="28"/>
               </w:rPr>
               <w:fldChar w:fldCharType="begin"/>
             </w:r>
@@ -2388,22 +2482,25 @@
               <w:rPr>
                 <w:noProof/>
                 <w:webHidden/>
-                <w:szCs w:val="24"/>
-              </w:rPr>
-              <w:instrText xml:space="preserve"> PAGEREF _Toc199167158 \h </w:instrText>
-            </w:r>
-            <w:r>
-              <w:rPr>
-                <w:noProof/>
-                <w:webHidden/>
-                <w:szCs w:val="24"/>
-              </w:rPr>
-            </w:r>
-            <w:r>
-              <w:rPr>
-                <w:noProof/>
-                <w:webHidden/>
-                <w:szCs w:val="24"/>
+                <w:sz w:val="28"/>
+                <w:szCs w:val="28"/>
+              </w:rPr>
+              <w:instrText xml:space="preserve"> PAGEREF _Toc199851656 \h </w:instrText>
+            </w:r>
+            <w:r>
+              <w:rPr>
+                <w:noProof/>
+                <w:webHidden/>
+                <w:sz w:val="28"/>
+                <w:szCs w:val="28"/>
+              </w:rPr>
+            </w:r>
+            <w:r>
+              <w:rPr>
+                <w:noProof/>
+                <w:webHidden/>
+                <w:sz w:val="28"/>
+                <w:szCs w:val="28"/>
               </w:rPr>
               <w:fldChar w:fldCharType="separate"/>
             </w:r>
@@ -2411,15 +2508,17 @@
               <w:rPr>
                 <w:noProof/>
                 <w:webHidden/>
-                <w:szCs w:val="24"/>
-              </w:rPr>
-              <w:t>12</w:t>
-            </w:r>
-            <w:r>
-              <w:rPr>
-                <w:noProof/>
-                <w:webHidden/>
-                <w:szCs w:val="24"/>
+                <w:sz w:val="28"/>
+                <w:szCs w:val="28"/>
+              </w:rPr>
+              <w:t>13</w:t>
+            </w:r>
+            <w:r>
+              <w:rPr>
+                <w:noProof/>
+                <w:webHidden/>
+                <w:sz w:val="28"/>
+                <w:szCs w:val="28"/>
               </w:rPr>
               <w:fldChar w:fldCharType="end"/>
             </w:r>
@@ -2432,20 +2531,21 @@
               <w:tab w:val="right" w:leader="dot" w:pos="9344"/>
             </w:tabs>
             <w:spacing w:line="360" w:lineRule="auto"/>
-            <w:jc w:val="both"/>
             <w:rPr>
               <w:rFonts w:asciiTheme="minorHAnsi" w:eastAsiaTheme="minorEastAsia" w:hAnsiTheme="minorHAnsi" w:cstheme="minorBidi"/>
               <w:noProof/>
-              <w:szCs w:val="24"/>
+              <w:sz w:val="28"/>
+              <w:szCs w:val="28"/>
               <w:lang w:eastAsia="ru-RU"/>
             </w:rPr>
           </w:pPr>
-          <w:hyperlink w:anchor="_Toc199167159" w:history="1">
+          <w:hyperlink w:anchor="_Toc199851657" w:history="1">
             <w:r>
               <w:rPr>
                 <w:rStyle w:val="a7"/>
                 <w:noProof/>
-                <w:szCs w:val="24"/>
+                <w:sz w:val="28"/>
+                <w:szCs w:val="28"/>
               </w:rPr>
               <w:t>2.1.3 Подсистема виртуализации производственных ресурсов (ПВПР)</w:t>
             </w:r>
@@ -2453,7 +2553,8 @@
               <w:rPr>
                 <w:noProof/>
                 <w:webHidden/>
-                <w:szCs w:val="24"/>
+                <w:sz w:val="28"/>
+                <w:szCs w:val="28"/>
               </w:rPr>
               <w:tab/>
             </w:r>
@@ -2461,7 +2562,8 @@
               <w:rPr>
                 <w:noProof/>
                 <w:webHidden/>
-                <w:szCs w:val="24"/>
+                <w:sz w:val="28"/>
+                <w:szCs w:val="28"/>
               </w:rPr>
               <w:fldChar w:fldCharType="begin"/>
             </w:r>
@@ -2469,22 +2571,25 @@
               <w:rPr>
                 <w:noProof/>
                 <w:webHidden/>
-                <w:szCs w:val="24"/>
-              </w:rPr>
-              <w:instrText xml:space="preserve"> PAGEREF _Toc199167159 \h </w:instrText>
-            </w:r>
-            <w:r>
-              <w:rPr>
-                <w:noProof/>
-                <w:webHidden/>
-                <w:szCs w:val="24"/>
-              </w:rPr>
-            </w:r>
-            <w:r>
-              <w:rPr>
-                <w:noProof/>
-                <w:webHidden/>
-                <w:szCs w:val="24"/>
+                <w:sz w:val="28"/>
+                <w:szCs w:val="28"/>
+              </w:rPr>
+              <w:instrText xml:space="preserve"> PAGEREF _Toc199851657 \h </w:instrText>
+            </w:r>
+            <w:r>
+              <w:rPr>
+                <w:noProof/>
+                <w:webHidden/>
+                <w:sz w:val="28"/>
+                <w:szCs w:val="28"/>
+              </w:rPr>
+            </w:r>
+            <w:r>
+              <w:rPr>
+                <w:noProof/>
+                <w:webHidden/>
+                <w:sz w:val="28"/>
+                <w:szCs w:val="28"/>
               </w:rPr>
               <w:fldChar w:fldCharType="separate"/>
             </w:r>
@@ -2492,15 +2597,17 @@
               <w:rPr>
                 <w:noProof/>
                 <w:webHidden/>
-                <w:szCs w:val="24"/>
-              </w:rPr>
-              <w:t>13</w:t>
-            </w:r>
-            <w:r>
-              <w:rPr>
-                <w:noProof/>
-                <w:webHidden/>
-                <w:szCs w:val="24"/>
+                <w:sz w:val="28"/>
+                <w:szCs w:val="28"/>
+              </w:rPr>
+              <w:t>14</w:t>
+            </w:r>
+            <w:r>
+              <w:rPr>
+                <w:noProof/>
+                <w:webHidden/>
+                <w:sz w:val="28"/>
+                <w:szCs w:val="28"/>
               </w:rPr>
               <w:fldChar w:fldCharType="end"/>
             </w:r>
@@ -2513,20 +2620,21 @@
               <w:tab w:val="right" w:leader="dot" w:pos="9344"/>
             </w:tabs>
             <w:spacing w:line="360" w:lineRule="auto"/>
-            <w:jc w:val="both"/>
             <w:rPr>
               <w:rFonts w:asciiTheme="minorHAnsi" w:eastAsiaTheme="minorEastAsia" w:hAnsiTheme="minorHAnsi" w:cstheme="minorBidi"/>
               <w:noProof/>
-              <w:szCs w:val="24"/>
+              <w:sz w:val="28"/>
+              <w:szCs w:val="28"/>
               <w:lang w:eastAsia="ru-RU"/>
             </w:rPr>
           </w:pPr>
-          <w:hyperlink w:anchor="_Toc199167160" w:history="1">
+          <w:hyperlink w:anchor="_Toc199851658" w:history="1">
             <w:r>
               <w:rPr>
                 <w:rStyle w:val="a7"/>
                 <w:noProof/>
-                <w:szCs w:val="24"/>
+                <w:sz w:val="28"/>
+                <w:szCs w:val="28"/>
               </w:rPr>
               <w:t>2.1.4 Подсистема хранения медиаконтента (ПХМ)</w:t>
             </w:r>
@@ -2534,7 +2642,8 @@
               <w:rPr>
                 <w:noProof/>
                 <w:webHidden/>
-                <w:szCs w:val="24"/>
+                <w:sz w:val="28"/>
+                <w:szCs w:val="28"/>
               </w:rPr>
               <w:tab/>
             </w:r>
@@ -2542,7 +2651,8 @@
               <w:rPr>
                 <w:noProof/>
                 <w:webHidden/>
-                <w:szCs w:val="24"/>
+                <w:sz w:val="28"/>
+                <w:szCs w:val="28"/>
               </w:rPr>
               <w:fldChar w:fldCharType="begin"/>
             </w:r>
@@ -2550,22 +2660,25 @@
               <w:rPr>
                 <w:noProof/>
                 <w:webHidden/>
-                <w:szCs w:val="24"/>
-              </w:rPr>
-              <w:instrText xml:space="preserve"> PAGEREF _Toc199167160 \h </w:instrText>
-            </w:r>
-            <w:r>
-              <w:rPr>
-                <w:noProof/>
-                <w:webHidden/>
-                <w:szCs w:val="24"/>
-              </w:rPr>
-            </w:r>
-            <w:r>
-              <w:rPr>
-                <w:noProof/>
-                <w:webHidden/>
-                <w:szCs w:val="24"/>
+                <w:sz w:val="28"/>
+                <w:szCs w:val="28"/>
+              </w:rPr>
+              <w:instrText xml:space="preserve"> PAGEREF _Toc199851658 \h </w:instrText>
+            </w:r>
+            <w:r>
+              <w:rPr>
+                <w:noProof/>
+                <w:webHidden/>
+                <w:sz w:val="28"/>
+                <w:szCs w:val="28"/>
+              </w:rPr>
+            </w:r>
+            <w:r>
+              <w:rPr>
+                <w:noProof/>
+                <w:webHidden/>
+                <w:sz w:val="28"/>
+                <w:szCs w:val="28"/>
               </w:rPr>
               <w:fldChar w:fldCharType="separate"/>
             </w:r>
@@ -2573,15 +2686,17 @@
               <w:rPr>
                 <w:noProof/>
                 <w:webHidden/>
-                <w:szCs w:val="24"/>
-              </w:rPr>
-              <w:t>14</w:t>
-            </w:r>
-            <w:r>
-              <w:rPr>
-                <w:noProof/>
-                <w:webHidden/>
-                <w:szCs w:val="24"/>
+                <w:sz w:val="28"/>
+                <w:szCs w:val="28"/>
+              </w:rPr>
+              <w:t>15</w:t>
+            </w:r>
+            <w:r>
+              <w:rPr>
+                <w:noProof/>
+                <w:webHidden/>
+                <w:sz w:val="28"/>
+                <w:szCs w:val="28"/>
               </w:rPr>
               <w:fldChar w:fldCharType="end"/>
             </w:r>
@@ -2594,20 +2709,21 @@
               <w:tab w:val="right" w:leader="dot" w:pos="9344"/>
             </w:tabs>
             <w:spacing w:line="360" w:lineRule="auto"/>
-            <w:jc w:val="both"/>
             <w:rPr>
               <w:rFonts w:asciiTheme="minorHAnsi" w:eastAsiaTheme="minorEastAsia" w:hAnsiTheme="minorHAnsi" w:cstheme="minorBidi"/>
               <w:noProof/>
-              <w:szCs w:val="24"/>
+              <w:sz w:val="28"/>
+              <w:szCs w:val="28"/>
               <w:lang w:eastAsia="ru-RU"/>
             </w:rPr>
           </w:pPr>
-          <w:hyperlink w:anchor="_Toc199167161" w:history="1">
+          <w:hyperlink w:anchor="_Toc199851659" w:history="1">
             <w:r>
               <w:rPr>
                 <w:rStyle w:val="a7"/>
                 <w:noProof/>
-                <w:szCs w:val="24"/>
+                <w:sz w:val="28"/>
+                <w:szCs w:val="28"/>
               </w:rPr>
               <w:t>2.1.5 Подсистема сетевого хранения данных (СХД)</w:t>
             </w:r>
@@ -2615,7 +2731,8 @@
               <w:rPr>
                 <w:noProof/>
                 <w:webHidden/>
-                <w:szCs w:val="24"/>
+                <w:sz w:val="28"/>
+                <w:szCs w:val="28"/>
               </w:rPr>
               <w:tab/>
             </w:r>
@@ -2623,7 +2740,8 @@
               <w:rPr>
                 <w:noProof/>
                 <w:webHidden/>
-                <w:szCs w:val="24"/>
+                <w:sz w:val="28"/>
+                <w:szCs w:val="28"/>
               </w:rPr>
               <w:fldChar w:fldCharType="begin"/>
             </w:r>
@@ -2631,22 +2749,25 @@
               <w:rPr>
                 <w:noProof/>
                 <w:webHidden/>
-                <w:szCs w:val="24"/>
-              </w:rPr>
-              <w:instrText xml:space="preserve"> PAGEREF _Toc199167161 \h </w:instrText>
-            </w:r>
-            <w:r>
-              <w:rPr>
-                <w:noProof/>
-                <w:webHidden/>
-                <w:szCs w:val="24"/>
-              </w:rPr>
-            </w:r>
-            <w:r>
-              <w:rPr>
-                <w:noProof/>
-                <w:webHidden/>
-                <w:szCs w:val="24"/>
+                <w:sz w:val="28"/>
+                <w:szCs w:val="28"/>
+              </w:rPr>
+              <w:instrText xml:space="preserve"> PAGEREF _Toc199851659 \h </w:instrText>
+            </w:r>
+            <w:r>
+              <w:rPr>
+                <w:noProof/>
+                <w:webHidden/>
+                <w:sz w:val="28"/>
+                <w:szCs w:val="28"/>
+              </w:rPr>
+            </w:r>
+            <w:r>
+              <w:rPr>
+                <w:noProof/>
+                <w:webHidden/>
+                <w:sz w:val="28"/>
+                <w:szCs w:val="28"/>
               </w:rPr>
               <w:fldChar w:fldCharType="separate"/>
             </w:r>
@@ -2654,15 +2775,17 @@
               <w:rPr>
                 <w:noProof/>
                 <w:webHidden/>
-                <w:szCs w:val="24"/>
-              </w:rPr>
-              <w:t>15</w:t>
-            </w:r>
-            <w:r>
-              <w:rPr>
-                <w:noProof/>
-                <w:webHidden/>
-                <w:szCs w:val="24"/>
+                <w:sz w:val="28"/>
+                <w:szCs w:val="28"/>
+              </w:rPr>
+              <w:t>16</w:t>
+            </w:r>
+            <w:r>
+              <w:rPr>
+                <w:noProof/>
+                <w:webHidden/>
+                <w:sz w:val="28"/>
+                <w:szCs w:val="28"/>
               </w:rPr>
               <w:fldChar w:fldCharType="end"/>
             </w:r>
@@ -2675,20 +2798,21 @@
               <w:tab w:val="right" w:leader="dot" w:pos="9344"/>
             </w:tabs>
             <w:spacing w:line="360" w:lineRule="auto"/>
-            <w:jc w:val="both"/>
             <w:rPr>
               <w:rFonts w:asciiTheme="minorHAnsi" w:eastAsiaTheme="minorEastAsia" w:hAnsiTheme="minorHAnsi" w:cstheme="minorBidi"/>
               <w:noProof/>
-              <w:szCs w:val="24"/>
+              <w:sz w:val="28"/>
+              <w:szCs w:val="28"/>
               <w:lang w:eastAsia="ru-RU"/>
             </w:rPr>
           </w:pPr>
-          <w:hyperlink w:anchor="_Toc199167162" w:history="1">
+          <w:hyperlink w:anchor="_Toc199851660" w:history="1">
             <w:r>
               <w:rPr>
                 <w:rStyle w:val="a7"/>
                 <w:noProof/>
-                <w:szCs w:val="24"/>
+                <w:sz w:val="28"/>
+                <w:szCs w:val="28"/>
               </w:rPr>
               <w:t>2.1.6 Подсистема трансляции и распределения контента (ПТРК)</w:t>
             </w:r>
@@ -2696,7 +2820,8 @@
               <w:rPr>
                 <w:noProof/>
                 <w:webHidden/>
-                <w:szCs w:val="24"/>
+                <w:sz w:val="28"/>
+                <w:szCs w:val="28"/>
               </w:rPr>
               <w:tab/>
             </w:r>
@@ -2704,7 +2829,8 @@
               <w:rPr>
                 <w:noProof/>
                 <w:webHidden/>
-                <w:szCs w:val="24"/>
+                <w:sz w:val="28"/>
+                <w:szCs w:val="28"/>
               </w:rPr>
               <w:fldChar w:fldCharType="begin"/>
             </w:r>
@@ -2712,22 +2838,25 @@
               <w:rPr>
                 <w:noProof/>
                 <w:webHidden/>
-                <w:szCs w:val="24"/>
-              </w:rPr>
-              <w:instrText xml:space="preserve"> PAGEREF _Toc199167162 \h </w:instrText>
-            </w:r>
-            <w:r>
-              <w:rPr>
-                <w:noProof/>
-                <w:webHidden/>
-                <w:szCs w:val="24"/>
-              </w:rPr>
-            </w:r>
-            <w:r>
-              <w:rPr>
-                <w:noProof/>
-                <w:webHidden/>
-                <w:szCs w:val="24"/>
+                <w:sz w:val="28"/>
+                <w:szCs w:val="28"/>
+              </w:rPr>
+              <w:instrText xml:space="preserve"> PAGEREF _Toc199851660 \h </w:instrText>
+            </w:r>
+            <w:r>
+              <w:rPr>
+                <w:noProof/>
+                <w:webHidden/>
+                <w:sz w:val="28"/>
+                <w:szCs w:val="28"/>
+              </w:rPr>
+            </w:r>
+            <w:r>
+              <w:rPr>
+                <w:noProof/>
+                <w:webHidden/>
+                <w:sz w:val="28"/>
+                <w:szCs w:val="28"/>
               </w:rPr>
               <w:fldChar w:fldCharType="separate"/>
             </w:r>
@@ -2735,15 +2864,17 @@
               <w:rPr>
                 <w:noProof/>
                 <w:webHidden/>
-                <w:szCs w:val="24"/>
-              </w:rPr>
-              <w:t>16</w:t>
-            </w:r>
-            <w:r>
-              <w:rPr>
-                <w:noProof/>
-                <w:webHidden/>
-                <w:szCs w:val="24"/>
+                <w:sz w:val="28"/>
+                <w:szCs w:val="28"/>
+              </w:rPr>
+              <w:t>17</w:t>
+            </w:r>
+            <w:r>
+              <w:rPr>
+                <w:noProof/>
+                <w:webHidden/>
+                <w:sz w:val="28"/>
+                <w:szCs w:val="28"/>
               </w:rPr>
               <w:fldChar w:fldCharType="end"/>
             </w:r>
@@ -2756,20 +2887,21 @@
               <w:tab w:val="right" w:leader="dot" w:pos="9344"/>
             </w:tabs>
             <w:spacing w:line="360" w:lineRule="auto"/>
-            <w:jc w:val="both"/>
             <w:rPr>
               <w:rFonts w:asciiTheme="minorHAnsi" w:eastAsiaTheme="minorEastAsia" w:hAnsiTheme="minorHAnsi" w:cstheme="minorBidi"/>
               <w:noProof/>
-              <w:szCs w:val="24"/>
+              <w:sz w:val="28"/>
+              <w:szCs w:val="28"/>
               <w:lang w:eastAsia="ru-RU"/>
             </w:rPr>
           </w:pPr>
-          <w:hyperlink w:anchor="_Toc199167163" w:history="1">
+          <w:hyperlink w:anchor="_Toc199851661" w:history="1">
             <w:r>
               <w:rPr>
                 <w:rStyle w:val="a7"/>
                 <w:noProof/>
-                <w:szCs w:val="24"/>
+                <w:sz w:val="28"/>
+                <w:szCs w:val="28"/>
               </w:rPr>
               <w:t>2.1.7 Подсистема балансировки медианагрузки (ПБМН)</w:t>
             </w:r>
@@ -2777,7 +2909,8 @@
               <w:rPr>
                 <w:noProof/>
                 <w:webHidden/>
-                <w:szCs w:val="24"/>
+                <w:sz w:val="28"/>
+                <w:szCs w:val="28"/>
               </w:rPr>
               <w:tab/>
             </w:r>
@@ -2785,7 +2918,8 @@
               <w:rPr>
                 <w:noProof/>
                 <w:webHidden/>
-                <w:szCs w:val="24"/>
+                <w:sz w:val="28"/>
+                <w:szCs w:val="28"/>
               </w:rPr>
               <w:fldChar w:fldCharType="begin"/>
             </w:r>
@@ -2793,22 +2927,25 @@
               <w:rPr>
                 <w:noProof/>
                 <w:webHidden/>
-                <w:szCs w:val="24"/>
-              </w:rPr>
-              <w:instrText xml:space="preserve"> PAGEREF _Toc199167163 \h </w:instrText>
-            </w:r>
-            <w:r>
-              <w:rPr>
-                <w:noProof/>
-                <w:webHidden/>
-                <w:szCs w:val="24"/>
-              </w:rPr>
-            </w:r>
-            <w:r>
-              <w:rPr>
-                <w:noProof/>
-                <w:webHidden/>
-                <w:szCs w:val="24"/>
+                <w:sz w:val="28"/>
+                <w:szCs w:val="28"/>
+              </w:rPr>
+              <w:instrText xml:space="preserve"> PAGEREF _Toc199851661 \h </w:instrText>
+            </w:r>
+            <w:r>
+              <w:rPr>
+                <w:noProof/>
+                <w:webHidden/>
+                <w:sz w:val="28"/>
+                <w:szCs w:val="28"/>
+              </w:rPr>
+            </w:r>
+            <w:r>
+              <w:rPr>
+                <w:noProof/>
+                <w:webHidden/>
+                <w:sz w:val="28"/>
+                <w:szCs w:val="28"/>
               </w:rPr>
               <w:fldChar w:fldCharType="separate"/>
             </w:r>
@@ -2816,15 +2953,17 @@
               <w:rPr>
                 <w:noProof/>
                 <w:webHidden/>
-                <w:szCs w:val="24"/>
-              </w:rPr>
-              <w:t>16</w:t>
-            </w:r>
-            <w:r>
-              <w:rPr>
-                <w:noProof/>
-                <w:webHidden/>
-                <w:szCs w:val="24"/>
+                <w:sz w:val="28"/>
+                <w:szCs w:val="28"/>
+              </w:rPr>
+              <w:t>17</w:t>
+            </w:r>
+            <w:r>
+              <w:rPr>
+                <w:noProof/>
+                <w:webHidden/>
+                <w:sz w:val="28"/>
+                <w:szCs w:val="28"/>
               </w:rPr>
               <w:fldChar w:fldCharType="end"/>
             </w:r>
@@ -2837,20 +2976,21 @@
               <w:tab w:val="right" w:leader="dot" w:pos="9344"/>
             </w:tabs>
             <w:spacing w:line="360" w:lineRule="auto"/>
-            <w:jc w:val="both"/>
             <w:rPr>
               <w:rFonts w:asciiTheme="minorHAnsi" w:eastAsiaTheme="minorEastAsia" w:hAnsiTheme="minorHAnsi" w:cstheme="minorBidi"/>
               <w:noProof/>
-              <w:szCs w:val="24"/>
+              <w:sz w:val="28"/>
+              <w:szCs w:val="28"/>
               <w:lang w:eastAsia="ru-RU"/>
             </w:rPr>
           </w:pPr>
-          <w:hyperlink w:anchor="_Toc199167164" w:history="1">
+          <w:hyperlink w:anchor="_Toc199851662" w:history="1">
             <w:r>
               <w:rPr>
                 <w:rStyle w:val="a7"/>
                 <w:noProof/>
-                <w:szCs w:val="24"/>
+                <w:sz w:val="28"/>
+                <w:szCs w:val="28"/>
               </w:rPr>
               <w:t>2.1.8 Подсистема виртуализации телекоммуникаций (ПВТ)</w:t>
             </w:r>
@@ -2858,7 +2998,8 @@
               <w:rPr>
                 <w:noProof/>
                 <w:webHidden/>
-                <w:szCs w:val="24"/>
+                <w:sz w:val="28"/>
+                <w:szCs w:val="28"/>
               </w:rPr>
               <w:tab/>
             </w:r>
@@ -2866,7 +3007,8 @@
               <w:rPr>
                 <w:noProof/>
                 <w:webHidden/>
-                <w:szCs w:val="24"/>
+                <w:sz w:val="28"/>
+                <w:szCs w:val="28"/>
               </w:rPr>
               <w:fldChar w:fldCharType="begin"/>
             </w:r>
@@ -2874,22 +3016,25 @@
               <w:rPr>
                 <w:noProof/>
                 <w:webHidden/>
-                <w:szCs w:val="24"/>
-              </w:rPr>
-              <w:instrText xml:space="preserve"> PAGEREF _Toc199167164 \h </w:instrText>
-            </w:r>
-            <w:r>
-              <w:rPr>
-                <w:noProof/>
-                <w:webHidden/>
-                <w:szCs w:val="24"/>
-              </w:rPr>
-            </w:r>
-            <w:r>
-              <w:rPr>
-                <w:noProof/>
-                <w:webHidden/>
-                <w:szCs w:val="24"/>
+                <w:sz w:val="28"/>
+                <w:szCs w:val="28"/>
+              </w:rPr>
+              <w:instrText xml:space="preserve"> PAGEREF _Toc199851662 \h </w:instrText>
+            </w:r>
+            <w:r>
+              <w:rPr>
+                <w:noProof/>
+                <w:webHidden/>
+                <w:sz w:val="28"/>
+                <w:szCs w:val="28"/>
+              </w:rPr>
+            </w:r>
+            <w:r>
+              <w:rPr>
+                <w:noProof/>
+                <w:webHidden/>
+                <w:sz w:val="28"/>
+                <w:szCs w:val="28"/>
               </w:rPr>
               <w:fldChar w:fldCharType="separate"/>
             </w:r>
@@ -2897,15 +3042,17 @@
               <w:rPr>
                 <w:noProof/>
                 <w:webHidden/>
-                <w:szCs w:val="24"/>
-              </w:rPr>
-              <w:t>17</w:t>
-            </w:r>
-            <w:r>
-              <w:rPr>
-                <w:noProof/>
-                <w:webHidden/>
-                <w:szCs w:val="24"/>
+                <w:sz w:val="28"/>
+                <w:szCs w:val="28"/>
+              </w:rPr>
+              <w:t>18</w:t>
+            </w:r>
+            <w:r>
+              <w:rPr>
+                <w:noProof/>
+                <w:webHidden/>
+                <w:sz w:val="28"/>
+                <w:szCs w:val="28"/>
               </w:rPr>
               <w:fldChar w:fldCharType="end"/>
             </w:r>
@@ -2918,20 +3065,21 @@
               <w:tab w:val="right" w:leader="dot" w:pos="9344"/>
             </w:tabs>
             <w:spacing w:line="360" w:lineRule="auto"/>
-            <w:jc w:val="both"/>
             <w:rPr>
               <w:rFonts w:asciiTheme="minorHAnsi" w:eastAsiaTheme="minorEastAsia" w:hAnsiTheme="minorHAnsi" w:cstheme="minorBidi"/>
               <w:noProof/>
-              <w:szCs w:val="24"/>
+              <w:sz w:val="28"/>
+              <w:szCs w:val="28"/>
               <w:lang w:eastAsia="ru-RU"/>
             </w:rPr>
           </w:pPr>
-          <w:hyperlink w:anchor="_Toc199167165" w:history="1">
+          <w:hyperlink w:anchor="_Toc199851663" w:history="1">
             <w:r>
               <w:rPr>
                 <w:rStyle w:val="a7"/>
                 <w:noProof/>
-                <w:szCs w:val="24"/>
+                <w:sz w:val="28"/>
+                <w:szCs w:val="28"/>
               </w:rPr>
               <w:t>2.1.9 Подсистема резервного копирования (ПРК)</w:t>
             </w:r>
@@ -2939,7 +3087,8 @@
               <w:rPr>
                 <w:noProof/>
                 <w:webHidden/>
-                <w:szCs w:val="24"/>
+                <w:sz w:val="28"/>
+                <w:szCs w:val="28"/>
               </w:rPr>
               <w:tab/>
             </w:r>
@@ -2947,7 +3096,8 @@
               <w:rPr>
                 <w:noProof/>
                 <w:webHidden/>
-                <w:szCs w:val="24"/>
+                <w:sz w:val="28"/>
+                <w:szCs w:val="28"/>
               </w:rPr>
               <w:fldChar w:fldCharType="begin"/>
             </w:r>
@@ -2955,22 +3105,25 @@
               <w:rPr>
                 <w:noProof/>
                 <w:webHidden/>
-                <w:szCs w:val="24"/>
-              </w:rPr>
-              <w:instrText xml:space="preserve"> PAGEREF _Toc199167165 \h </w:instrText>
-            </w:r>
-            <w:r>
-              <w:rPr>
-                <w:noProof/>
-                <w:webHidden/>
-                <w:szCs w:val="24"/>
-              </w:rPr>
-            </w:r>
-            <w:r>
-              <w:rPr>
-                <w:noProof/>
-                <w:webHidden/>
-                <w:szCs w:val="24"/>
+                <w:sz w:val="28"/>
+                <w:szCs w:val="28"/>
+              </w:rPr>
+              <w:instrText xml:space="preserve"> PAGEREF _Toc199851663 \h </w:instrText>
+            </w:r>
+            <w:r>
+              <w:rPr>
+                <w:noProof/>
+                <w:webHidden/>
+                <w:sz w:val="28"/>
+                <w:szCs w:val="28"/>
+              </w:rPr>
+            </w:r>
+            <w:r>
+              <w:rPr>
+                <w:noProof/>
+                <w:webHidden/>
+                <w:sz w:val="28"/>
+                <w:szCs w:val="28"/>
               </w:rPr>
               <w:fldChar w:fldCharType="separate"/>
             </w:r>
@@ -2978,15 +3131,17 @@
               <w:rPr>
                 <w:noProof/>
                 <w:webHidden/>
-                <w:szCs w:val="24"/>
-              </w:rPr>
-              <w:t>17</w:t>
-            </w:r>
-            <w:r>
-              <w:rPr>
-                <w:noProof/>
-                <w:webHidden/>
-                <w:szCs w:val="24"/>
+                <w:sz w:val="28"/>
+                <w:szCs w:val="28"/>
+              </w:rPr>
+              <w:t>18</w:t>
+            </w:r>
+            <w:r>
+              <w:rPr>
+                <w:noProof/>
+                <w:webHidden/>
+                <w:sz w:val="28"/>
+                <w:szCs w:val="28"/>
               </w:rPr>
               <w:fldChar w:fldCharType="end"/>
             </w:r>
@@ -2995,24 +3150,22 @@
         <w:p>
           <w:pPr>
             <w:pStyle w:val="25"/>
-            <w:tabs>
-              <w:tab w:val="right" w:leader="dot" w:pos="9344"/>
-            </w:tabs>
             <w:spacing w:line="360" w:lineRule="auto"/>
-            <w:jc w:val="both"/>
             <w:rPr>
               <w:rFonts w:asciiTheme="minorHAnsi" w:eastAsiaTheme="minorEastAsia" w:hAnsiTheme="minorHAnsi" w:cstheme="minorBidi"/>
               <w:noProof/>
-              <w:szCs w:val="24"/>
+              <w:sz w:val="28"/>
+              <w:szCs w:val="28"/>
               <w:lang w:eastAsia="ru-RU"/>
             </w:rPr>
           </w:pPr>
-          <w:hyperlink w:anchor="_Toc199167166" w:history="1">
+          <w:hyperlink w:anchor="_Toc199851664" w:history="1">
             <w:r>
               <w:rPr>
                 <w:rStyle w:val="a7"/>
                 <w:noProof/>
-                <w:szCs w:val="24"/>
+                <w:sz w:val="28"/>
+                <w:szCs w:val="28"/>
               </w:rPr>
               <w:t>2.2 Взаимодействие со смежными системами</w:t>
             </w:r>
@@ -3020,7 +3173,8 @@
               <w:rPr>
                 <w:noProof/>
                 <w:webHidden/>
-                <w:szCs w:val="24"/>
+                <w:sz w:val="28"/>
+                <w:szCs w:val="28"/>
               </w:rPr>
               <w:tab/>
             </w:r>
@@ -3028,7 +3182,8 @@
               <w:rPr>
                 <w:noProof/>
                 <w:webHidden/>
-                <w:szCs w:val="24"/>
+                <w:sz w:val="28"/>
+                <w:szCs w:val="28"/>
               </w:rPr>
               <w:fldChar w:fldCharType="begin"/>
             </w:r>
@@ -3036,22 +3191,25 @@
               <w:rPr>
                 <w:noProof/>
                 <w:webHidden/>
-                <w:szCs w:val="24"/>
-              </w:rPr>
-              <w:instrText xml:space="preserve"> PAGEREF _Toc199167166 \h </w:instrText>
-            </w:r>
-            <w:r>
-              <w:rPr>
-                <w:noProof/>
-                <w:webHidden/>
-                <w:szCs w:val="24"/>
-              </w:rPr>
-            </w:r>
-            <w:r>
-              <w:rPr>
-                <w:noProof/>
-                <w:webHidden/>
-                <w:szCs w:val="24"/>
+                <w:sz w:val="28"/>
+                <w:szCs w:val="28"/>
+              </w:rPr>
+              <w:instrText xml:space="preserve"> PAGEREF _Toc199851664 \h </w:instrText>
+            </w:r>
+            <w:r>
+              <w:rPr>
+                <w:noProof/>
+                <w:webHidden/>
+                <w:sz w:val="28"/>
+                <w:szCs w:val="28"/>
+              </w:rPr>
+            </w:r>
+            <w:r>
+              <w:rPr>
+                <w:noProof/>
+                <w:webHidden/>
+                <w:sz w:val="28"/>
+                <w:szCs w:val="28"/>
               </w:rPr>
               <w:fldChar w:fldCharType="separate"/>
             </w:r>
@@ -3059,15 +3217,17 @@
               <w:rPr>
                 <w:noProof/>
                 <w:webHidden/>
-                <w:szCs w:val="24"/>
-              </w:rPr>
-              <w:t>17</w:t>
-            </w:r>
-            <w:r>
-              <w:rPr>
-                <w:noProof/>
-                <w:webHidden/>
-                <w:szCs w:val="24"/>
+                <w:sz w:val="28"/>
+                <w:szCs w:val="28"/>
+              </w:rPr>
+              <w:t>18</w:t>
+            </w:r>
+            <w:r>
+              <w:rPr>
+                <w:noProof/>
+                <w:webHidden/>
+                <w:sz w:val="28"/>
+                <w:szCs w:val="28"/>
               </w:rPr>
               <w:fldChar w:fldCharType="end"/>
             </w:r>
@@ -3076,24 +3236,22 @@
         <w:p>
           <w:pPr>
             <w:pStyle w:val="25"/>
-            <w:tabs>
-              <w:tab w:val="right" w:leader="dot" w:pos="9344"/>
-            </w:tabs>
             <w:spacing w:line="360" w:lineRule="auto"/>
-            <w:jc w:val="both"/>
             <w:rPr>
               <w:rFonts w:asciiTheme="minorHAnsi" w:eastAsiaTheme="minorEastAsia" w:hAnsiTheme="minorHAnsi" w:cstheme="minorBidi"/>
               <w:noProof/>
-              <w:szCs w:val="24"/>
+              <w:sz w:val="28"/>
+              <w:szCs w:val="28"/>
               <w:lang w:eastAsia="ru-RU"/>
             </w:rPr>
           </w:pPr>
-          <w:hyperlink w:anchor="_Toc199167167" w:history="1">
+          <w:hyperlink w:anchor="_Toc199851665" w:history="1">
             <w:r>
               <w:rPr>
                 <w:rStyle w:val="a7"/>
                 <w:noProof/>
-                <w:szCs w:val="24"/>
+                <w:sz w:val="28"/>
+                <w:szCs w:val="28"/>
               </w:rPr>
               <w:t>2.3 Технические средства</w:t>
             </w:r>
@@ -3101,7 +3259,8 @@
               <w:rPr>
                 <w:noProof/>
                 <w:webHidden/>
-                <w:szCs w:val="24"/>
+                <w:sz w:val="28"/>
+                <w:szCs w:val="28"/>
               </w:rPr>
               <w:tab/>
             </w:r>
@@ -3109,7 +3268,8 @@
               <w:rPr>
                 <w:noProof/>
                 <w:webHidden/>
-                <w:szCs w:val="24"/>
+                <w:sz w:val="28"/>
+                <w:szCs w:val="28"/>
               </w:rPr>
               <w:fldChar w:fldCharType="begin"/>
             </w:r>
@@ -3117,22 +3277,25 @@
               <w:rPr>
                 <w:noProof/>
                 <w:webHidden/>
-                <w:szCs w:val="24"/>
-              </w:rPr>
-              <w:instrText xml:space="preserve"> PAGEREF _Toc199167167 \h </w:instrText>
-            </w:r>
-            <w:r>
-              <w:rPr>
-                <w:noProof/>
-                <w:webHidden/>
-                <w:szCs w:val="24"/>
-              </w:rPr>
-            </w:r>
-            <w:r>
-              <w:rPr>
-                <w:noProof/>
-                <w:webHidden/>
-                <w:szCs w:val="24"/>
+                <w:sz w:val="28"/>
+                <w:szCs w:val="28"/>
+              </w:rPr>
+              <w:instrText xml:space="preserve"> PAGEREF _Toc199851665 \h </w:instrText>
+            </w:r>
+            <w:r>
+              <w:rPr>
+                <w:noProof/>
+                <w:webHidden/>
+                <w:sz w:val="28"/>
+                <w:szCs w:val="28"/>
+              </w:rPr>
+            </w:r>
+            <w:r>
+              <w:rPr>
+                <w:noProof/>
+                <w:webHidden/>
+                <w:sz w:val="28"/>
+                <w:szCs w:val="28"/>
               </w:rPr>
               <w:fldChar w:fldCharType="separate"/>
             </w:r>
@@ -3140,15 +3303,17 @@
               <w:rPr>
                 <w:noProof/>
                 <w:webHidden/>
-                <w:szCs w:val="24"/>
-              </w:rPr>
-              <w:t>18</w:t>
-            </w:r>
-            <w:r>
-              <w:rPr>
-                <w:noProof/>
-                <w:webHidden/>
-                <w:szCs w:val="24"/>
+                <w:sz w:val="28"/>
+                <w:szCs w:val="28"/>
+              </w:rPr>
+              <w:t>19</w:t>
+            </w:r>
+            <w:r>
+              <w:rPr>
+                <w:noProof/>
+                <w:webHidden/>
+                <w:sz w:val="28"/>
+                <w:szCs w:val="28"/>
               </w:rPr>
               <w:fldChar w:fldCharType="end"/>
             </w:r>
@@ -3161,20 +3326,21 @@
               <w:tab w:val="right" w:leader="dot" w:pos="9344"/>
             </w:tabs>
             <w:spacing w:line="360" w:lineRule="auto"/>
-            <w:jc w:val="both"/>
             <w:rPr>
               <w:rFonts w:asciiTheme="minorHAnsi" w:eastAsiaTheme="minorEastAsia" w:hAnsiTheme="minorHAnsi" w:cstheme="minorBidi"/>
               <w:noProof/>
-              <w:szCs w:val="24"/>
+              <w:sz w:val="28"/>
+              <w:szCs w:val="28"/>
               <w:lang w:eastAsia="ru-RU"/>
             </w:rPr>
           </w:pPr>
-          <w:hyperlink w:anchor="_Toc199167168" w:history="1">
+          <w:hyperlink w:anchor="_Toc199851666" w:history="1">
             <w:r>
               <w:rPr>
                 <w:rStyle w:val="a7"/>
                 <w:noProof/>
-                <w:szCs w:val="24"/>
+                <w:sz w:val="28"/>
+                <w:szCs w:val="28"/>
               </w:rPr>
               <w:t>2.3.1 Аппаратное обеспечение</w:t>
             </w:r>
@@ -3182,7 +3348,8 @@
               <w:rPr>
                 <w:noProof/>
                 <w:webHidden/>
-                <w:szCs w:val="24"/>
+                <w:sz w:val="28"/>
+                <w:szCs w:val="28"/>
               </w:rPr>
               <w:tab/>
             </w:r>
@@ -3190,7 +3357,8 @@
               <w:rPr>
                 <w:noProof/>
                 <w:webHidden/>
-                <w:szCs w:val="24"/>
+                <w:sz w:val="28"/>
+                <w:szCs w:val="28"/>
               </w:rPr>
               <w:fldChar w:fldCharType="begin"/>
             </w:r>
@@ -3198,22 +3366,25 @@
               <w:rPr>
                 <w:noProof/>
                 <w:webHidden/>
-                <w:szCs w:val="24"/>
-              </w:rPr>
-              <w:instrText xml:space="preserve"> PAGEREF _Toc199167168 \h </w:instrText>
-            </w:r>
-            <w:r>
-              <w:rPr>
-                <w:noProof/>
-                <w:webHidden/>
-                <w:szCs w:val="24"/>
-              </w:rPr>
-            </w:r>
-            <w:r>
-              <w:rPr>
-                <w:noProof/>
-                <w:webHidden/>
-                <w:szCs w:val="24"/>
+                <w:sz w:val="28"/>
+                <w:szCs w:val="28"/>
+              </w:rPr>
+              <w:instrText xml:space="preserve"> PAGEREF _Toc199851666 \h </w:instrText>
+            </w:r>
+            <w:r>
+              <w:rPr>
+                <w:noProof/>
+                <w:webHidden/>
+                <w:sz w:val="28"/>
+                <w:szCs w:val="28"/>
+              </w:rPr>
+            </w:r>
+            <w:r>
+              <w:rPr>
+                <w:noProof/>
+                <w:webHidden/>
+                <w:sz w:val="28"/>
+                <w:szCs w:val="28"/>
               </w:rPr>
               <w:fldChar w:fldCharType="separate"/>
             </w:r>
@@ -3221,15 +3392,17 @@
               <w:rPr>
                 <w:noProof/>
                 <w:webHidden/>
-                <w:szCs w:val="24"/>
-              </w:rPr>
-              <w:t>18</w:t>
-            </w:r>
-            <w:r>
-              <w:rPr>
-                <w:noProof/>
-                <w:webHidden/>
-                <w:szCs w:val="24"/>
+                <w:sz w:val="28"/>
+                <w:szCs w:val="28"/>
+              </w:rPr>
+              <w:t>19</w:t>
+            </w:r>
+            <w:r>
+              <w:rPr>
+                <w:noProof/>
+                <w:webHidden/>
+                <w:sz w:val="28"/>
+                <w:szCs w:val="28"/>
               </w:rPr>
               <w:fldChar w:fldCharType="end"/>
             </w:r>
@@ -3242,20 +3415,21 @@
               <w:tab w:val="right" w:leader="dot" w:pos="9344"/>
             </w:tabs>
             <w:spacing w:line="360" w:lineRule="auto"/>
-            <w:jc w:val="both"/>
             <w:rPr>
               <w:rFonts w:asciiTheme="minorHAnsi" w:eastAsiaTheme="minorEastAsia" w:hAnsiTheme="minorHAnsi" w:cstheme="minorBidi"/>
               <w:noProof/>
-              <w:szCs w:val="24"/>
+              <w:sz w:val="28"/>
+              <w:szCs w:val="28"/>
               <w:lang w:eastAsia="ru-RU"/>
             </w:rPr>
           </w:pPr>
-          <w:hyperlink w:anchor="_Toc199167169" w:history="1">
+          <w:hyperlink w:anchor="_Toc199851667" w:history="1">
             <w:r>
               <w:rPr>
                 <w:rStyle w:val="a7"/>
                 <w:noProof/>
-                <w:szCs w:val="24"/>
+                <w:sz w:val="28"/>
+                <w:szCs w:val="28"/>
               </w:rPr>
               <w:t>2.3.2 Программное обеспечение</w:t>
             </w:r>
@@ -3263,7 +3437,8 @@
               <w:rPr>
                 <w:noProof/>
                 <w:webHidden/>
-                <w:szCs w:val="24"/>
+                <w:sz w:val="28"/>
+                <w:szCs w:val="28"/>
               </w:rPr>
               <w:tab/>
             </w:r>
@@ -3271,7 +3446,8 @@
               <w:rPr>
                 <w:noProof/>
                 <w:webHidden/>
-                <w:szCs w:val="24"/>
+                <w:sz w:val="28"/>
+                <w:szCs w:val="28"/>
               </w:rPr>
               <w:fldChar w:fldCharType="begin"/>
             </w:r>
@@ -3279,22 +3455,25 @@
               <w:rPr>
                 <w:noProof/>
                 <w:webHidden/>
-                <w:szCs w:val="24"/>
-              </w:rPr>
-              <w:instrText xml:space="preserve"> PAGEREF _Toc199167169 \h </w:instrText>
-            </w:r>
-            <w:r>
-              <w:rPr>
-                <w:noProof/>
-                <w:webHidden/>
-                <w:szCs w:val="24"/>
-              </w:rPr>
-            </w:r>
-            <w:r>
-              <w:rPr>
-                <w:noProof/>
-                <w:webHidden/>
-                <w:szCs w:val="24"/>
+                <w:sz w:val="28"/>
+                <w:szCs w:val="28"/>
+              </w:rPr>
+              <w:instrText xml:space="preserve"> PAGEREF _Toc199851667 \h </w:instrText>
+            </w:r>
+            <w:r>
+              <w:rPr>
+                <w:noProof/>
+                <w:webHidden/>
+                <w:sz w:val="28"/>
+                <w:szCs w:val="28"/>
+              </w:rPr>
+            </w:r>
+            <w:r>
+              <w:rPr>
+                <w:noProof/>
+                <w:webHidden/>
+                <w:sz w:val="28"/>
+                <w:szCs w:val="28"/>
               </w:rPr>
               <w:fldChar w:fldCharType="separate"/>
             </w:r>
@@ -3302,15 +3481,17 @@
               <w:rPr>
                 <w:noProof/>
                 <w:webHidden/>
-                <w:szCs w:val="24"/>
-              </w:rPr>
-              <w:t>19</w:t>
-            </w:r>
-            <w:r>
-              <w:rPr>
-                <w:noProof/>
-                <w:webHidden/>
-                <w:szCs w:val="24"/>
+                <w:sz w:val="28"/>
+                <w:szCs w:val="28"/>
+              </w:rPr>
+              <w:t>20</w:t>
+            </w:r>
+            <w:r>
+              <w:rPr>
+                <w:noProof/>
+                <w:webHidden/>
+                <w:sz w:val="28"/>
+                <w:szCs w:val="28"/>
               </w:rPr>
               <w:fldChar w:fldCharType="end"/>
             </w:r>
@@ -3319,24 +3500,22 @@
         <w:p>
           <w:pPr>
             <w:pStyle w:val="25"/>
-            <w:tabs>
-              <w:tab w:val="right" w:leader="dot" w:pos="9344"/>
-            </w:tabs>
             <w:spacing w:line="360" w:lineRule="auto"/>
-            <w:jc w:val="both"/>
             <w:rPr>
               <w:rFonts w:asciiTheme="minorHAnsi" w:eastAsiaTheme="minorEastAsia" w:hAnsiTheme="minorHAnsi" w:cstheme="minorBidi"/>
               <w:noProof/>
-              <w:szCs w:val="24"/>
+              <w:sz w:val="28"/>
+              <w:szCs w:val="28"/>
               <w:lang w:eastAsia="ru-RU"/>
             </w:rPr>
           </w:pPr>
-          <w:hyperlink w:anchor="_Toc199167170" w:history="1">
+          <w:hyperlink w:anchor="_Toc199851668" w:history="1">
             <w:r>
               <w:rPr>
                 <w:rStyle w:val="a7"/>
                 <w:noProof/>
-                <w:szCs w:val="24"/>
+                <w:sz w:val="28"/>
+                <w:szCs w:val="28"/>
               </w:rPr>
               <w:t>2.4 Режимы функционирования</w:t>
             </w:r>
@@ -3344,7 +3523,8 @@
               <w:rPr>
                 <w:noProof/>
                 <w:webHidden/>
-                <w:szCs w:val="24"/>
+                <w:sz w:val="28"/>
+                <w:szCs w:val="28"/>
               </w:rPr>
               <w:tab/>
             </w:r>
@@ -3352,7 +3532,8 @@
               <w:rPr>
                 <w:noProof/>
                 <w:webHidden/>
-                <w:szCs w:val="24"/>
+                <w:sz w:val="28"/>
+                <w:szCs w:val="28"/>
               </w:rPr>
               <w:fldChar w:fldCharType="begin"/>
             </w:r>
@@ -3360,22 +3541,25 @@
               <w:rPr>
                 <w:noProof/>
                 <w:webHidden/>
-                <w:szCs w:val="24"/>
-              </w:rPr>
-              <w:instrText xml:space="preserve"> PAGEREF _Toc199167170 \h </w:instrText>
-            </w:r>
-            <w:r>
-              <w:rPr>
-                <w:noProof/>
-                <w:webHidden/>
-                <w:szCs w:val="24"/>
-              </w:rPr>
-            </w:r>
-            <w:r>
-              <w:rPr>
-                <w:noProof/>
-                <w:webHidden/>
-                <w:szCs w:val="24"/>
+                <w:sz w:val="28"/>
+                <w:szCs w:val="28"/>
+              </w:rPr>
+              <w:instrText xml:space="preserve"> PAGEREF _Toc199851668 \h </w:instrText>
+            </w:r>
+            <w:r>
+              <w:rPr>
+                <w:noProof/>
+                <w:webHidden/>
+                <w:sz w:val="28"/>
+                <w:szCs w:val="28"/>
+              </w:rPr>
+            </w:r>
+            <w:r>
+              <w:rPr>
+                <w:noProof/>
+                <w:webHidden/>
+                <w:sz w:val="28"/>
+                <w:szCs w:val="28"/>
               </w:rPr>
               <w:fldChar w:fldCharType="separate"/>
             </w:r>
@@ -3383,15 +3567,17 @@
               <w:rPr>
                 <w:noProof/>
                 <w:webHidden/>
-                <w:szCs w:val="24"/>
-              </w:rPr>
-              <w:t>20</w:t>
-            </w:r>
-            <w:r>
-              <w:rPr>
-                <w:noProof/>
-                <w:webHidden/>
-                <w:szCs w:val="24"/>
+                <w:sz w:val="28"/>
+                <w:szCs w:val="28"/>
+              </w:rPr>
+              <w:t>21</w:t>
+            </w:r>
+            <w:r>
+              <w:rPr>
+                <w:noProof/>
+                <w:webHidden/>
+                <w:sz w:val="28"/>
+                <w:szCs w:val="28"/>
               </w:rPr>
               <w:fldChar w:fldCharType="end"/>
             </w:r>
@@ -3404,20 +3590,21 @@
               <w:tab w:val="right" w:leader="dot" w:pos="9344"/>
             </w:tabs>
             <w:spacing w:line="360" w:lineRule="auto"/>
-            <w:jc w:val="both"/>
             <w:rPr>
               <w:rFonts w:asciiTheme="minorHAnsi" w:eastAsiaTheme="minorEastAsia" w:hAnsiTheme="minorHAnsi" w:cstheme="minorBidi"/>
               <w:noProof/>
-              <w:szCs w:val="24"/>
+              <w:sz w:val="28"/>
+              <w:szCs w:val="28"/>
               <w:lang w:eastAsia="ru-RU"/>
             </w:rPr>
           </w:pPr>
-          <w:hyperlink w:anchor="_Toc199167171" w:history="1">
+          <w:hyperlink w:anchor="_Toc199851669" w:history="1">
             <w:r>
               <w:rPr>
                 <w:rStyle w:val="a7"/>
                 <w:noProof/>
-                <w:szCs w:val="24"/>
+                <w:sz w:val="28"/>
+                <w:szCs w:val="28"/>
               </w:rPr>
               <w:t>2.4.1 Штатный режим работы</w:t>
             </w:r>
@@ -3425,7 +3612,8 @@
               <w:rPr>
                 <w:noProof/>
                 <w:webHidden/>
-                <w:szCs w:val="24"/>
+                <w:sz w:val="28"/>
+                <w:szCs w:val="28"/>
               </w:rPr>
               <w:tab/>
             </w:r>
@@ -3433,7 +3621,8 @@
               <w:rPr>
                 <w:noProof/>
                 <w:webHidden/>
-                <w:szCs w:val="24"/>
+                <w:sz w:val="28"/>
+                <w:szCs w:val="28"/>
               </w:rPr>
               <w:fldChar w:fldCharType="begin"/>
             </w:r>
@@ -3441,22 +3630,25 @@
               <w:rPr>
                 <w:noProof/>
                 <w:webHidden/>
-                <w:szCs w:val="24"/>
-              </w:rPr>
-              <w:instrText xml:space="preserve"> PAGEREF _Toc199167171 \h </w:instrText>
-            </w:r>
-            <w:r>
-              <w:rPr>
-                <w:noProof/>
-                <w:webHidden/>
-                <w:szCs w:val="24"/>
-              </w:rPr>
-            </w:r>
-            <w:r>
-              <w:rPr>
-                <w:noProof/>
-                <w:webHidden/>
-                <w:szCs w:val="24"/>
+                <w:sz w:val="28"/>
+                <w:szCs w:val="28"/>
+              </w:rPr>
+              <w:instrText xml:space="preserve"> PAGEREF _Toc199851669 \h </w:instrText>
+            </w:r>
+            <w:r>
+              <w:rPr>
+                <w:noProof/>
+                <w:webHidden/>
+                <w:sz w:val="28"/>
+                <w:szCs w:val="28"/>
+              </w:rPr>
+            </w:r>
+            <w:r>
+              <w:rPr>
+                <w:noProof/>
+                <w:webHidden/>
+                <w:sz w:val="28"/>
+                <w:szCs w:val="28"/>
               </w:rPr>
               <w:fldChar w:fldCharType="separate"/>
             </w:r>
@@ -3464,15 +3656,17 @@
               <w:rPr>
                 <w:noProof/>
                 <w:webHidden/>
-                <w:szCs w:val="24"/>
-              </w:rPr>
-              <w:t>20</w:t>
-            </w:r>
-            <w:r>
-              <w:rPr>
-                <w:noProof/>
-                <w:webHidden/>
-                <w:szCs w:val="24"/>
+                <w:sz w:val="28"/>
+                <w:szCs w:val="28"/>
+              </w:rPr>
+              <w:t>21</w:t>
+            </w:r>
+            <w:r>
+              <w:rPr>
+                <w:noProof/>
+                <w:webHidden/>
+                <w:sz w:val="28"/>
+                <w:szCs w:val="28"/>
               </w:rPr>
               <w:fldChar w:fldCharType="end"/>
             </w:r>
@@ -3485,20 +3679,21 @@
               <w:tab w:val="right" w:leader="dot" w:pos="9344"/>
             </w:tabs>
             <w:spacing w:line="360" w:lineRule="auto"/>
-            <w:jc w:val="both"/>
             <w:rPr>
               <w:rFonts w:asciiTheme="minorHAnsi" w:eastAsiaTheme="minorEastAsia" w:hAnsiTheme="minorHAnsi" w:cstheme="minorBidi"/>
               <w:noProof/>
-              <w:szCs w:val="24"/>
+              <w:sz w:val="28"/>
+              <w:szCs w:val="28"/>
               <w:lang w:eastAsia="ru-RU"/>
             </w:rPr>
           </w:pPr>
-          <w:hyperlink w:anchor="_Toc199167172" w:history="1">
+          <w:hyperlink w:anchor="_Toc199851670" w:history="1">
             <w:r>
               <w:rPr>
                 <w:rStyle w:val="a7"/>
                 <w:noProof/>
-                <w:szCs w:val="24"/>
+                <w:sz w:val="28"/>
+                <w:szCs w:val="28"/>
               </w:rPr>
               <w:t>2.4.2 Сервисный режим работы</w:t>
             </w:r>
@@ -3506,7 +3701,8 @@
               <w:rPr>
                 <w:noProof/>
                 <w:webHidden/>
-                <w:szCs w:val="24"/>
+                <w:sz w:val="28"/>
+                <w:szCs w:val="28"/>
               </w:rPr>
               <w:tab/>
             </w:r>
@@ -3514,7 +3710,8 @@
               <w:rPr>
                 <w:noProof/>
                 <w:webHidden/>
-                <w:szCs w:val="24"/>
+                <w:sz w:val="28"/>
+                <w:szCs w:val="28"/>
               </w:rPr>
               <w:fldChar w:fldCharType="begin"/>
             </w:r>
@@ -3522,22 +3719,25 @@
               <w:rPr>
                 <w:noProof/>
                 <w:webHidden/>
-                <w:szCs w:val="24"/>
-              </w:rPr>
-              <w:instrText xml:space="preserve"> PAGEREF _Toc199167172 \h </w:instrText>
-            </w:r>
-            <w:r>
-              <w:rPr>
-                <w:noProof/>
-                <w:webHidden/>
-                <w:szCs w:val="24"/>
-              </w:rPr>
-            </w:r>
-            <w:r>
-              <w:rPr>
-                <w:noProof/>
-                <w:webHidden/>
-                <w:szCs w:val="24"/>
+                <w:sz w:val="28"/>
+                <w:szCs w:val="28"/>
+              </w:rPr>
+              <w:instrText xml:space="preserve"> PAGEREF _Toc199851670 \h </w:instrText>
+            </w:r>
+            <w:r>
+              <w:rPr>
+                <w:noProof/>
+                <w:webHidden/>
+                <w:sz w:val="28"/>
+                <w:szCs w:val="28"/>
+              </w:rPr>
+            </w:r>
+            <w:r>
+              <w:rPr>
+                <w:noProof/>
+                <w:webHidden/>
+                <w:sz w:val="28"/>
+                <w:szCs w:val="28"/>
               </w:rPr>
               <w:fldChar w:fldCharType="separate"/>
             </w:r>
@@ -3545,15 +3745,17 @@
               <w:rPr>
                 <w:noProof/>
                 <w:webHidden/>
-                <w:szCs w:val="24"/>
-              </w:rPr>
-              <w:t>20</w:t>
-            </w:r>
-            <w:r>
-              <w:rPr>
-                <w:noProof/>
-                <w:webHidden/>
-                <w:szCs w:val="24"/>
+                <w:sz w:val="28"/>
+                <w:szCs w:val="28"/>
+              </w:rPr>
+              <w:t>21</w:t>
+            </w:r>
+            <w:r>
+              <w:rPr>
+                <w:noProof/>
+                <w:webHidden/>
+                <w:sz w:val="28"/>
+                <w:szCs w:val="28"/>
               </w:rPr>
               <w:fldChar w:fldCharType="end"/>
             </w:r>
@@ -3566,20 +3768,21 @@
               <w:tab w:val="right" w:leader="dot" w:pos="9344"/>
             </w:tabs>
             <w:spacing w:line="360" w:lineRule="auto"/>
-            <w:jc w:val="both"/>
             <w:rPr>
               <w:rFonts w:asciiTheme="minorHAnsi" w:eastAsiaTheme="minorEastAsia" w:hAnsiTheme="minorHAnsi" w:cstheme="minorBidi"/>
               <w:noProof/>
-              <w:szCs w:val="24"/>
+              <w:sz w:val="28"/>
+              <w:szCs w:val="28"/>
               <w:lang w:eastAsia="ru-RU"/>
             </w:rPr>
           </w:pPr>
-          <w:hyperlink w:anchor="_Toc199167173" w:history="1">
+          <w:hyperlink w:anchor="_Toc199851671" w:history="1">
             <w:r>
               <w:rPr>
                 <w:rStyle w:val="a7"/>
                 <w:noProof/>
-                <w:szCs w:val="24"/>
+                <w:sz w:val="28"/>
+                <w:szCs w:val="28"/>
               </w:rPr>
               <w:t>2.4.3 Аварийный режим работы</w:t>
             </w:r>
@@ -3587,7 +3790,8 @@
               <w:rPr>
                 <w:noProof/>
                 <w:webHidden/>
-                <w:szCs w:val="24"/>
+                <w:sz w:val="28"/>
+                <w:szCs w:val="28"/>
               </w:rPr>
               <w:tab/>
             </w:r>
@@ -3595,7 +3799,8 @@
               <w:rPr>
                 <w:noProof/>
                 <w:webHidden/>
-                <w:szCs w:val="24"/>
+                <w:sz w:val="28"/>
+                <w:szCs w:val="28"/>
               </w:rPr>
               <w:fldChar w:fldCharType="begin"/>
             </w:r>
@@ -3603,22 +3808,25 @@
               <w:rPr>
                 <w:noProof/>
                 <w:webHidden/>
-                <w:szCs w:val="24"/>
-              </w:rPr>
-              <w:instrText xml:space="preserve"> PAGEREF _Toc199167173 \h </w:instrText>
-            </w:r>
-            <w:r>
-              <w:rPr>
-                <w:noProof/>
-                <w:webHidden/>
-                <w:szCs w:val="24"/>
-              </w:rPr>
-            </w:r>
-            <w:r>
-              <w:rPr>
-                <w:noProof/>
-                <w:webHidden/>
-                <w:szCs w:val="24"/>
+                <w:sz w:val="28"/>
+                <w:szCs w:val="28"/>
+              </w:rPr>
+              <w:instrText xml:space="preserve"> PAGEREF _Toc199851671 \h </w:instrText>
+            </w:r>
+            <w:r>
+              <w:rPr>
+                <w:noProof/>
+                <w:webHidden/>
+                <w:sz w:val="28"/>
+                <w:szCs w:val="28"/>
+              </w:rPr>
+            </w:r>
+            <w:r>
+              <w:rPr>
+                <w:noProof/>
+                <w:webHidden/>
+                <w:sz w:val="28"/>
+                <w:szCs w:val="28"/>
               </w:rPr>
               <w:fldChar w:fldCharType="separate"/>
             </w:r>
@@ -3626,15 +3834,17 @@
               <w:rPr>
                 <w:noProof/>
                 <w:webHidden/>
-                <w:szCs w:val="24"/>
-              </w:rPr>
-              <w:t>20</w:t>
-            </w:r>
-            <w:r>
-              <w:rPr>
-                <w:noProof/>
-                <w:webHidden/>
-                <w:szCs w:val="24"/>
+                <w:sz w:val="28"/>
+                <w:szCs w:val="28"/>
+              </w:rPr>
+              <w:t>21</w:t>
+            </w:r>
+            <w:r>
+              <w:rPr>
+                <w:noProof/>
+                <w:webHidden/>
+                <w:sz w:val="28"/>
+                <w:szCs w:val="28"/>
               </w:rPr>
               <w:fldChar w:fldCharType="end"/>
             </w:r>
@@ -3643,24 +3853,22 @@
         <w:p>
           <w:pPr>
             <w:pStyle w:val="25"/>
-            <w:tabs>
-              <w:tab w:val="right" w:leader="dot" w:pos="9344"/>
-            </w:tabs>
             <w:spacing w:line="360" w:lineRule="auto"/>
-            <w:jc w:val="both"/>
             <w:rPr>
               <w:rFonts w:asciiTheme="minorHAnsi" w:eastAsiaTheme="minorEastAsia" w:hAnsiTheme="minorHAnsi" w:cstheme="minorBidi"/>
               <w:noProof/>
-              <w:szCs w:val="24"/>
+              <w:sz w:val="28"/>
+              <w:szCs w:val="28"/>
               <w:lang w:eastAsia="ru-RU"/>
             </w:rPr>
           </w:pPr>
-          <w:hyperlink w:anchor="_Toc199167174" w:history="1">
+          <w:hyperlink w:anchor="_Toc199851672" w:history="1">
             <w:r>
               <w:rPr>
                 <w:rStyle w:val="a7"/>
                 <w:noProof/>
-                <w:szCs w:val="24"/>
+                <w:sz w:val="28"/>
+                <w:szCs w:val="28"/>
               </w:rPr>
               <w:t>2.5 Состав функций, реализуемых Системой</w:t>
             </w:r>
@@ -3668,7 +3876,8 @@
               <w:rPr>
                 <w:noProof/>
                 <w:webHidden/>
-                <w:szCs w:val="24"/>
+                <w:sz w:val="28"/>
+                <w:szCs w:val="28"/>
               </w:rPr>
               <w:tab/>
             </w:r>
@@ -3676,7 +3885,8 @@
               <w:rPr>
                 <w:noProof/>
                 <w:webHidden/>
-                <w:szCs w:val="24"/>
+                <w:sz w:val="28"/>
+                <w:szCs w:val="28"/>
               </w:rPr>
               <w:fldChar w:fldCharType="begin"/>
             </w:r>
@@ -3684,22 +3894,25 @@
               <w:rPr>
                 <w:noProof/>
                 <w:webHidden/>
-                <w:szCs w:val="24"/>
-              </w:rPr>
-              <w:instrText xml:space="preserve"> PAGEREF _Toc199167174 \h </w:instrText>
-            </w:r>
-            <w:r>
-              <w:rPr>
-                <w:noProof/>
-                <w:webHidden/>
-                <w:szCs w:val="24"/>
-              </w:rPr>
-            </w:r>
-            <w:r>
-              <w:rPr>
-                <w:noProof/>
-                <w:webHidden/>
-                <w:szCs w:val="24"/>
+                <w:sz w:val="28"/>
+                <w:szCs w:val="28"/>
+              </w:rPr>
+              <w:instrText xml:space="preserve"> PAGEREF _Toc199851672 \h </w:instrText>
+            </w:r>
+            <w:r>
+              <w:rPr>
+                <w:noProof/>
+                <w:webHidden/>
+                <w:sz w:val="28"/>
+                <w:szCs w:val="28"/>
+              </w:rPr>
+            </w:r>
+            <w:r>
+              <w:rPr>
+                <w:noProof/>
+                <w:webHidden/>
+                <w:sz w:val="28"/>
+                <w:szCs w:val="28"/>
               </w:rPr>
               <w:fldChar w:fldCharType="separate"/>
             </w:r>
@@ -3707,15 +3920,17 @@
               <w:rPr>
                 <w:noProof/>
                 <w:webHidden/>
-                <w:szCs w:val="24"/>
-              </w:rPr>
-              <w:t>21</w:t>
-            </w:r>
-            <w:r>
-              <w:rPr>
-                <w:noProof/>
-                <w:webHidden/>
-                <w:szCs w:val="24"/>
+                <w:sz w:val="28"/>
+                <w:szCs w:val="28"/>
+              </w:rPr>
+              <w:t>22</w:t>
+            </w:r>
+            <w:r>
+              <w:rPr>
+                <w:noProof/>
+                <w:webHidden/>
+                <w:sz w:val="28"/>
+                <w:szCs w:val="28"/>
               </w:rPr>
               <w:fldChar w:fldCharType="end"/>
             </w:r>
@@ -3728,20 +3943,21 @@
               <w:tab w:val="right" w:leader="dot" w:pos="9344"/>
             </w:tabs>
             <w:spacing w:line="360" w:lineRule="auto"/>
-            <w:jc w:val="both"/>
             <w:rPr>
               <w:rFonts w:asciiTheme="minorHAnsi" w:eastAsiaTheme="minorEastAsia" w:hAnsiTheme="minorHAnsi" w:cstheme="minorBidi"/>
               <w:noProof/>
-              <w:szCs w:val="24"/>
+              <w:sz w:val="28"/>
+              <w:szCs w:val="28"/>
               <w:lang w:eastAsia="ru-RU"/>
             </w:rPr>
           </w:pPr>
-          <w:hyperlink w:anchor="_Toc199167175" w:history="1">
+          <w:hyperlink w:anchor="_Toc199851673" w:history="1">
             <w:r>
               <w:rPr>
                 <w:rStyle w:val="a7"/>
                 <w:noProof/>
-                <w:szCs w:val="24"/>
+                <w:sz w:val="28"/>
+                <w:szCs w:val="28"/>
               </w:rPr>
               <w:t>2.5.1 Функции Системы в целом</w:t>
             </w:r>
@@ -3749,7 +3965,8 @@
               <w:rPr>
                 <w:noProof/>
                 <w:webHidden/>
-                <w:szCs w:val="24"/>
+                <w:sz w:val="28"/>
+                <w:szCs w:val="28"/>
               </w:rPr>
               <w:tab/>
             </w:r>
@@ -3757,7 +3974,8 @@
               <w:rPr>
                 <w:noProof/>
                 <w:webHidden/>
-                <w:szCs w:val="24"/>
+                <w:sz w:val="28"/>
+                <w:szCs w:val="28"/>
               </w:rPr>
               <w:fldChar w:fldCharType="begin"/>
             </w:r>
@@ -3765,22 +3983,25 @@
               <w:rPr>
                 <w:noProof/>
                 <w:webHidden/>
-                <w:szCs w:val="24"/>
-              </w:rPr>
-              <w:instrText xml:space="preserve"> PAGEREF _Toc199167175 \h </w:instrText>
-            </w:r>
-            <w:r>
-              <w:rPr>
-                <w:noProof/>
-                <w:webHidden/>
-                <w:szCs w:val="24"/>
-              </w:rPr>
-            </w:r>
-            <w:r>
-              <w:rPr>
-                <w:noProof/>
-                <w:webHidden/>
-                <w:szCs w:val="24"/>
+                <w:sz w:val="28"/>
+                <w:szCs w:val="28"/>
+              </w:rPr>
+              <w:instrText xml:space="preserve"> PAGEREF _Toc199851673 \h </w:instrText>
+            </w:r>
+            <w:r>
+              <w:rPr>
+                <w:noProof/>
+                <w:webHidden/>
+                <w:sz w:val="28"/>
+                <w:szCs w:val="28"/>
+              </w:rPr>
+            </w:r>
+            <w:r>
+              <w:rPr>
+                <w:noProof/>
+                <w:webHidden/>
+                <w:sz w:val="28"/>
+                <w:szCs w:val="28"/>
               </w:rPr>
               <w:fldChar w:fldCharType="separate"/>
             </w:r>
@@ -3788,15 +4009,17 @@
               <w:rPr>
                 <w:noProof/>
                 <w:webHidden/>
-                <w:szCs w:val="24"/>
-              </w:rPr>
-              <w:t>21</w:t>
-            </w:r>
-            <w:r>
-              <w:rPr>
-                <w:noProof/>
-                <w:webHidden/>
-                <w:szCs w:val="24"/>
+                <w:sz w:val="28"/>
+                <w:szCs w:val="28"/>
+              </w:rPr>
+              <w:t>22</w:t>
+            </w:r>
+            <w:r>
+              <w:rPr>
+                <w:noProof/>
+                <w:webHidden/>
+                <w:sz w:val="28"/>
+                <w:szCs w:val="28"/>
               </w:rPr>
               <w:fldChar w:fldCharType="end"/>
             </w:r>
@@ -3809,20 +4032,21 @@
               <w:tab w:val="right" w:leader="dot" w:pos="9344"/>
             </w:tabs>
             <w:spacing w:line="360" w:lineRule="auto"/>
-            <w:jc w:val="both"/>
             <w:rPr>
               <w:rFonts w:asciiTheme="minorHAnsi" w:eastAsiaTheme="minorEastAsia" w:hAnsiTheme="minorHAnsi" w:cstheme="minorBidi"/>
               <w:noProof/>
-              <w:szCs w:val="24"/>
+              <w:sz w:val="28"/>
+              <w:szCs w:val="28"/>
               <w:lang w:eastAsia="ru-RU"/>
             </w:rPr>
           </w:pPr>
-          <w:hyperlink w:anchor="_Toc199167176" w:history="1">
+          <w:hyperlink w:anchor="_Toc199851674" w:history="1">
             <w:r>
               <w:rPr>
                 <w:rStyle w:val="a7"/>
                 <w:noProof/>
-                <w:szCs w:val="24"/>
+                <w:sz w:val="28"/>
+                <w:szCs w:val="28"/>
               </w:rPr>
               <w:t>2.5.2 Функции подсистем</w:t>
             </w:r>
@@ -3830,7 +4054,8 @@
               <w:rPr>
                 <w:noProof/>
                 <w:webHidden/>
-                <w:szCs w:val="24"/>
+                <w:sz w:val="28"/>
+                <w:szCs w:val="28"/>
               </w:rPr>
               <w:tab/>
             </w:r>
@@ -3838,7 +4063,8 @@
               <w:rPr>
                 <w:noProof/>
                 <w:webHidden/>
-                <w:szCs w:val="24"/>
+                <w:sz w:val="28"/>
+                <w:szCs w:val="28"/>
               </w:rPr>
               <w:fldChar w:fldCharType="begin"/>
             </w:r>
@@ -3846,22 +4072,25 @@
               <w:rPr>
                 <w:noProof/>
                 <w:webHidden/>
-                <w:szCs w:val="24"/>
-              </w:rPr>
-              <w:instrText xml:space="preserve"> PAGEREF _Toc199167176 \h </w:instrText>
-            </w:r>
-            <w:r>
-              <w:rPr>
-                <w:noProof/>
-                <w:webHidden/>
-                <w:szCs w:val="24"/>
-              </w:rPr>
-            </w:r>
-            <w:r>
-              <w:rPr>
-                <w:noProof/>
-                <w:webHidden/>
-                <w:szCs w:val="24"/>
+                <w:sz w:val="28"/>
+                <w:szCs w:val="28"/>
+              </w:rPr>
+              <w:instrText xml:space="preserve"> PAGEREF _Toc199851674 \h </w:instrText>
+            </w:r>
+            <w:r>
+              <w:rPr>
+                <w:noProof/>
+                <w:webHidden/>
+                <w:sz w:val="28"/>
+                <w:szCs w:val="28"/>
+              </w:rPr>
+            </w:r>
+            <w:r>
+              <w:rPr>
+                <w:noProof/>
+                <w:webHidden/>
+                <w:sz w:val="28"/>
+                <w:szCs w:val="28"/>
               </w:rPr>
               <w:fldChar w:fldCharType="separate"/>
             </w:r>
@@ -3869,15 +4098,17 @@
               <w:rPr>
                 <w:noProof/>
                 <w:webHidden/>
-                <w:szCs w:val="24"/>
-              </w:rPr>
-              <w:t>21</w:t>
-            </w:r>
-            <w:r>
-              <w:rPr>
-                <w:noProof/>
-                <w:webHidden/>
-                <w:szCs w:val="24"/>
+                <w:sz w:val="28"/>
+                <w:szCs w:val="28"/>
+              </w:rPr>
+              <w:t>22</w:t>
+            </w:r>
+            <w:r>
+              <w:rPr>
+                <w:noProof/>
+                <w:webHidden/>
+                <w:sz w:val="28"/>
+                <w:szCs w:val="28"/>
               </w:rPr>
               <w:fldChar w:fldCharType="end"/>
             </w:r>
@@ -3886,24 +4117,22 @@
         <w:p>
           <w:pPr>
             <w:pStyle w:val="25"/>
-            <w:tabs>
-              <w:tab w:val="right" w:leader="dot" w:pos="9344"/>
-            </w:tabs>
             <w:spacing w:line="360" w:lineRule="auto"/>
-            <w:jc w:val="both"/>
             <w:rPr>
               <w:rFonts w:asciiTheme="minorHAnsi" w:eastAsiaTheme="minorEastAsia" w:hAnsiTheme="minorHAnsi" w:cstheme="minorBidi"/>
               <w:noProof/>
-              <w:szCs w:val="24"/>
+              <w:sz w:val="28"/>
+              <w:szCs w:val="28"/>
               <w:lang w:eastAsia="ru-RU"/>
             </w:rPr>
           </w:pPr>
-          <w:hyperlink w:anchor="_Toc199167177" w:history="1">
+          <w:hyperlink w:anchor="_Toc199851675" w:history="1">
             <w:r>
               <w:rPr>
                 <w:rStyle w:val="a7"/>
                 <w:noProof/>
-                <w:szCs w:val="24"/>
+                <w:sz w:val="28"/>
+                <w:szCs w:val="28"/>
               </w:rPr>
               <w:t>2.6 Обеспечение потребительских характеристик Системы</w:t>
             </w:r>
@@ -3911,7 +4140,8 @@
               <w:rPr>
                 <w:noProof/>
                 <w:webHidden/>
-                <w:szCs w:val="24"/>
+                <w:sz w:val="28"/>
+                <w:szCs w:val="28"/>
               </w:rPr>
               <w:tab/>
             </w:r>
@@ -3919,7 +4149,8 @@
               <w:rPr>
                 <w:noProof/>
                 <w:webHidden/>
-                <w:szCs w:val="24"/>
+                <w:sz w:val="28"/>
+                <w:szCs w:val="28"/>
               </w:rPr>
               <w:fldChar w:fldCharType="begin"/>
             </w:r>
@@ -3927,22 +4158,25 @@
               <w:rPr>
                 <w:noProof/>
                 <w:webHidden/>
-                <w:szCs w:val="24"/>
-              </w:rPr>
-              <w:instrText xml:space="preserve"> PAGEREF _Toc199167177 \h </w:instrText>
-            </w:r>
-            <w:r>
-              <w:rPr>
-                <w:noProof/>
-                <w:webHidden/>
-                <w:szCs w:val="24"/>
-              </w:rPr>
-            </w:r>
-            <w:r>
-              <w:rPr>
-                <w:noProof/>
-                <w:webHidden/>
-                <w:szCs w:val="24"/>
+                <w:sz w:val="28"/>
+                <w:szCs w:val="28"/>
+              </w:rPr>
+              <w:instrText xml:space="preserve"> PAGEREF _Toc199851675 \h </w:instrText>
+            </w:r>
+            <w:r>
+              <w:rPr>
+                <w:noProof/>
+                <w:webHidden/>
+                <w:sz w:val="28"/>
+                <w:szCs w:val="28"/>
+              </w:rPr>
+            </w:r>
+            <w:r>
+              <w:rPr>
+                <w:noProof/>
+                <w:webHidden/>
+                <w:sz w:val="28"/>
+                <w:szCs w:val="28"/>
               </w:rPr>
               <w:fldChar w:fldCharType="separate"/>
             </w:r>
@@ -3950,15 +4184,17 @@
               <w:rPr>
                 <w:noProof/>
                 <w:webHidden/>
-                <w:szCs w:val="24"/>
-              </w:rPr>
-              <w:t>23</w:t>
-            </w:r>
-            <w:r>
-              <w:rPr>
-                <w:noProof/>
-                <w:webHidden/>
-                <w:szCs w:val="24"/>
+                <w:sz w:val="28"/>
+                <w:szCs w:val="28"/>
+              </w:rPr>
+              <w:t>24</w:t>
+            </w:r>
+            <w:r>
+              <w:rPr>
+                <w:noProof/>
+                <w:webHidden/>
+                <w:sz w:val="28"/>
+                <w:szCs w:val="28"/>
               </w:rPr>
               <w:fldChar w:fldCharType="end"/>
             </w:r>
@@ -3971,20 +4207,21 @@
               <w:tab w:val="right" w:leader="dot" w:pos="9344"/>
             </w:tabs>
             <w:spacing w:line="360" w:lineRule="auto"/>
-            <w:jc w:val="both"/>
             <w:rPr>
               <w:rFonts w:asciiTheme="minorHAnsi" w:eastAsiaTheme="minorEastAsia" w:hAnsiTheme="minorHAnsi" w:cstheme="minorBidi"/>
               <w:noProof/>
-              <w:szCs w:val="24"/>
+              <w:sz w:val="28"/>
+              <w:szCs w:val="28"/>
               <w:lang w:eastAsia="ru-RU"/>
             </w:rPr>
           </w:pPr>
-          <w:hyperlink w:anchor="_Toc199167178" w:history="1">
+          <w:hyperlink w:anchor="_Toc199851676" w:history="1">
             <w:r>
               <w:rPr>
                 <w:rStyle w:val="a7"/>
                 <w:noProof/>
-                <w:szCs w:val="24"/>
+                <w:sz w:val="28"/>
+                <w:szCs w:val="28"/>
               </w:rPr>
               <w:t>2.6.1 Обеспечение высокой доступности</w:t>
             </w:r>
@@ -3992,7 +4229,8 @@
               <w:rPr>
                 <w:noProof/>
                 <w:webHidden/>
-                <w:szCs w:val="24"/>
+                <w:sz w:val="28"/>
+                <w:szCs w:val="28"/>
               </w:rPr>
               <w:tab/>
             </w:r>
@@ -4000,7 +4238,8 @@
               <w:rPr>
                 <w:noProof/>
                 <w:webHidden/>
-                <w:szCs w:val="24"/>
+                <w:sz w:val="28"/>
+                <w:szCs w:val="28"/>
               </w:rPr>
               <w:fldChar w:fldCharType="begin"/>
             </w:r>
@@ -4008,22 +4247,25 @@
               <w:rPr>
                 <w:noProof/>
                 <w:webHidden/>
-                <w:szCs w:val="24"/>
-              </w:rPr>
-              <w:instrText xml:space="preserve"> PAGEREF _Toc199167178 \h </w:instrText>
-            </w:r>
-            <w:r>
-              <w:rPr>
-                <w:noProof/>
-                <w:webHidden/>
-                <w:szCs w:val="24"/>
-              </w:rPr>
-            </w:r>
-            <w:r>
-              <w:rPr>
-                <w:noProof/>
-                <w:webHidden/>
-                <w:szCs w:val="24"/>
+                <w:sz w:val="28"/>
+                <w:szCs w:val="28"/>
+              </w:rPr>
+              <w:instrText xml:space="preserve"> PAGEREF _Toc199851676 \h </w:instrText>
+            </w:r>
+            <w:r>
+              <w:rPr>
+                <w:noProof/>
+                <w:webHidden/>
+                <w:sz w:val="28"/>
+                <w:szCs w:val="28"/>
+              </w:rPr>
+            </w:r>
+            <w:r>
+              <w:rPr>
+                <w:noProof/>
+                <w:webHidden/>
+                <w:sz w:val="28"/>
+                <w:szCs w:val="28"/>
               </w:rPr>
               <w:fldChar w:fldCharType="separate"/>
             </w:r>
@@ -4031,15 +4273,17 @@
               <w:rPr>
                 <w:noProof/>
                 <w:webHidden/>
-                <w:szCs w:val="24"/>
-              </w:rPr>
-              <w:t>23</w:t>
-            </w:r>
-            <w:r>
-              <w:rPr>
-                <w:noProof/>
-                <w:webHidden/>
-                <w:szCs w:val="24"/>
+                <w:sz w:val="28"/>
+                <w:szCs w:val="28"/>
+              </w:rPr>
+              <w:t>24</w:t>
+            </w:r>
+            <w:r>
+              <w:rPr>
+                <w:noProof/>
+                <w:webHidden/>
+                <w:sz w:val="28"/>
+                <w:szCs w:val="28"/>
               </w:rPr>
               <w:fldChar w:fldCharType="end"/>
             </w:r>
@@ -4052,20 +4296,21 @@
               <w:tab w:val="right" w:leader="dot" w:pos="9344"/>
             </w:tabs>
             <w:spacing w:line="360" w:lineRule="auto"/>
-            <w:jc w:val="both"/>
             <w:rPr>
               <w:rFonts w:asciiTheme="minorHAnsi" w:eastAsiaTheme="minorEastAsia" w:hAnsiTheme="minorHAnsi" w:cstheme="minorBidi"/>
               <w:noProof/>
-              <w:szCs w:val="24"/>
+              <w:sz w:val="28"/>
+              <w:szCs w:val="28"/>
               <w:lang w:eastAsia="ru-RU"/>
             </w:rPr>
           </w:pPr>
-          <w:hyperlink w:anchor="_Toc199167179" w:history="1">
+          <w:hyperlink w:anchor="_Toc199851677" w:history="1">
             <w:r>
               <w:rPr>
                 <w:rStyle w:val="a7"/>
                 <w:noProof/>
-                <w:szCs w:val="24"/>
+                <w:sz w:val="28"/>
+                <w:szCs w:val="28"/>
               </w:rPr>
               <w:t>2.6.2 Масштабируемость</w:t>
             </w:r>
@@ -4073,7 +4318,8 @@
               <w:rPr>
                 <w:noProof/>
                 <w:webHidden/>
-                <w:szCs w:val="24"/>
+                <w:sz w:val="28"/>
+                <w:szCs w:val="28"/>
               </w:rPr>
               <w:tab/>
             </w:r>
@@ -4081,7 +4327,8 @@
               <w:rPr>
                 <w:noProof/>
                 <w:webHidden/>
-                <w:szCs w:val="24"/>
+                <w:sz w:val="28"/>
+                <w:szCs w:val="28"/>
               </w:rPr>
               <w:fldChar w:fldCharType="begin"/>
             </w:r>
@@ -4089,22 +4336,25 @@
               <w:rPr>
                 <w:noProof/>
                 <w:webHidden/>
-                <w:szCs w:val="24"/>
-              </w:rPr>
-              <w:instrText xml:space="preserve"> PAGEREF _Toc199167179 \h </w:instrText>
-            </w:r>
-            <w:r>
-              <w:rPr>
-                <w:noProof/>
-                <w:webHidden/>
-                <w:szCs w:val="24"/>
-              </w:rPr>
-            </w:r>
-            <w:r>
-              <w:rPr>
-                <w:noProof/>
-                <w:webHidden/>
-                <w:szCs w:val="24"/>
+                <w:sz w:val="28"/>
+                <w:szCs w:val="28"/>
+              </w:rPr>
+              <w:instrText xml:space="preserve"> PAGEREF _Toc199851677 \h </w:instrText>
+            </w:r>
+            <w:r>
+              <w:rPr>
+                <w:noProof/>
+                <w:webHidden/>
+                <w:sz w:val="28"/>
+                <w:szCs w:val="28"/>
+              </w:rPr>
+            </w:r>
+            <w:r>
+              <w:rPr>
+                <w:noProof/>
+                <w:webHidden/>
+                <w:sz w:val="28"/>
+                <w:szCs w:val="28"/>
               </w:rPr>
               <w:fldChar w:fldCharType="separate"/>
             </w:r>
@@ -4112,15 +4362,17 @@
               <w:rPr>
                 <w:noProof/>
                 <w:webHidden/>
-                <w:szCs w:val="24"/>
-              </w:rPr>
-              <w:t>23</w:t>
-            </w:r>
-            <w:r>
-              <w:rPr>
-                <w:noProof/>
-                <w:webHidden/>
-                <w:szCs w:val="24"/>
+                <w:sz w:val="28"/>
+                <w:szCs w:val="28"/>
+              </w:rPr>
+              <w:t>24</w:t>
+            </w:r>
+            <w:r>
+              <w:rPr>
+                <w:noProof/>
+                <w:webHidden/>
+                <w:sz w:val="28"/>
+                <w:szCs w:val="28"/>
               </w:rPr>
               <w:fldChar w:fldCharType="end"/>
             </w:r>
@@ -4129,24 +4381,22 @@
         <w:p>
           <w:pPr>
             <w:pStyle w:val="25"/>
-            <w:tabs>
-              <w:tab w:val="right" w:leader="dot" w:pos="9344"/>
-            </w:tabs>
             <w:spacing w:line="360" w:lineRule="auto"/>
-            <w:jc w:val="both"/>
             <w:rPr>
               <w:rFonts w:asciiTheme="minorHAnsi" w:eastAsiaTheme="minorEastAsia" w:hAnsiTheme="minorHAnsi" w:cstheme="minorBidi"/>
               <w:noProof/>
-              <w:szCs w:val="24"/>
+              <w:sz w:val="28"/>
+              <w:szCs w:val="28"/>
               <w:lang w:eastAsia="ru-RU"/>
             </w:rPr>
           </w:pPr>
-          <w:hyperlink w:anchor="_Toc199167180" w:history="1">
+          <w:hyperlink w:anchor="_Toc199851678" w:history="1">
             <w:r>
               <w:rPr>
                 <w:rStyle w:val="a7"/>
                 <w:noProof/>
-                <w:szCs w:val="24"/>
+                <w:sz w:val="28"/>
+                <w:szCs w:val="28"/>
               </w:rPr>
               <w:t>2.7 Персонал и квалификационные требования</w:t>
             </w:r>
@@ -4154,7 +4404,8 @@
               <w:rPr>
                 <w:noProof/>
                 <w:webHidden/>
-                <w:szCs w:val="24"/>
+                <w:sz w:val="28"/>
+                <w:szCs w:val="28"/>
               </w:rPr>
               <w:tab/>
             </w:r>
@@ -4162,7 +4413,8 @@
               <w:rPr>
                 <w:noProof/>
                 <w:webHidden/>
-                <w:szCs w:val="24"/>
+                <w:sz w:val="28"/>
+                <w:szCs w:val="28"/>
               </w:rPr>
               <w:fldChar w:fldCharType="begin"/>
             </w:r>
@@ -4170,22 +4422,25 @@
               <w:rPr>
                 <w:noProof/>
                 <w:webHidden/>
-                <w:szCs w:val="24"/>
-              </w:rPr>
-              <w:instrText xml:space="preserve"> PAGEREF _Toc199167180 \h </w:instrText>
-            </w:r>
-            <w:r>
-              <w:rPr>
-                <w:noProof/>
-                <w:webHidden/>
-                <w:szCs w:val="24"/>
-              </w:rPr>
-            </w:r>
-            <w:r>
-              <w:rPr>
-                <w:noProof/>
-                <w:webHidden/>
-                <w:szCs w:val="24"/>
+                <w:sz w:val="28"/>
+                <w:szCs w:val="28"/>
+              </w:rPr>
+              <w:instrText xml:space="preserve"> PAGEREF _Toc199851678 \h </w:instrText>
+            </w:r>
+            <w:r>
+              <w:rPr>
+                <w:noProof/>
+                <w:webHidden/>
+                <w:sz w:val="28"/>
+                <w:szCs w:val="28"/>
+              </w:rPr>
+            </w:r>
+            <w:r>
+              <w:rPr>
+                <w:noProof/>
+                <w:webHidden/>
+                <w:sz w:val="28"/>
+                <w:szCs w:val="28"/>
               </w:rPr>
               <w:fldChar w:fldCharType="separate"/>
             </w:r>
@@ -4193,15 +4448,17 @@
               <w:rPr>
                 <w:noProof/>
                 <w:webHidden/>
-                <w:szCs w:val="24"/>
-              </w:rPr>
-              <w:t>24</w:t>
-            </w:r>
-            <w:r>
-              <w:rPr>
-                <w:noProof/>
-                <w:webHidden/>
-                <w:szCs w:val="24"/>
+                <w:sz w:val="28"/>
+                <w:szCs w:val="28"/>
+              </w:rPr>
+              <w:t>25</w:t>
+            </w:r>
+            <w:r>
+              <w:rPr>
+                <w:noProof/>
+                <w:webHidden/>
+                <w:sz w:val="28"/>
+                <w:szCs w:val="28"/>
               </w:rPr>
               <w:fldChar w:fldCharType="end"/>
             </w:r>
@@ -4211,21 +4468,22 @@
           <w:pPr>
             <w:pStyle w:val="14"/>
             <w:spacing w:line="360" w:lineRule="auto"/>
-            <w:jc w:val="both"/>
             <w:rPr>
               <w:rFonts w:asciiTheme="minorHAnsi" w:eastAsiaTheme="minorEastAsia" w:hAnsiTheme="minorHAnsi" w:cstheme="minorBidi"/>
               <w:noProof/>
-              <w:szCs w:val="24"/>
+              <w:sz w:val="28"/>
+              <w:szCs w:val="28"/>
               <w:lang w:eastAsia="ru-RU"/>
             </w:rPr>
           </w:pPr>
-          <w:hyperlink w:anchor="_Toc199167181" w:history="1">
+          <w:hyperlink w:anchor="_Toc199851679" w:history="1">
             <w:r>
               <w:rPr>
                 <w:rStyle w:val="a7"/>
                 <w:rFonts w:cs="Times New Roman"/>
                 <w:noProof/>
-                <w:szCs w:val="24"/>
+                <w:sz w:val="28"/>
+                <w:szCs w:val="28"/>
               </w:rPr>
               <w:t>3 Мероприятия по подготовке объекта автоматизации к вводу Системы в действие</w:t>
             </w:r>
@@ -4233,7 +4491,8 @@
               <w:rPr>
                 <w:noProof/>
                 <w:webHidden/>
-                <w:szCs w:val="24"/>
+                <w:sz w:val="28"/>
+                <w:szCs w:val="28"/>
               </w:rPr>
               <w:tab/>
             </w:r>
@@ -4241,7 +4500,8 @@
               <w:rPr>
                 <w:noProof/>
                 <w:webHidden/>
-                <w:szCs w:val="24"/>
+                <w:sz w:val="28"/>
+                <w:szCs w:val="28"/>
               </w:rPr>
               <w:fldChar w:fldCharType="begin"/>
             </w:r>
@@ -4249,22 +4509,25 @@
               <w:rPr>
                 <w:noProof/>
                 <w:webHidden/>
-                <w:szCs w:val="24"/>
-              </w:rPr>
-              <w:instrText xml:space="preserve"> PAGEREF _Toc199167181 \h </w:instrText>
-            </w:r>
-            <w:r>
-              <w:rPr>
-                <w:noProof/>
-                <w:webHidden/>
-                <w:szCs w:val="24"/>
-              </w:rPr>
-            </w:r>
-            <w:r>
-              <w:rPr>
-                <w:noProof/>
-                <w:webHidden/>
-                <w:szCs w:val="24"/>
+                <w:sz w:val="28"/>
+                <w:szCs w:val="28"/>
+              </w:rPr>
+              <w:instrText xml:space="preserve"> PAGEREF _Toc199851679 \h </w:instrText>
+            </w:r>
+            <w:r>
+              <w:rPr>
+                <w:noProof/>
+                <w:webHidden/>
+                <w:sz w:val="28"/>
+                <w:szCs w:val="28"/>
+              </w:rPr>
+            </w:r>
+            <w:r>
+              <w:rPr>
+                <w:noProof/>
+                <w:webHidden/>
+                <w:sz w:val="28"/>
+                <w:szCs w:val="28"/>
               </w:rPr>
               <w:fldChar w:fldCharType="separate"/>
             </w:r>
@@ -4272,15 +4535,17 @@
               <w:rPr>
                 <w:noProof/>
                 <w:webHidden/>
-                <w:szCs w:val="24"/>
-              </w:rPr>
-              <w:t>25</w:t>
-            </w:r>
-            <w:r>
-              <w:rPr>
-                <w:noProof/>
-                <w:webHidden/>
-                <w:szCs w:val="24"/>
+                <w:sz w:val="28"/>
+                <w:szCs w:val="28"/>
+              </w:rPr>
+              <w:t>26</w:t>
+            </w:r>
+            <w:r>
+              <w:rPr>
+                <w:noProof/>
+                <w:webHidden/>
+                <w:sz w:val="28"/>
+                <w:szCs w:val="28"/>
               </w:rPr>
               <w:fldChar w:fldCharType="end"/>
             </w:r>
@@ -4289,24 +4554,22 @@
         <w:p>
           <w:pPr>
             <w:pStyle w:val="25"/>
-            <w:tabs>
-              <w:tab w:val="right" w:leader="dot" w:pos="9344"/>
-            </w:tabs>
             <w:spacing w:line="360" w:lineRule="auto"/>
-            <w:jc w:val="both"/>
             <w:rPr>
               <w:rFonts w:asciiTheme="minorHAnsi" w:eastAsiaTheme="minorEastAsia" w:hAnsiTheme="minorHAnsi" w:cstheme="minorBidi"/>
               <w:noProof/>
-              <w:szCs w:val="24"/>
+              <w:sz w:val="28"/>
+              <w:szCs w:val="28"/>
               <w:lang w:eastAsia="ru-RU"/>
             </w:rPr>
           </w:pPr>
-          <w:hyperlink w:anchor="_Toc199167182" w:history="1">
+          <w:hyperlink w:anchor="_Toc199851680" w:history="1">
             <w:r>
               <w:rPr>
                 <w:rStyle w:val="a7"/>
                 <w:noProof/>
-                <w:szCs w:val="24"/>
+                <w:sz w:val="28"/>
+                <w:szCs w:val="28"/>
               </w:rPr>
               <w:t>3.1 Инженерные системы</w:t>
             </w:r>
@@ -4314,7 +4577,8 @@
               <w:rPr>
                 <w:noProof/>
                 <w:webHidden/>
-                <w:szCs w:val="24"/>
+                <w:sz w:val="28"/>
+                <w:szCs w:val="28"/>
               </w:rPr>
               <w:tab/>
             </w:r>
@@ -4322,7 +4586,8 @@
               <w:rPr>
                 <w:noProof/>
                 <w:webHidden/>
-                <w:szCs w:val="24"/>
+                <w:sz w:val="28"/>
+                <w:szCs w:val="28"/>
               </w:rPr>
               <w:fldChar w:fldCharType="begin"/>
             </w:r>
@@ -4330,22 +4595,25 @@
               <w:rPr>
                 <w:noProof/>
                 <w:webHidden/>
-                <w:szCs w:val="24"/>
-              </w:rPr>
-              <w:instrText xml:space="preserve"> PAGEREF _Toc199167182 \h </w:instrText>
-            </w:r>
-            <w:r>
-              <w:rPr>
-                <w:noProof/>
-                <w:webHidden/>
-                <w:szCs w:val="24"/>
-              </w:rPr>
-            </w:r>
-            <w:r>
-              <w:rPr>
-                <w:noProof/>
-                <w:webHidden/>
-                <w:szCs w:val="24"/>
+                <w:sz w:val="28"/>
+                <w:szCs w:val="28"/>
+              </w:rPr>
+              <w:instrText xml:space="preserve"> PAGEREF _Toc199851680 \h </w:instrText>
+            </w:r>
+            <w:r>
+              <w:rPr>
+                <w:noProof/>
+                <w:webHidden/>
+                <w:sz w:val="28"/>
+                <w:szCs w:val="28"/>
+              </w:rPr>
+            </w:r>
+            <w:r>
+              <w:rPr>
+                <w:noProof/>
+                <w:webHidden/>
+                <w:sz w:val="28"/>
+                <w:szCs w:val="28"/>
               </w:rPr>
               <w:fldChar w:fldCharType="separate"/>
             </w:r>
@@ -4353,15 +4621,17 @@
               <w:rPr>
                 <w:noProof/>
                 <w:webHidden/>
-                <w:szCs w:val="24"/>
-              </w:rPr>
-              <w:t>25</w:t>
-            </w:r>
-            <w:r>
-              <w:rPr>
-                <w:noProof/>
-                <w:webHidden/>
-                <w:szCs w:val="24"/>
+                <w:sz w:val="28"/>
+                <w:szCs w:val="28"/>
+              </w:rPr>
+              <w:t>26</w:t>
+            </w:r>
+            <w:r>
+              <w:rPr>
+                <w:noProof/>
+                <w:webHidden/>
+                <w:sz w:val="28"/>
+                <w:szCs w:val="28"/>
               </w:rPr>
               <w:fldChar w:fldCharType="end"/>
             </w:r>
@@ -4370,24 +4640,22 @@
         <w:p>
           <w:pPr>
             <w:pStyle w:val="25"/>
-            <w:tabs>
-              <w:tab w:val="right" w:leader="dot" w:pos="9344"/>
-            </w:tabs>
             <w:spacing w:line="360" w:lineRule="auto"/>
-            <w:jc w:val="both"/>
             <w:rPr>
               <w:rFonts w:asciiTheme="minorHAnsi" w:eastAsiaTheme="minorEastAsia" w:hAnsiTheme="minorHAnsi" w:cstheme="minorBidi"/>
               <w:noProof/>
-              <w:szCs w:val="24"/>
+              <w:sz w:val="28"/>
+              <w:szCs w:val="28"/>
               <w:lang w:eastAsia="ru-RU"/>
             </w:rPr>
           </w:pPr>
-          <w:hyperlink w:anchor="_Toc199167183" w:history="1">
+          <w:hyperlink w:anchor="_Toc199851681" w:history="1">
             <w:r>
               <w:rPr>
                 <w:rStyle w:val="a7"/>
                 <w:noProof/>
-                <w:szCs w:val="24"/>
+                <w:sz w:val="28"/>
+                <w:szCs w:val="28"/>
               </w:rPr>
               <w:t>3.2 Сеть хранения данных</w:t>
             </w:r>
@@ -4395,7 +4663,8 @@
               <w:rPr>
                 <w:noProof/>
                 <w:webHidden/>
-                <w:szCs w:val="24"/>
+                <w:sz w:val="28"/>
+                <w:szCs w:val="28"/>
               </w:rPr>
               <w:tab/>
             </w:r>
@@ -4403,7 +4672,8 @@
               <w:rPr>
                 <w:noProof/>
                 <w:webHidden/>
-                <w:szCs w:val="24"/>
+                <w:sz w:val="28"/>
+                <w:szCs w:val="28"/>
               </w:rPr>
               <w:fldChar w:fldCharType="begin"/>
             </w:r>
@@ -4411,22 +4681,25 @@
               <w:rPr>
                 <w:noProof/>
                 <w:webHidden/>
-                <w:szCs w:val="24"/>
-              </w:rPr>
-              <w:instrText xml:space="preserve"> PAGEREF _Toc199167183 \h </w:instrText>
-            </w:r>
-            <w:r>
-              <w:rPr>
-                <w:noProof/>
-                <w:webHidden/>
-                <w:szCs w:val="24"/>
-              </w:rPr>
-            </w:r>
-            <w:r>
-              <w:rPr>
-                <w:noProof/>
-                <w:webHidden/>
-                <w:szCs w:val="24"/>
+                <w:sz w:val="28"/>
+                <w:szCs w:val="28"/>
+              </w:rPr>
+              <w:instrText xml:space="preserve"> PAGEREF _Toc199851681 \h </w:instrText>
+            </w:r>
+            <w:r>
+              <w:rPr>
+                <w:noProof/>
+                <w:webHidden/>
+                <w:sz w:val="28"/>
+                <w:szCs w:val="28"/>
+              </w:rPr>
+            </w:r>
+            <w:r>
+              <w:rPr>
+                <w:noProof/>
+                <w:webHidden/>
+                <w:sz w:val="28"/>
+                <w:szCs w:val="28"/>
               </w:rPr>
               <w:fldChar w:fldCharType="separate"/>
             </w:r>
@@ -4434,15 +4707,17 @@
               <w:rPr>
                 <w:noProof/>
                 <w:webHidden/>
-                <w:szCs w:val="24"/>
-              </w:rPr>
-              <w:t>26</w:t>
-            </w:r>
-            <w:r>
-              <w:rPr>
-                <w:noProof/>
-                <w:webHidden/>
-                <w:szCs w:val="24"/>
+                <w:sz w:val="28"/>
+                <w:szCs w:val="28"/>
+              </w:rPr>
+              <w:t>27</w:t>
+            </w:r>
+            <w:r>
+              <w:rPr>
+                <w:noProof/>
+                <w:webHidden/>
+                <w:sz w:val="28"/>
+                <w:szCs w:val="28"/>
               </w:rPr>
               <w:fldChar w:fldCharType="end"/>
             </w:r>
@@ -4451,24 +4726,22 @@
         <w:p>
           <w:pPr>
             <w:pStyle w:val="25"/>
-            <w:tabs>
-              <w:tab w:val="right" w:leader="dot" w:pos="9344"/>
-            </w:tabs>
             <w:spacing w:line="360" w:lineRule="auto"/>
-            <w:jc w:val="both"/>
             <w:rPr>
               <w:rFonts w:asciiTheme="minorHAnsi" w:eastAsiaTheme="minorEastAsia" w:hAnsiTheme="minorHAnsi" w:cstheme="minorBidi"/>
               <w:noProof/>
-              <w:szCs w:val="24"/>
+              <w:sz w:val="28"/>
+              <w:szCs w:val="28"/>
               <w:lang w:eastAsia="ru-RU"/>
             </w:rPr>
           </w:pPr>
-          <w:hyperlink w:anchor="_Toc199167184" w:history="1">
+          <w:hyperlink w:anchor="_Toc199851682" w:history="1">
             <w:r>
               <w:rPr>
                 <w:rStyle w:val="a7"/>
                 <w:noProof/>
-                <w:szCs w:val="24"/>
+                <w:sz w:val="28"/>
+                <w:szCs w:val="28"/>
               </w:rPr>
               <w:t>3.3 Виртуальная среда</w:t>
             </w:r>
@@ -4476,7 +4749,8 @@
               <w:rPr>
                 <w:noProof/>
                 <w:webHidden/>
-                <w:szCs w:val="24"/>
+                <w:sz w:val="28"/>
+                <w:szCs w:val="28"/>
               </w:rPr>
               <w:tab/>
             </w:r>
@@ -4484,7 +4758,8 @@
               <w:rPr>
                 <w:noProof/>
                 <w:webHidden/>
-                <w:szCs w:val="24"/>
+                <w:sz w:val="28"/>
+                <w:szCs w:val="28"/>
               </w:rPr>
               <w:fldChar w:fldCharType="begin"/>
             </w:r>
@@ -4492,22 +4767,25 @@
               <w:rPr>
                 <w:noProof/>
                 <w:webHidden/>
-                <w:szCs w:val="24"/>
-              </w:rPr>
-              <w:instrText xml:space="preserve"> PAGEREF _Toc199167184 \h </w:instrText>
-            </w:r>
-            <w:r>
-              <w:rPr>
-                <w:noProof/>
-                <w:webHidden/>
-                <w:szCs w:val="24"/>
-              </w:rPr>
-            </w:r>
-            <w:r>
-              <w:rPr>
-                <w:noProof/>
-                <w:webHidden/>
-                <w:szCs w:val="24"/>
+                <w:sz w:val="28"/>
+                <w:szCs w:val="28"/>
+              </w:rPr>
+              <w:instrText xml:space="preserve"> PAGEREF _Toc199851682 \h </w:instrText>
+            </w:r>
+            <w:r>
+              <w:rPr>
+                <w:noProof/>
+                <w:webHidden/>
+                <w:sz w:val="28"/>
+                <w:szCs w:val="28"/>
+              </w:rPr>
+            </w:r>
+            <w:r>
+              <w:rPr>
+                <w:noProof/>
+                <w:webHidden/>
+                <w:sz w:val="28"/>
+                <w:szCs w:val="28"/>
               </w:rPr>
               <w:fldChar w:fldCharType="separate"/>
             </w:r>
@@ -4515,15 +4793,17 @@
               <w:rPr>
                 <w:noProof/>
                 <w:webHidden/>
-                <w:szCs w:val="24"/>
-              </w:rPr>
-              <w:t>27</w:t>
-            </w:r>
-            <w:r>
-              <w:rPr>
-                <w:noProof/>
-                <w:webHidden/>
-                <w:szCs w:val="24"/>
+                <w:sz w:val="28"/>
+                <w:szCs w:val="28"/>
+              </w:rPr>
+              <w:t>28</w:t>
+            </w:r>
+            <w:r>
+              <w:rPr>
+                <w:noProof/>
+                <w:webHidden/>
+                <w:sz w:val="28"/>
+                <w:szCs w:val="28"/>
               </w:rPr>
               <w:fldChar w:fldCharType="end"/>
             </w:r>
@@ -4541,7 +4821,8 @@
             <w:rPr>
               <w:b/>
               <w:bCs/>
-              <w:szCs w:val="24"/>
+              <w:sz w:val="28"/>
+              <w:szCs w:val="28"/>
             </w:rPr>
             <w:fldChar w:fldCharType="end"/>
           </w:r>
@@ -4596,7 +4877,7 @@
       <w:bookmarkStart w:id="12" w:name="__RefHeading___Toc32401_3142906823"/>
       <w:bookmarkStart w:id="13" w:name="_Toc198590054"/>
       <w:bookmarkStart w:id="14" w:name="_Toc23149705"/>
-      <w:bookmarkStart w:id="15" w:name="_Toc199167146"/>
+      <w:bookmarkStart w:id="15" w:name="_Toc199851644"/>
       <w:bookmarkEnd w:id="12"/>
       <w:r>
         <w:lastRenderedPageBreak/>
@@ -5283,15 +5564,7 @@
                 <w:szCs w:val="24"/>
                 <w:lang w:val="en-US"/>
               </w:rPr>
-              <w:t xml:space="preserve">Non-Linear </w:t>
-            </w:r>
-            <w:r>
-              <w:rPr>
-                <w:rFonts w:cs="Times New Roman"/>
-                <w:szCs w:val="24"/>
-                <w:lang w:val="en-US"/>
-              </w:rPr>
-              <w:t>Editing</w:t>
+              <w:t>Non-Linear Editing</w:t>
             </w:r>
           </w:p>
         </w:tc>
@@ -5655,14 +5928,7 @@
                 <w:rFonts w:cs="Times New Roman"/>
                 <w:szCs w:val="24"/>
               </w:rPr>
-              <w:t xml:space="preserve">Федеральная служба по техническому и </w:t>
-            </w:r>
-            <w:r>
-              <w:rPr>
-                <w:rFonts w:cs="Times New Roman"/>
-                <w:szCs w:val="24"/>
-              </w:rPr>
-              <w:t>экспортному контролю</w:t>
+              <w:t>Федеральная служба по техническому и экспортному контролю</w:t>
             </w:r>
           </w:p>
         </w:tc>
@@ -5872,7 +6138,7 @@
       <w:bookmarkStart w:id="16" w:name="__RefHeading___Toc1614_532524440"/>
       <w:bookmarkStart w:id="17" w:name="_Toc198590055"/>
       <w:bookmarkStart w:id="18" w:name="_Toc23149706"/>
-      <w:bookmarkStart w:id="19" w:name="_Toc199167147"/>
+      <w:bookmarkStart w:id="19" w:name="_Toc199851645"/>
       <w:bookmarkEnd w:id="16"/>
       <w:r>
         <w:lastRenderedPageBreak/>
@@ -5908,13 +6174,10 @@
       <w:bookmarkStart w:id="21" w:name="__RefHeading___Toc1616_532524440"/>
       <w:bookmarkStart w:id="22" w:name="_Toc198590056"/>
       <w:bookmarkStart w:id="23" w:name="_Toc23149708"/>
-      <w:bookmarkStart w:id="24" w:name="_Toc199167148"/>
+      <w:bookmarkStart w:id="24" w:name="_Toc199851646"/>
       <w:bookmarkEnd w:id="21"/>
       <w:r>
-        <w:t xml:space="preserve">Основание для создания </w:t>
-      </w:r>
-      <w:r>
-        <w:t>Системы</w:t>
+        <w:t>Основание для создания Системы</w:t>
       </w:r>
       <w:bookmarkEnd w:id="22"/>
       <w:bookmarkEnd w:id="23"/>
@@ -5936,7 +6199,7 @@
       <w:bookmarkStart w:id="25" w:name="__RefHeading___Toc23327_3475925682"/>
       <w:bookmarkStart w:id="26" w:name="_Toc198590057"/>
       <w:bookmarkStart w:id="27" w:name="_Toc23149709"/>
-      <w:bookmarkStart w:id="28" w:name="_Toc199167149"/>
+      <w:bookmarkStart w:id="28" w:name="_Toc199851647"/>
       <w:bookmarkEnd w:id="25"/>
       <w:r>
         <w:t>Перечень организаций, участвующих в разработке Системы</w:t>
@@ -5950,10 +6213,7 @@
         <w:pStyle w:val="af8"/>
       </w:pPr>
       <w:r>
-        <w:t xml:space="preserve">Организации, участвующие в создании </w:t>
-      </w:r>
-      <w:r>
-        <w:t>Системы:</w:t>
+        <w:t>Организации, участвующие в создании Системы:</w:t>
       </w:r>
     </w:p>
     <w:p>
@@ -5971,13 +6231,7 @@
         <w:rPr>
           <w:rStyle w:val="af"/>
         </w:rPr>
-        <w:t>З</w:t>
-      </w:r>
-      <w:r>
-        <w:rPr>
-          <w:rStyle w:val="af"/>
-        </w:rPr>
-        <w:t>аказчик.</w:t>
+        <w:t>Заказчик.</w:t>
       </w:r>
     </w:p>
     <w:p>
@@ -5992,13 +6246,7 @@
         <w:rPr>
           <w:rStyle w:val="af"/>
         </w:rPr>
-        <w:t>И</w:t>
-      </w:r>
-      <w:r>
-        <w:rPr>
-          <w:rStyle w:val="af"/>
-        </w:rPr>
-        <w:t>сполнитель</w:t>
+        <w:t>Исполнитель</w:t>
       </w:r>
       <w:r>
         <w:rPr>
@@ -6015,7 +6263,7 @@
       <w:bookmarkStart w:id="29" w:name="__RefHeading___Toc32403_3142906823"/>
       <w:bookmarkStart w:id="30" w:name="_Toc198590058"/>
       <w:bookmarkStart w:id="31" w:name="_Toc23149710"/>
-      <w:bookmarkStart w:id="32" w:name="_Toc199167150"/>
+      <w:bookmarkStart w:id="32" w:name="_Toc199851648"/>
       <w:bookmarkEnd w:id="29"/>
       <w:r>
         <w:t>Плановые сроки начала и окончания работ по созданию Системы</w:t>
@@ -6044,7 +6292,7 @@
       <w:bookmarkStart w:id="34" w:name="__RefHeading___Toc32405_3142906823"/>
       <w:bookmarkStart w:id="35" w:name="_Toc198590059"/>
       <w:bookmarkStart w:id="36" w:name="_Toc23149711"/>
-      <w:bookmarkStart w:id="37" w:name="_Toc199167151"/>
+      <w:bookmarkStart w:id="37" w:name="_Toc199851649"/>
       <w:bookmarkEnd w:id="34"/>
       <w:r>
         <w:t>Назначение и цели создания Системы</w:t>
@@ -6058,10 +6306,7 @@
         <w:pStyle w:val="af8"/>
       </w:pPr>
       <w:r>
-        <w:t xml:space="preserve">Система является программно-аппаратным комплексом и </w:t>
-      </w:r>
-      <w:r>
-        <w:t>обеспечивает размещение и работоспособность информационных систем (ИС).</w:t>
+        <w:t>Система является программно-аппаратным комплексом и обеспечивает размещение и работоспособность информационных систем (ИС).</w:t>
       </w:r>
     </w:p>
     <w:p>
@@ -6075,13 +6320,7 @@
         <w:rPr>
           <w:rStyle w:val="af"/>
         </w:rPr>
-        <w:t>Ц</w:t>
-      </w:r>
-      <w:r>
-        <w:rPr>
-          <w:rStyle w:val="af"/>
-        </w:rPr>
-        <w:t>елью создания Системы является:</w:t>
+        <w:t>Целью создания Системы является:</w:t>
       </w:r>
     </w:p>
     <w:p>
@@ -6093,10 +6332,7 @@
         </w:numPr>
       </w:pPr>
       <w:r>
-        <w:t>У</w:t>
-      </w:r>
-      <w:r>
-        <w:t>величение объема вычислительных ресурсов;</w:t>
+        <w:t>Увеличение объема вычислительных ресурсов;</w:t>
       </w:r>
     </w:p>
     <w:p>
@@ -6108,10 +6344,7 @@
         </w:numPr>
       </w:pPr>
       <w:r>
-        <w:t>П</w:t>
-      </w:r>
-      <w:r>
-        <w:t>овышение уровня доступности ИС.</w:t>
+        <w:t>Повышение уровня доступности ИС.</w:t>
       </w:r>
     </w:p>
     <w:p>
@@ -6121,7 +6354,7 @@
       <w:bookmarkStart w:id="38" w:name="__RefHeading___Toc32407_3142906823"/>
       <w:bookmarkStart w:id="39" w:name="_Toc198590060"/>
       <w:bookmarkStart w:id="40" w:name="_Toc23149712"/>
-      <w:bookmarkStart w:id="41" w:name="_Toc199167152"/>
+      <w:bookmarkStart w:id="41" w:name="_Toc199851650"/>
       <w:bookmarkEnd w:id="38"/>
       <w:r>
         <w:t>Очередность создания Системы</w:t>
@@ -6147,10 +6380,7 @@
         </w:numPr>
       </w:pPr>
       <w:r>
-        <w:t>Т</w:t>
-      </w:r>
-      <w:r>
-        <w:t>ехническое задание</w:t>
+        <w:t>Техническое задание</w:t>
       </w:r>
       <w:r>
         <w:rPr>
@@ -6168,10 +6398,7 @@
         </w:numPr>
       </w:pPr>
       <w:r>
-        <w:t>Т</w:t>
-      </w:r>
-      <w:r>
-        <w:t>ехнический проект</w:t>
+        <w:t>Технический проект</w:t>
       </w:r>
       <w:r>
         <w:rPr>
@@ -6189,10 +6416,7 @@
         </w:numPr>
       </w:pPr>
       <w:r>
-        <w:t>И</w:t>
-      </w:r>
-      <w:r>
-        <w:t>спытания и ввод в действие.</w:t>
+        <w:t>Испытания и ввод в действие.</w:t>
       </w:r>
     </w:p>
     <w:p>
@@ -6202,7 +6426,7 @@
       <w:bookmarkStart w:id="42" w:name="__RefHeading___Toc32409_3142906823"/>
       <w:bookmarkStart w:id="43" w:name="_Toc198590061"/>
       <w:bookmarkStart w:id="44" w:name="_Toc23149713"/>
-      <w:bookmarkStart w:id="45" w:name="_Toc199167153"/>
+      <w:bookmarkStart w:id="45" w:name="_Toc199851651"/>
       <w:bookmarkEnd w:id="42"/>
       <w:r>
         <w:lastRenderedPageBreak/>
@@ -6225,10 +6449,7 @@
         <w:pStyle w:val="af8"/>
       </w:pPr>
       <w:r>
-        <w:t>Предлагаемые проектные решения предусматривают использование унифицированных изделий и</w:t>
-      </w:r>
-      <w:r>
-        <w:t xml:space="preserve">ли других компонентов, прошедших, в случаях, предусмотренных нормативными актами РФ, обязательную сертификацию на соответствие действующим требованиям, нормам и правилам техники безопасности, </w:t>
+        <w:t xml:space="preserve">Предлагаемые проектные решения предусматривают использование унифицированных изделий или других компонентов, прошедших, в случаях, предусмотренных нормативными актами РФ, обязательную сертификацию на соответствие действующим требованиям, нормам и правилам техники безопасности, </w:t>
       </w:r>
       <w:proofErr w:type="spellStart"/>
       <w:r>
@@ -6236,10 +6457,7 @@
       </w:r>
       <w:proofErr w:type="spellEnd"/>
       <w:r>
-        <w:t>- и взрывобезопасности и т.п. и разрешенных к использовани</w:t>
-      </w:r>
-      <w:r>
-        <w:t>ю на территории РФ.</w:t>
+        <w:t>- и взрывобезопасности и т.п. и разрешенных к использованию на территории РФ.</w:t>
       </w:r>
     </w:p>
     <w:p>
@@ -6249,7 +6467,7 @@
       <w:bookmarkStart w:id="46" w:name="__RefHeading___Toc32411_3142906823"/>
       <w:bookmarkStart w:id="47" w:name="_Toc198590062"/>
       <w:bookmarkStart w:id="48" w:name="_Toc23149714"/>
-      <w:bookmarkStart w:id="49" w:name="_Toc199167154"/>
+      <w:bookmarkStart w:id="49" w:name="_Toc199851652"/>
       <w:bookmarkEnd w:id="46"/>
       <w:r>
         <w:t>Используемые при проектировании нормативно-технические документы</w:t>
@@ -6281,30 +6499,14 @@
           <w:bCs w:val="0"/>
           <w:lang w:eastAsia="ru-RU"/>
         </w:rPr>
-        <w:t>Г</w:t>
-      </w:r>
-      <w:r>
-        <w:rPr>
-          <w:rStyle w:val="a6"/>
-          <w:b w:val="0"/>
-          <w:bCs w:val="0"/>
-          <w:lang w:eastAsia="ru-RU"/>
-        </w:rPr>
-        <w:t>ОСТ Р 59162-2020</w:t>
+        <w:t>ГОСТ Р 59162-2020</w:t>
       </w:r>
       <w:r>
         <w:rPr>
           <w:rFonts w:cs="Times New Roman"/>
           <w:lang w:eastAsia="ru-RU"/>
         </w:rPr>
-        <w:t xml:space="preserve"> – "Информационные технологии. Методы и средства обеспечения безопасно</w:t>
-      </w:r>
-      <w:r>
-        <w:rPr>
-          <w:rFonts w:cs="Times New Roman"/>
-          <w:lang w:eastAsia="ru-RU"/>
-        </w:rPr>
-        <w:t>сти. Безопасность сетей. Часть 6. Обеспечение информационной безопасности при использовании беспроводных IP-сетей" (актуально для защиты передачи данных в инфраструктуре ТВ-вещания).</w:t>
+        <w:t xml:space="preserve"> – "Информационные технологии. Методы и средства обеспечения безопасности. Безопасность сетей. Часть 6. Обеспечение информационной безопасности при использовании беспроводных IP-сетей" (актуально для защиты передачи данных в инфраструктуре ТВ-вещания).</w:t>
       </w:r>
     </w:p>
     <w:p>
@@ -6322,30 +6524,14 @@
           <w:bCs w:val="0"/>
           <w:lang w:eastAsia="ru-RU"/>
         </w:rPr>
-        <w:t>Г</w:t>
-      </w:r>
-      <w:r>
-        <w:rPr>
-          <w:rStyle w:val="a6"/>
-          <w:b w:val="0"/>
-          <w:bCs w:val="0"/>
-          <w:lang w:eastAsia="ru-RU"/>
-        </w:rPr>
-        <w:t>ОСТ Р 57580.1-2017</w:t>
+        <w:t>ГОСТ Р 57580.1-2017</w:t>
       </w:r>
       <w:r>
         <w:rPr>
           <w:rFonts w:cs="Times New Roman"/>
           <w:lang w:eastAsia="ru-RU"/>
         </w:rPr>
-        <w:t xml:space="preserve"> – "Безопасность финансовых (банковских) операций. Защ</w:t>
-      </w:r>
-      <w:r>
-        <w:rPr>
-          <w:rFonts w:cs="Times New Roman"/>
-          <w:lang w:eastAsia="ru-RU"/>
-        </w:rPr>
-        <w:t>ита информации финансовых организаций" (может применяться для защиты транзакционных и медийных данных</w:t>
+        <w:t xml:space="preserve"> – "Безопасность финансовых (банковских) операций. Защита информации финансовых организаций" (может применяться для защиты транзакционных и медийных данных</w:t>
       </w:r>
       <w:proofErr w:type="gramStart"/>
       <w:r>
@@ -6372,16 +6558,7 @@
           <w:bCs w:val="0"/>
           <w:lang w:eastAsia="ru-RU"/>
         </w:rPr>
-        <w:t>Г</w:t>
-      </w:r>
-      <w:r>
-        <w:rPr>
-          <w:rStyle w:val="a6"/>
-          <w:b w:val="0"/>
-          <w:bCs w:val="0"/>
-          <w:lang w:eastAsia="ru-RU"/>
-        </w:rPr>
-        <w:t>ОСТ Р 34.12-2015, ГОСТ Р 34.13-2015</w:t>
+        <w:t>ГОСТ Р 34.12-2015, ГОСТ Р 34.13-2015</w:t>
       </w:r>
       <w:r>
         <w:rPr>
@@ -6396,14 +6573,7 @@
           <w:rFonts w:cs="Times New Roman"/>
           <w:lang w:eastAsia="ru-RU"/>
         </w:rPr>
-        <w:t>)</w:t>
-      </w:r>
-      <w:r>
-        <w:rPr>
-          <w:rFonts w:cs="Times New Roman"/>
-          <w:lang w:eastAsia="ru-RU"/>
-        </w:rPr>
-        <w:t xml:space="preserve"> .</w:t>
+        <w:t>) .</w:t>
       </w:r>
       <w:proofErr w:type="gramEnd"/>
     </w:p>
@@ -6422,16 +6592,7 @@
           <w:bCs w:val="0"/>
           <w:lang w:eastAsia="ru-RU"/>
         </w:rPr>
-        <w:t>Г</w:t>
-      </w:r>
-      <w:r>
-        <w:rPr>
-          <w:rStyle w:val="a6"/>
-          <w:b w:val="0"/>
-          <w:bCs w:val="0"/>
-          <w:lang w:eastAsia="ru-RU"/>
-        </w:rPr>
-        <w:t>ОСТ 22731-77</w:t>
+        <w:t>ГОСТ 22731-77</w:t>
       </w:r>
       <w:r>
         <w:rPr>
@@ -6456,30 +6617,14 @@
           <w:bCs w:val="0"/>
           <w:lang w:eastAsia="ru-RU"/>
         </w:rPr>
-        <w:t>Г</w:t>
-      </w:r>
-      <w:r>
-        <w:rPr>
-          <w:rStyle w:val="a6"/>
-          <w:b w:val="0"/>
-          <w:bCs w:val="0"/>
-          <w:lang w:eastAsia="ru-RU"/>
-        </w:rPr>
-        <w:t>ОСТ 27771-88</w:t>
+        <w:t>ГОСТ 27771-88</w:t>
       </w:r>
       <w:r>
         <w:rPr>
           <w:rFonts w:cs="Times New Roman"/>
           <w:lang w:eastAsia="ru-RU"/>
         </w:rPr>
-        <w:t xml:space="preserve"> – "Процедурные характеристики на стыке между оконечным оборудованием данных и аппаратурой окончания канала данных"</w:t>
-      </w:r>
-      <w:r>
-        <w:rPr>
-          <w:rFonts w:cs="Times New Roman"/>
-          <w:lang w:eastAsia="ru-RU"/>
-        </w:rPr>
-        <w:t xml:space="preserve"> (важен для интеграции оборудования).</w:t>
+        <w:t xml:space="preserve"> – "Процедурные характеристики на стыке между оконечным оборудованием данных и аппаратурой окончания канала данных" (важен для интеграции оборудования).</w:t>
       </w:r>
     </w:p>
     <w:p>
@@ -6497,16 +6642,7 @@
           <w:bCs w:val="0"/>
           <w:lang w:eastAsia="ru-RU"/>
         </w:rPr>
-        <w:t>Г</w:t>
-      </w:r>
-      <w:r>
-        <w:rPr>
-          <w:rStyle w:val="a6"/>
-          <w:b w:val="0"/>
-          <w:bCs w:val="0"/>
-          <w:lang w:eastAsia="ru-RU"/>
-        </w:rPr>
-        <w:t>ОСТ 28470-90</w:t>
+        <w:t>ГОСТ 28470-90</w:t>
       </w:r>
       <w:r>
         <w:rPr>
@@ -6532,30 +6668,14 @@
           <w:lang w:eastAsia="ru-RU"/>
         </w:rPr>
         <w:lastRenderedPageBreak/>
-        <w:t>Г</w:t>
-      </w:r>
-      <w:r>
-        <w:rPr>
-          <w:rStyle w:val="a6"/>
-          <w:b w:val="0"/>
-          <w:bCs w:val="0"/>
-          <w:lang w:eastAsia="ru-RU"/>
-        </w:rPr>
-        <w:t>ОСТ IEC 60950-1-2014</w:t>
+        <w:t>ГОСТ IEC 60950-1-2014</w:t>
       </w:r>
       <w:r>
         <w:rPr>
           <w:rFonts w:cs="Times New Roman"/>
           <w:lang w:eastAsia="ru-RU"/>
         </w:rPr>
-        <w:t xml:space="preserve"> – "Оборудов</w:t>
-      </w:r>
-      <w:r>
-        <w:rPr>
-          <w:rFonts w:cs="Times New Roman"/>
-          <w:lang w:eastAsia="ru-RU"/>
-        </w:rPr>
-        <w:t>ание информационных технологий. Требования безопасности" (обязателен для сертификации ИТ-оборудования)</w:t>
+        <w:t xml:space="preserve"> – "Оборудование информационных технологий. Требования безопасности" (обязателен для сертификации ИТ-оборудования)</w:t>
       </w:r>
     </w:p>
     <w:p>
@@ -6596,7 +6716,7 @@
       <w:bookmarkStart w:id="57" w:name="_Toc90289059_Копия_1"/>
       <w:bookmarkStart w:id="58" w:name="_Toc198590063"/>
       <w:bookmarkStart w:id="59" w:name="_Toc23149715"/>
-      <w:bookmarkStart w:id="60" w:name="_Toc199167155"/>
+      <w:bookmarkStart w:id="60" w:name="_Toc199851653"/>
       <w:bookmarkEnd w:id="50"/>
       <w:bookmarkEnd w:id="51"/>
       <w:bookmarkEnd w:id="52"/>
@@ -6630,23 +6750,7 @@
           <w:szCs w:val="24"/>
           <w:lang w:eastAsia="ru-RU"/>
         </w:rPr>
-        <w:t xml:space="preserve">В рамках проекта создания ИТ-инфраструктуры ТВ-канала применяется единая политика именования технических и </w:t>
-      </w:r>
-      <w:r>
-        <w:rPr>
-          <w:rFonts w:ascii="Times New Roman" w:hAnsi="Times New Roman" w:cs="Times New Roman"/>
-          <w:szCs w:val="24"/>
-          <w:lang w:eastAsia="ru-RU"/>
-        </w:rPr>
-        <w:t>программных объектов, обеспечивающая стандартизацию, удобство администрирования и однозначную идентификацию компонентов системы. Политика именования базируется на внутренних документах «Стандарт именования серверов и сетевых устройств» и «Правила именовани</w:t>
-      </w:r>
-      <w:r>
-        <w:rPr>
-          <w:rFonts w:ascii="Times New Roman" w:hAnsi="Times New Roman" w:cs="Times New Roman"/>
-          <w:szCs w:val="24"/>
-          <w:lang w:eastAsia="ru-RU"/>
-        </w:rPr>
-        <w:t>я оборудования, виртуальных машин и сервисов в ИТ-инфраструктуре» (редакция 1.0).</w:t>
+        <w:t>В рамках проекта создания ИТ-инфраструктуры ТВ-канала применяется единая политика именования технических и программных объектов, обеспечивающая стандартизацию, удобство администрирования и однозначную идентификацию компонентов системы. Политика именования базируется на внутренних документах «Стандарт именования серверов и сетевых устройств» и «Правила именования оборудования, виртуальных машин и сервисов в ИТ-инфраструктуре» (редакция 1.0).</w:t>
       </w:r>
     </w:p>
     <w:p>
@@ -6669,15 +6773,25 @@
           <w:szCs w:val="24"/>
           <w:lang w:eastAsia="ru-RU"/>
         </w:rPr>
-        <w:t>Для обеспечения логичности и удобства управления используется иерархическая система именования. Физические серверы именуются по шаблону SRV-&lt;Функция&gt;-&lt;Номер&gt;, например SRV-ME</w:t>
-      </w:r>
+        <w:t xml:space="preserve">Для обеспечения логичности и удобства управления используется иерархическая система именования. Физические серверы именуются по шаблону SRV-&lt;Функция&gt;-&lt;Номер&gt;, например SRV-MEDIA-01 для сервера обработки </w:t>
+      </w:r>
+      <w:proofErr w:type="spellStart"/>
       <w:r>
         <w:rPr>
           <w:rFonts w:ascii="Times New Roman" w:hAnsi="Times New Roman" w:cs="Times New Roman"/>
           <w:szCs w:val="24"/>
           <w:lang w:eastAsia="ru-RU"/>
         </w:rPr>
-        <w:t xml:space="preserve">DIA-01 для сервера обработки </w:t>
+        <w:t>медиапотоков</w:t>
+      </w:r>
+      <w:proofErr w:type="spellEnd"/>
+      <w:r>
+        <w:rPr>
+          <w:rFonts w:ascii="Times New Roman" w:hAnsi="Times New Roman" w:cs="Times New Roman"/>
+          <w:szCs w:val="24"/>
+          <w:lang w:eastAsia="ru-RU"/>
+        </w:rPr>
+        <w:t xml:space="preserve">. Виртуальные машины получают имена по формату VM-&lt;Сервис&gt;-&lt;Среда&gt;-&lt;Номер&gt;, как VM-PLAYOUT-PROD-02 для ВМ эфирного вещания в </w:t>
       </w:r>
       <w:proofErr w:type="spellStart"/>
       <w:r>
@@ -6686,7 +6800,7 @@
           <w:szCs w:val="24"/>
           <w:lang w:eastAsia="ru-RU"/>
         </w:rPr>
-        <w:t>медиапотоков</w:t>
+        <w:t>продакшене</w:t>
       </w:r>
       <w:proofErr w:type="spellEnd"/>
       <w:r>
@@ -6695,33 +6809,7 @@
           <w:szCs w:val="24"/>
           <w:lang w:eastAsia="ru-RU"/>
         </w:rPr>
-        <w:t xml:space="preserve">. Виртуальные машины получают имена по формату VM-&lt;Сервис&gt;-&lt;Среда&gt;-&lt;Номер&gt;, как VM-PLAYOUT-PROD-02 для ВМ эфирного вещания в </w:t>
-      </w:r>
-      <w:proofErr w:type="spellStart"/>
-      <w:r>
-        <w:rPr>
-          <w:rFonts w:ascii="Times New Roman" w:hAnsi="Times New Roman" w:cs="Times New Roman"/>
-          <w:szCs w:val="24"/>
-          <w:lang w:eastAsia="ru-RU"/>
-        </w:rPr>
-        <w:t>продакшене</w:t>
-      </w:r>
-      <w:proofErr w:type="spellEnd"/>
-      <w:r>
-        <w:rPr>
-          <w:rFonts w:ascii="Times New Roman" w:hAnsi="Times New Roman" w:cs="Times New Roman"/>
-          <w:szCs w:val="24"/>
-          <w:lang w:eastAsia="ru-RU"/>
-        </w:rPr>
-        <w:t>. Сетевые устройства именуются по схеме SW-&lt;Тип&gt;-&lt;Локация&gt;-&lt;Номер&gt;, например SW-</w:t>
-      </w:r>
-      <w:r>
-        <w:rPr>
-          <w:rFonts w:ascii="Times New Roman" w:hAnsi="Times New Roman" w:cs="Times New Roman"/>
-          <w:szCs w:val="24"/>
-          <w:lang w:eastAsia="ru-RU"/>
-        </w:rPr>
-        <w:t>CORE-DC1-01 для основного коммутатора в дата-центре.</w:t>
+        <w:t>. Сетевые устройства именуются по схеме SW-&lt;Тип&gt;-&lt;Локация&gt;-&lt;Номер&gt;, например SW-CORE-DC1-01 для основного коммутатора в дата-центре.</w:t>
       </w:r>
     </w:p>
     <w:p>
@@ -6744,15 +6832,7 @@
           <w:szCs w:val="24"/>
           <w:lang w:eastAsia="ru-RU"/>
         </w:rPr>
-        <w:t>Для специализированного оборудования вещательного комплекса применяются дополнительные правила именования. Видеосерверы обозначаются как VS-&lt;Назначение&gt;-&lt;Зона&gt;-&lt;Номер&gt; (VS-PLAYOUT-AIR-01), а системы хран</w:t>
-      </w:r>
-      <w:r>
-        <w:rPr>
-          <w:rFonts w:ascii="Times New Roman" w:hAnsi="Times New Roman" w:cs="Times New Roman"/>
-          <w:szCs w:val="24"/>
-          <w:lang w:eastAsia="ru-RU"/>
-        </w:rPr>
-        <w:t>ения медиаконтента - ST-&lt;Тип&gt;-&lt;Класс&gt;-&lt;Номер&gt; (ST-ARCHIVE-TIER2-01). Особое внимание уделяется именованию критичных компонентов: серверы эфирного вещания получают префикс AIR-, а оборудование резервного центра - DR-.</w:t>
+        <w:t>Для специализированного оборудования вещательного комплекса применяются дополнительные правила именования. Видеосерверы обозначаются как VS-&lt;Назначение&gt;-&lt;Зона&gt;-&lt;Номер&gt; (VS-PLAYOUT-AIR-01), а системы хранения медиаконтента - ST-&lt;Тип&gt;-&lt;Класс&gt;-&lt;Номер&gt; (ST-ARCHIVE-TIER2-01). Особое внимание уделяется именованию критичных компонентов: серверы эфирного вещания получают префикс AIR-, а оборудование резервного центра - DR-.</w:t>
       </w:r>
     </w:p>
     <w:p>
@@ -6770,23 +6850,7 @@
           <w:szCs w:val="24"/>
           <w:lang w:eastAsia="ru-RU"/>
         </w:rPr>
-        <w:t>В процессе разработки проектного решени</w:t>
-      </w:r>
-      <w:r>
-        <w:rPr>
-          <w:rFonts w:ascii="Times New Roman" w:hAnsi="Times New Roman" w:cs="Times New Roman"/>
-          <w:szCs w:val="24"/>
-          <w:lang w:eastAsia="ru-RU"/>
-        </w:rPr>
-        <w:t>я предусматривается создание новых шаблонов именования для типов объектов, отсутствующих в текущих стандартах, таких как оборудование IP-вещания (IP-префикс) и облачные медиасервисы (CLOUD-префикс). Разработанные шаблоны будут включены в обновленные редакц</w:t>
-      </w:r>
-      <w:r>
-        <w:rPr>
-          <w:rFonts w:ascii="Times New Roman" w:hAnsi="Times New Roman" w:cs="Times New Roman"/>
-          <w:szCs w:val="24"/>
-          <w:lang w:eastAsia="ru-RU"/>
-        </w:rPr>
-        <w:t>ии документов политики именования. Для обеспечения преемственности новая система именования сохраняет совместимость с существующими стандартами компании, дополняя их отраслевой спецификой телевизионного вещания.</w:t>
+        <w:t>В процессе разработки проектного решения предусматривается создание новых шаблонов именования для типов объектов, отсутствующих в текущих стандартах, таких как оборудование IP-вещания (IP-префикс) и облачные медиасервисы (CLOUD-префикс). Разработанные шаблоны будут включены в обновленные редакции документов политики именования. Для обеспечения преемственности новая система именования сохраняет совместимость с существующими стандартами компании, дополняя их отраслевой спецификой телевизионного вещания.</w:t>
       </w:r>
     </w:p>
     <w:p>
@@ -6796,7 +6860,7 @@
       <w:bookmarkStart w:id="61" w:name="__RefHeading___Toc32413_3142906823"/>
       <w:bookmarkStart w:id="62" w:name="_Toc198590064"/>
       <w:bookmarkStart w:id="63" w:name="_Toc23149716"/>
-      <w:bookmarkStart w:id="64" w:name="_Toc199167156"/>
+      <w:bookmarkStart w:id="64" w:name="_Toc199851654"/>
       <w:bookmarkEnd w:id="61"/>
       <w:r>
         <w:t>Техническая архитектура</w:t>
@@ -6815,13 +6879,10 @@
       </w:pPr>
       <w:bookmarkStart w:id="65" w:name="__RefHeading___Toc32415_3142906823"/>
       <w:bookmarkStart w:id="66" w:name="_Toc198590065"/>
-      <w:bookmarkStart w:id="67" w:name="_Toc199167157"/>
+      <w:bookmarkStart w:id="67" w:name="_Toc199851655"/>
       <w:bookmarkEnd w:id="65"/>
       <w:r>
-        <w:t>Структура построения</w:t>
-      </w:r>
-      <w:r>
-        <w:t xml:space="preserve"> Системы</w:t>
+        <w:t>Структура построения Системы</w:t>
       </w:r>
       <w:bookmarkEnd w:id="66"/>
       <w:bookmarkEnd w:id="67"/>
@@ -6960,14 +7021,7 @@
           <w:rFonts w:ascii="Times New Roman" w:hAnsi="Times New Roman"/>
           <w:szCs w:val="24"/>
         </w:rPr>
-        <w:t>подсистема сетевого хранения д</w:t>
-      </w:r>
-      <w:r>
-        <w:rPr>
-          <w:rFonts w:ascii="Times New Roman" w:hAnsi="Times New Roman"/>
-          <w:szCs w:val="24"/>
-        </w:rPr>
-        <w:t>анных (СХД)</w:t>
+        <w:t>подсистема сетевого хранения данных (СХД)</w:t>
       </w:r>
     </w:p>
     <w:p>
@@ -7122,14 +7176,7 @@
           <w:szCs w:val="24"/>
         </w:rPr>
         <w:tab/>
-        <w:t xml:space="preserve">Концептуальная схема ИТ-инфраструктуры </w:t>
-      </w:r>
-      <w:r>
-        <w:rPr>
-          <w:rFonts w:ascii="Times New Roman" w:hAnsi="Times New Roman"/>
-          <w:szCs w:val="24"/>
-        </w:rPr>
-        <w:t>представлена на Рис. 1.</w:t>
+        <w:t>Концептуальная схема ИТ-инфраструктуры представлена на Рис. 1.</w:t>
       </w:r>
     </w:p>
     <w:p>
@@ -7209,14 +7256,7 @@
           <w:rFonts w:ascii="Times New Roman" w:hAnsi="Times New Roman"/>
           <w:szCs w:val="24"/>
         </w:rPr>
-        <w:t>Основной производственный контур - для штатного вещания без требов</w:t>
-      </w:r>
-      <w:r>
-        <w:rPr>
-          <w:rFonts w:ascii="Times New Roman" w:hAnsi="Times New Roman"/>
-          <w:szCs w:val="24"/>
-        </w:rPr>
-        <w:t>аний по аттестации</w:t>
+        <w:t>Основной производственный контур - для штатного вещания без требований по аттестации</w:t>
       </w:r>
     </w:p>
     <w:p>
@@ -7287,14 +7327,7 @@
           <w:szCs w:val="24"/>
         </w:rPr>
         <w:tab/>
-        <w:t>Схема взаимодействия контуров и распределения подсистем по контурам пред</w:t>
-      </w:r>
-      <w:r>
-        <w:rPr>
-          <w:rFonts w:ascii="Times New Roman" w:hAnsi="Times New Roman"/>
-          <w:szCs w:val="24"/>
-        </w:rPr>
-        <w:t>ставлена на Рис. 2.</w:t>
+        <w:t>Схема взаимодействия контуров и распределения подсистем по контурам представлена на Рис. 2.</w:t>
       </w:r>
     </w:p>
     <w:p>
@@ -7329,14 +7362,7 @@
           <w:rFonts w:ascii="Times New Roman" w:hAnsi="Times New Roman"/>
           <w:szCs w:val="24"/>
         </w:rPr>
-        <w:t xml:space="preserve"> (MCR, NDI, SDI) и </w:t>
-      </w:r>
-      <w:r>
-        <w:rPr>
-          <w:rFonts w:ascii="Times New Roman" w:hAnsi="Times New Roman"/>
-          <w:szCs w:val="24"/>
-        </w:rPr>
-        <w:t>базовые сервисные системы (AD, KMS, PTP, DRM).</w:t>
+        <w:t xml:space="preserve"> (MCR, NDI, SDI) и базовые сервисные системы (AD, KMS, PTP, DRM).</w:t>
       </w:r>
     </w:p>
     <w:p>
@@ -7355,14 +7381,7 @@
           <w:szCs w:val="24"/>
         </w:rPr>
         <w:tab/>
-        <w:t>Оборудование системы размещается в аппаратно-студийном комплексе (АСК) и использует существующую инженерную инфраструктуру телецентра (стойки вещательного оборудования, системы бесперебойного питания, климат-</w:t>
-      </w:r>
-      <w:r>
-        <w:rPr>
-          <w:rFonts w:ascii="Times New Roman" w:hAnsi="Times New Roman"/>
-          <w:szCs w:val="24"/>
-        </w:rPr>
-        <w:t>контроль и др.).</w:t>
+        <w:t>Оборудование системы размещается в аппаратно-студийном комплексе (АСК) и использует существующую инженерную инфраструктуру телецентра (стойки вещательного оборудования, системы бесперебойного питания, климат-контроль и др.).</w:t>
       </w:r>
     </w:p>
     <w:p>
@@ -7401,14 +7420,7 @@
         </w:rPr>
         <w:lastRenderedPageBreak/>
         <w:tab/>
-        <w:t>Особенности работы системы в различных режимах (штатное вещание, резервный эфир, аварийные ситуации) описаны</w:t>
-      </w:r>
-      <w:r>
-        <w:rPr>
-          <w:rFonts w:ascii="Times New Roman" w:hAnsi="Times New Roman"/>
-          <w:szCs w:val="24"/>
-        </w:rPr>
-        <w:t xml:space="preserve"> в разделе 2.4.</w:t>
+        <w:t>Особенности работы системы в различных режимах (штатное вещание, резервный эфир, аварийные ситуации) описаны в разделе 2.4.</w:t>
       </w:r>
     </w:p>
     <w:p>
@@ -7440,7 +7452,7 @@
       </w:pPr>
       <w:bookmarkStart w:id="68" w:name="__RefHeading___Toc32417_3142906823"/>
       <w:bookmarkStart w:id="69" w:name="_Toc198590066"/>
-      <w:bookmarkStart w:id="70" w:name="_Toc199167158"/>
+      <w:bookmarkStart w:id="70" w:name="_Toc199851656"/>
       <w:bookmarkEnd w:id="68"/>
       <w:r>
         <w:t xml:space="preserve">Подсистема </w:t>
@@ -7480,13 +7492,7 @@
         <w:rPr>
           <w:szCs w:val="24"/>
         </w:rPr>
-        <w:t xml:space="preserve"> (ПМС) является ключевым компонентом ИТ-инфраструктуры</w:t>
-      </w:r>
-      <w:r>
-        <w:rPr>
-          <w:szCs w:val="24"/>
-        </w:rPr>
-        <w:t xml:space="preserve"> телеканала, обеспечивающим обработку, хранение и трансляцию видеоконтента в различных форматах вещания. В состав подсистемы входят высокопроизводительные серверные решения, специализированные для работы с видео потоками в реальном времени.</w:t>
+        <w:t xml:space="preserve"> (ПМС) является ключевым компонентом ИТ-инфраструктуры телеканала, обеспечивающим обработку, хранение и трансляцию видеоконтента в различных форматах вещания. В состав подсистемы входят высокопроизводительные серверные решения, специализированные для работы с видео потоками в реальном времени.</w:t>
       </w:r>
     </w:p>
     <w:p>
@@ -7502,13 +7508,7 @@
           <w:szCs w:val="24"/>
         </w:rPr>
         <w:tab/>
-        <w:t>Основу подсист</w:t>
-      </w:r>
-      <w:r>
-        <w:rPr>
-          <w:szCs w:val="24"/>
-        </w:rPr>
-        <w:t>емы составляют:</w:t>
+        <w:t>Основу подсистемы составляют:</w:t>
       </w:r>
     </w:p>
     <w:p>
@@ -7652,19 +7652,7 @@
           <w:szCs w:val="24"/>
         </w:rPr>
         <w:tab/>
-        <w:t xml:space="preserve">Все серверные решения </w:t>
-      </w:r>
-      <w:r>
-        <w:rPr>
-          <w:szCs w:val="24"/>
-        </w:rPr>
-        <w:t>реализованы на базе отказоустойчивых кластерных конфигураций с горячим резервированием критических компонентов. Для обеспечения бесперебойного вещания применяется схема активный-активный для основных эфирных серверов и активный-резервный для вспомогательны</w:t>
-      </w:r>
-      <w:r>
-        <w:rPr>
-          <w:szCs w:val="24"/>
-        </w:rPr>
-        <w:t>х систем.</w:t>
+        <w:t>Все серверные решения реализованы на базе отказоустойчивых кластерных конфигураций с горячим резервированием критических компонентов. Для обеспечения бесперебойного вещания применяется схема активный-активный для основных эфирных серверов и активный-резервный для вспомогательных систем.</w:t>
       </w:r>
     </w:p>
     <w:p>
@@ -7729,13 +7717,7 @@
         <w:rPr>
           <w:szCs w:val="24"/>
         </w:rPr>
-        <w:t xml:space="preserve">В защищенном </w:t>
-      </w:r>
-      <w:r>
-        <w:rPr>
-          <w:szCs w:val="24"/>
-        </w:rPr>
-        <w:t xml:space="preserve">контуре К3 функционируют системы архивирования и резервного </w:t>
+        <w:t xml:space="preserve">В защищенном контуре К3 функционируют системы архивирования и резервного </w:t>
       </w:r>
       <w:proofErr w:type="spellStart"/>
       <w:r>
@@ -7822,13 +7804,7 @@
           <w:szCs w:val="24"/>
         </w:rPr>
         <w:tab/>
-        <w:t xml:space="preserve">Подсистема интегрирована с ПХМ через </w:t>
-      </w:r>
-      <w:r>
-        <w:rPr>
-          <w:szCs w:val="24"/>
-        </w:rPr>
-        <w:t xml:space="preserve">высокоскоростные SAN-подключения 16/32 </w:t>
+        <w:t xml:space="preserve">Подсистема интегрирована с ПХМ через высокоскоростные SAN-подключения 16/32 </w:t>
       </w:r>
       <w:proofErr w:type="spellStart"/>
       <w:r>
@@ -7849,13 +7825,7 @@
           <w:szCs w:val="24"/>
         </w:rPr>
         <w:lastRenderedPageBreak/>
-        <w:t>консоль администрирования, поддерживающую протоколы SNMP для монитор</w:t>
-      </w:r>
-      <w:r>
-        <w:rPr>
-          <w:szCs w:val="24"/>
-        </w:rPr>
-        <w:t>инга и автоматического оповещения.</w:t>
+        <w:t>консоль администрирования, поддерживающую протоколы SNMP для мониторинга и автоматического оповещения.</w:t>
       </w:r>
     </w:p>
     <w:p>
@@ -7894,13 +7864,7 @@
         <w:rPr>
           <w:szCs w:val="24"/>
         </w:rPr>
-        <w:t>) и системой контроля целостности ПО. Доступ к управлению осуществляется через выделенные защ</w:t>
-      </w:r>
-      <w:r>
-        <w:rPr>
-          <w:szCs w:val="24"/>
-        </w:rPr>
-        <w:t>ищенные каналы с обязательной двухфакторной аутентификацией.</w:t>
+        <w:t>) и системой контроля целостности ПО. Доступ к управлению осуществляется через выделенные защищенные каналы с обязательной двухфакторной аутентификацией.</w:t>
       </w:r>
     </w:p>
     <w:p>
@@ -7913,7 +7877,7 @@
       </w:pPr>
       <w:bookmarkStart w:id="71" w:name="__RefHeading___Toc32419_3142906823"/>
       <w:bookmarkStart w:id="72" w:name="_Toc198590067"/>
-      <w:bookmarkStart w:id="73" w:name="_Toc199167159"/>
+      <w:bookmarkStart w:id="73" w:name="_Toc199851657"/>
       <w:bookmarkEnd w:id="71"/>
       <w:r>
         <w:t>Подсистема виртуализации производственных ресурсов (ПВПР)</w:t>
@@ -7934,13 +7898,7 @@
           <w:szCs w:val="24"/>
         </w:rPr>
         <w:tab/>
-        <w:t>ПВПР представляет собой унифицированную платформу для консолидации и управления вычислительными мощностями, обеспечивающую работу критич</w:t>
-      </w:r>
-      <w:r>
-        <w:rPr>
-          <w:szCs w:val="24"/>
-        </w:rPr>
-        <w:t>ески важных производственных процессов телеканала. Подсистема построена на базе отказоустойчивого кластера виртуализации с географически распределенными узлами.</w:t>
+        <w:t>ПВПР представляет собой унифицированную платформу для консолидации и управления вычислительными мощностями, обеспечивающую работу критически важных производственных процессов телеканала. Подсистема построена на базе отказоустойчивого кластера виртуализации с географически распределенными узлами.</w:t>
       </w:r>
     </w:p>
     <w:p>
@@ -7985,13 +7943,7 @@
         <w:rPr>
           <w:szCs w:val="24"/>
         </w:rPr>
-        <w:t xml:space="preserve">кластер серверов виртуализации на базе промышленных </w:t>
-      </w:r>
-      <w:r>
-        <w:rPr>
-          <w:szCs w:val="24"/>
-        </w:rPr>
-        <w:t xml:space="preserve">стандартов (VMware </w:t>
+        <w:t xml:space="preserve">кластер серверов виртуализации на базе промышленных стандартов (VMware </w:t>
       </w:r>
       <w:proofErr w:type="spellStart"/>
       <w:r>
@@ -8140,13 +8092,7 @@
           <w:szCs w:val="24"/>
         </w:rPr>
         <w:tab/>
-        <w:t xml:space="preserve">Особенностью ПВПР является поддержка </w:t>
-      </w:r>
-      <w:r>
-        <w:rPr>
-          <w:szCs w:val="24"/>
-        </w:rPr>
-        <w:t xml:space="preserve">специализированных требований </w:t>
+        <w:t xml:space="preserve">Особенностью ПВПР является поддержка специализированных требований </w:t>
       </w:r>
       <w:proofErr w:type="spellStart"/>
       <w:r>
@@ -8240,13 +8186,7 @@
         <w:rPr>
           <w:szCs w:val="24"/>
         </w:rPr>
-        <w:t xml:space="preserve">изолированные среды для </w:t>
-      </w:r>
-      <w:r>
-        <w:rPr>
-          <w:szCs w:val="24"/>
-        </w:rPr>
-        <w:t>различных производственных контуров</w:t>
+        <w:t>изолированные среды для различных производственных контуров</w:t>
       </w:r>
     </w:p>
     <w:p>
@@ -8375,13 +8315,7 @@
           <w:szCs w:val="24"/>
         </w:rPr>
         <w:lastRenderedPageBreak/>
-        <w:t>Автоматическое масштабирование в пиковых на</w:t>
-      </w:r>
-      <w:r>
-        <w:rPr>
-          <w:szCs w:val="24"/>
-        </w:rPr>
-        <w:t>грузках:</w:t>
+        <w:t>Автоматическое масштабирование в пиковых нагрузках:</w:t>
       </w:r>
     </w:p>
     <w:p>
@@ -8559,13 +8493,7 @@
           <w:szCs w:val="24"/>
         </w:rPr>
         <w:tab/>
-        <w:t>Безопасность об</w:t>
-      </w:r>
-      <w:r>
-        <w:rPr>
-          <w:szCs w:val="24"/>
-        </w:rPr>
-        <w:t>еспечивается:</w:t>
+        <w:t>Безопасность обеспечивается:</w:t>
       </w:r>
     </w:p>
     <w:p>
@@ -8670,13 +8598,7 @@
           <w:szCs w:val="24"/>
         </w:rPr>
         <w:tab/>
-        <w:t xml:space="preserve">Управление осуществляется через централизованную панель с интеграцией в общую систему мониторинга </w:t>
-      </w:r>
-      <w:r>
-        <w:rPr>
-          <w:szCs w:val="24"/>
-        </w:rPr>
-        <w:t>телеканала. Подсистема поддерживает автоматическое восстановление после сбоев с SLA 99,99% для критичных сервисов.</w:t>
+        <w:t>Управление осуществляется через централизованную панель с интеграцией в общую систему мониторинга телеканала. Подсистема поддерживает автоматическое восстановление после сбоев с SLA 99,99% для критичных сервисов.</w:t>
       </w:r>
     </w:p>
     <w:p>
@@ -8689,7 +8611,7 @@
       </w:pPr>
       <w:bookmarkStart w:id="74" w:name="__RefHeading___Toc32421_3142906823"/>
       <w:bookmarkStart w:id="75" w:name="_Toc198590068"/>
-      <w:bookmarkStart w:id="76" w:name="_Toc199167160"/>
+      <w:bookmarkStart w:id="76" w:name="_Toc199851658"/>
       <w:bookmarkEnd w:id="74"/>
       <w:r>
         <w:t>Подсистема хранения медиаконтента (ПХМ)</w:t>
@@ -8710,13 +8632,7 @@
           <w:szCs w:val="24"/>
         </w:rPr>
         <w:tab/>
-        <w:t>ПХМ представляет собой многоуровневую систему хранения и управления медиаактивами телеканала, обеспе</w:t>
-      </w:r>
-      <w:r>
-        <w:rPr>
-          <w:szCs w:val="24"/>
-        </w:rPr>
-        <w:t>чивающую надежное хранение и оперативный доступ ко всему видеоконтенту. Подсистема построена по принципу гибридного хранилища с интеллектуальным распределением данных по уровням в зависимости от частоты использования и критичности.</w:t>
+        <w:t>ПХМ представляет собой многоуровневую систему хранения и управления медиаактивами телеканала, обеспечивающую надежное хранение и оперативный доступ ко всему видеоконтенту. Подсистема построена по принципу гибридного хранилища с интеллектуальным распределением данных по уровням в зависимости от частоты использования и критичности.</w:t>
       </w:r>
     </w:p>
     <w:p>
@@ -8732,13 +8648,7 @@
           <w:szCs w:val="24"/>
         </w:rPr>
         <w:tab/>
-        <w:t>Основные компоненты ПХМ</w:t>
-      </w:r>
-      <w:r>
-        <w:rPr>
-          <w:szCs w:val="24"/>
-        </w:rPr>
-        <w:t xml:space="preserve"> включают:</w:t>
+        <w:t>Основные компоненты ПХМ включают:</w:t>
       </w:r>
     </w:p>
     <w:p>
@@ -8832,13 +8742,7 @@
         <w:rPr>
           <w:szCs w:val="24"/>
         </w:rPr>
-        <w:t>систему управления медиаак</w:t>
-      </w:r>
-      <w:r>
-        <w:rPr>
-          <w:szCs w:val="24"/>
-        </w:rPr>
-        <w:t>тивами (MAM) с интеграцией в производственные процессы</w:t>
+        <w:t>систему управления медиаактивами (MAM) с интеграцией в производственные процессы</w:t>
       </w:r>
     </w:p>
     <w:p>
@@ -9149,13 +9053,7 @@
         <w:rPr>
           <w:szCs w:val="24"/>
         </w:rPr>
-        <w:t xml:space="preserve">   Холодное хранение с </w:t>
-      </w:r>
-      <w:r>
-        <w:rPr>
-          <w:szCs w:val="24"/>
-        </w:rPr>
-        <w:t>возможностью восстановления за 15 мин</w:t>
+        <w:t xml:space="preserve">   Холодное хранение с возможностью восстановления за 15 мин</w:t>
       </w:r>
     </w:p>
     <w:p>
@@ -9251,13 +9149,7 @@
         <w:rPr>
           <w:szCs w:val="24"/>
         </w:rPr>
-        <w:t xml:space="preserve">Интеграция с облачными платформами </w:t>
-      </w:r>
-      <w:r>
-        <w:rPr>
-          <w:szCs w:val="24"/>
-        </w:rPr>
-        <w:t>для гибридного хранения</w:t>
+        <w:t>Интеграция с облачными платформами для гибридного хранения</w:t>
       </w:r>
     </w:p>
     <w:p>
@@ -9373,13 +9265,7 @@
         <w:rPr>
           <w:szCs w:val="24"/>
         </w:rPr>
-        <w:t>Системой</w:t>
-      </w:r>
-      <w:r>
-        <w:rPr>
-          <w:szCs w:val="24"/>
-        </w:rPr>
-        <w:t xml:space="preserve"> </w:t>
+        <w:t xml:space="preserve">Системой </w:t>
       </w:r>
       <w:proofErr w:type="spellStart"/>
       <w:r>
@@ -9560,13 +9446,10 @@
       </w:pPr>
       <w:bookmarkStart w:id="77" w:name="__RefHeading___Toc32423_3142906823"/>
       <w:bookmarkStart w:id="78" w:name="_Toc198590069"/>
-      <w:bookmarkStart w:id="79" w:name="_Toc199167161"/>
+      <w:bookmarkStart w:id="79" w:name="_Toc199851659"/>
       <w:bookmarkEnd w:id="77"/>
       <w:r>
-        <w:t>Подсистема сетевого хранения данных (С</w:t>
-      </w:r>
-      <w:r>
-        <w:t>ХД)</w:t>
+        <w:t>Подсистема сетевого хранения данных (СХД)</w:t>
       </w:r>
       <w:bookmarkEnd w:id="78"/>
       <w:bookmarkEnd w:id="79"/>
@@ -9622,13 +9505,7 @@
         <w:rPr>
           <w:szCs w:val="24"/>
         </w:rPr>
-        <w:t>Общую емкость 5 PB с подд</w:t>
-      </w:r>
-      <w:r>
-        <w:rPr>
-          <w:szCs w:val="24"/>
-        </w:rPr>
-        <w:t>ержкой многоуровневого хранения</w:t>
+        <w:t>Общую емкость 5 PB с поддержкой многоуровневого хранения</w:t>
       </w:r>
     </w:p>
     <w:p>
@@ -9746,13 +9623,7 @@
         <w:rPr>
           <w:szCs w:val="24"/>
         </w:rPr>
-        <w:t>Автоматическую репликацию м</w:t>
-      </w:r>
-      <w:r>
-        <w:rPr>
-          <w:szCs w:val="24"/>
-        </w:rPr>
-        <w:t>ежду основным и резервным ЦОД</w:t>
+        <w:t>Автоматическую репликацию между основным и резервным ЦОД</w:t>
       </w:r>
     </w:p>
     <w:p>
@@ -9828,13 +9699,7 @@
           <w:szCs w:val="24"/>
         </w:rPr>
         <w:tab/>
-        <w:t>Производительность системы рассчитана</w:t>
-      </w:r>
-      <w:r>
-        <w:rPr>
-          <w:szCs w:val="24"/>
-        </w:rPr>
-        <w:t xml:space="preserve"> на одновременную работу с 200+ видеопотоками в формате 4K. Реализована поддержка мгновенных </w:t>
+        <w:t xml:space="preserve">Производительность системы рассчитана на одновременную работу с 200+ видеопотоками в формате 4K. Реализована поддержка мгновенных </w:t>
       </w:r>
       <w:proofErr w:type="spellStart"/>
       <w:r>
@@ -9861,7 +9726,7 @@
       </w:pPr>
       <w:bookmarkStart w:id="80" w:name="__RefHeading___Toc32425_3142906823"/>
       <w:bookmarkStart w:id="81" w:name="_Toc198590070"/>
-      <w:bookmarkStart w:id="82" w:name="_Toc199167162"/>
+      <w:bookmarkStart w:id="82" w:name="_Toc199851660"/>
       <w:bookmarkEnd w:id="80"/>
       <w:r>
         <w:t>Подсистема трансляции и распределения контента (ПТРК)</w:t>
@@ -9885,14 +9750,7 @@
           <w:szCs w:val="24"/>
         </w:rPr>
         <w:tab/>
-        <w:t>Обеспечивает доставку медиаконтента на все платформы вещания тел</w:t>
-      </w:r>
-      <w:r>
-        <w:rPr>
-          <w:rFonts w:ascii="Times New Roman" w:hAnsi="Times New Roman"/>
-          <w:szCs w:val="24"/>
-        </w:rPr>
-        <w:t>еканала. Включает:</w:t>
+        <w:t>Обеспечивает доставку медиаконтента на все платформы вещания телеканала. Включает:</w:t>
       </w:r>
     </w:p>
     <w:p>
@@ -10009,7 +9867,7 @@
       </w:pPr>
       <w:bookmarkStart w:id="83" w:name="__RefHeading___Toc32427_3142906823"/>
       <w:bookmarkStart w:id="84" w:name="_Toc198590071"/>
-      <w:bookmarkStart w:id="85" w:name="_Toc199167163"/>
+      <w:bookmarkStart w:id="85" w:name="_Toc199851661"/>
       <w:bookmarkEnd w:id="83"/>
       <w:r>
         <w:t xml:space="preserve">Подсистема балансировки </w:t>
@@ -10067,14 +9925,7 @@
           <w:rFonts w:ascii="Times New Roman" w:hAnsi="Times New Roman"/>
           <w:szCs w:val="24"/>
         </w:rPr>
-        <w:t xml:space="preserve">Распределение </w:t>
-      </w:r>
-      <w:r>
-        <w:rPr>
-          <w:rFonts w:ascii="Times New Roman" w:hAnsi="Times New Roman"/>
-          <w:szCs w:val="24"/>
-        </w:rPr>
-        <w:t>нагрузки между серверами трансляции</w:t>
+        <w:t>Распределение нагрузки между серверами трансляции</w:t>
       </w:r>
     </w:p>
     <w:p>
@@ -10181,7 +10032,7 @@
       </w:pPr>
       <w:bookmarkStart w:id="86" w:name="__RefHeading___Toc32429_3142906823"/>
       <w:bookmarkStart w:id="87" w:name="_Toc198590072"/>
-      <w:bookmarkStart w:id="88" w:name="_Toc199167164"/>
+      <w:bookmarkStart w:id="88" w:name="_Toc199851662"/>
       <w:bookmarkEnd w:id="86"/>
       <w:r>
         <w:lastRenderedPageBreak/>
@@ -10338,7 +10189,7 @@
           <w:numId w:val="1"/>
         </w:numPr>
       </w:pPr>
-      <w:bookmarkStart w:id="89" w:name="_Toc199167165"/>
+      <w:bookmarkStart w:id="89" w:name="_Toc199851663"/>
       <w:r>
         <w:t xml:space="preserve">Подсистема резервного </w:t>
       </w:r>
@@ -10698,7 +10549,7 @@
       <w:bookmarkStart w:id="91" w:name="__RefHeading___Toc32437_3142906823"/>
       <w:bookmarkStart w:id="92" w:name="_Toc198590073"/>
       <w:bookmarkStart w:id="93" w:name="_Toc23149728"/>
-      <w:bookmarkStart w:id="94" w:name="_Toc199167166"/>
+      <w:bookmarkStart w:id="94" w:name="_Toc199851664"/>
       <w:bookmarkEnd w:id="91"/>
       <w:r>
         <w:t>Взаимодействие со смежными системами</w:t>
@@ -10721,15 +10572,7 @@
           <w:lang w:eastAsia="ru-RU"/>
         </w:rPr>
         <w:tab/>
-        <w:t xml:space="preserve">Внедряемые компоненты ИТ-инфраструктуры телеканала </w:t>
-      </w:r>
-      <w:r>
-        <w:rPr>
-          <w:rFonts w:ascii="Times New Roman" w:eastAsia="Times New Roman" w:hAnsi="Times New Roman" w:cs="Times New Roman"/>
-          <w:color w:val="000000"/>
-          <w:lang w:eastAsia="ru-RU"/>
-        </w:rPr>
-        <w:t xml:space="preserve">интегрированы с существующими производственными системами и образуют единый </w:t>
+        <w:t xml:space="preserve">Внедряемые компоненты ИТ-инфраструктуры телеканала интегрированы с существующими производственными системами и образуют единый </w:t>
       </w:r>
       <w:proofErr w:type="spellStart"/>
       <w:r>
@@ -10837,14 +10680,7 @@
           <w:rFonts w:ascii="Times New Roman" w:eastAsia="Times New Roman" w:hAnsi="Times New Roman" w:cs="Times New Roman"/>
           <w:lang w:eastAsia="ru-RU"/>
         </w:rPr>
-        <w:t xml:space="preserve">) передают данные в центральную </w:t>
-      </w:r>
-      <w:r>
-        <w:rPr>
-          <w:rFonts w:ascii="Times New Roman" w:eastAsia="Times New Roman" w:hAnsi="Times New Roman" w:cs="Times New Roman"/>
-          <w:lang w:eastAsia="ru-RU"/>
-        </w:rPr>
-        <w:t xml:space="preserve">систему управления </w:t>
+        <w:t xml:space="preserve">) передают данные в центральную систему управления </w:t>
       </w:r>
       <w:proofErr w:type="spellStart"/>
       <w:r>
@@ -10968,15 +10804,7 @@
           <w:color w:val="000000"/>
           <w:lang w:eastAsia="ru-RU"/>
         </w:rPr>
-        <w:t>Доменные служб</w:t>
-      </w:r>
-      <w:r>
-        <w:rPr>
-          <w:rFonts w:ascii="Times New Roman" w:eastAsia="Times New Roman" w:hAnsi="Times New Roman" w:cs="Times New Roman"/>
-          <w:color w:val="000000"/>
-          <w:lang w:eastAsia="ru-RU"/>
-        </w:rPr>
-        <w:t xml:space="preserve">ы AD расширяют существующую инфраструктуру </w:t>
+        <w:t xml:space="preserve">Доменные службы AD расширяют существующую инфраструктуру </w:t>
       </w:r>
       <w:proofErr w:type="spellStart"/>
       <w:r>
@@ -11083,15 +10911,7 @@
           <w:color w:val="000000"/>
           <w:lang w:eastAsia="ru-RU"/>
         </w:rPr>
-        <w:t>Реализована реп</w:t>
-      </w:r>
-      <w:r>
-        <w:rPr>
-          <w:rFonts w:ascii="Times New Roman" w:eastAsia="Times New Roman" w:hAnsi="Times New Roman" w:cs="Times New Roman"/>
-          <w:color w:val="000000"/>
-          <w:lang w:eastAsia="ru-RU"/>
-        </w:rPr>
-        <w:t>ликация критичного контента в режиме реального времени</w:t>
+        <w:t>Реализована репликация критичного контента в режиме реального времени</w:t>
       </w:r>
     </w:p>
     <w:p>
@@ -11179,15 +10999,7 @@
           <w:color w:val="000000"/>
           <w:lang w:eastAsia="ru-RU"/>
         </w:rPr>
-        <w:t>Общая система аутентификации для всех п</w:t>
-      </w:r>
-      <w:r>
-        <w:rPr>
-          <w:rFonts w:ascii="Times New Roman" w:eastAsia="Times New Roman" w:hAnsi="Times New Roman" w:cs="Times New Roman"/>
-          <w:color w:val="000000"/>
-          <w:lang w:eastAsia="ru-RU"/>
-        </w:rPr>
-        <w:t>роизводственных систем</w:t>
+        <w:t>Общая система аутентификации для всех производственных систем</w:t>
       </w:r>
     </w:p>
     <w:p>
@@ -11216,7 +11028,7 @@
       <w:bookmarkStart w:id="95" w:name="__RefHeading___Toc32439_3142906823"/>
       <w:bookmarkStart w:id="96" w:name="_Toc198590074"/>
       <w:bookmarkStart w:id="97" w:name="_Toc23149729"/>
-      <w:bookmarkStart w:id="98" w:name="_Toc199167167"/>
+      <w:bookmarkStart w:id="98" w:name="_Toc199851665"/>
       <w:bookmarkEnd w:id="95"/>
       <w:r>
         <w:t>Технические средства</w:t>
@@ -11236,7 +11048,7 @@
       <w:bookmarkStart w:id="99" w:name="__RefHeading___Toc32441_3142906823"/>
       <w:bookmarkStart w:id="100" w:name="_Toc198590075"/>
       <w:bookmarkStart w:id="101" w:name="_Toc23149730"/>
-      <w:bookmarkStart w:id="102" w:name="_Toc199167168"/>
+      <w:bookmarkStart w:id="102" w:name="_Toc199851666"/>
       <w:bookmarkEnd w:id="99"/>
       <w:r>
         <w:t>Аппаратное обеспечение</w:t>
@@ -11373,13 +11185,7 @@
         <w:rPr>
           <w:rFonts w:ascii="Times New Roman" w:hAnsi="Times New Roman" w:cs="Times New Roman"/>
         </w:rPr>
-        <w:t xml:space="preserve">- GPU-серверы NVIDIA для </w:t>
-      </w:r>
-      <w:r>
-        <w:rPr>
-          <w:rFonts w:ascii="Times New Roman" w:hAnsi="Times New Roman" w:cs="Times New Roman"/>
-        </w:rPr>
-        <w:t>обработки графики</w:t>
+        <w:t>- GPU-серверы NVIDIA для обработки графики</w:t>
       </w:r>
     </w:p>
     <w:p>
@@ -11505,13 +11311,7 @@
         <w:rPr>
           <w:rFonts w:ascii="Times New Roman" w:hAnsi="Times New Roman" w:cs="Times New Roman"/>
         </w:rPr>
-        <w:t xml:space="preserve"> </w:t>
-      </w:r>
-      <w:r>
-        <w:rPr>
-          <w:rFonts w:ascii="Times New Roman" w:hAnsi="Times New Roman" w:cs="Times New Roman"/>
-        </w:rPr>
-        <w:t>для ядра сети</w:t>
+        <w:t xml:space="preserve"> для ядра сети</w:t>
       </w:r>
     </w:p>
     <w:p>
@@ -11616,13 +11416,7 @@
         <w:rPr>
           <w:rFonts w:ascii="Times New Roman" w:hAnsi="Times New Roman" w:cs="Times New Roman"/>
         </w:rPr>
-        <w:t>Harmoni</w:t>
-      </w:r>
-      <w:r>
-        <w:rPr>
-          <w:rFonts w:ascii="Times New Roman" w:hAnsi="Times New Roman" w:cs="Times New Roman"/>
-        </w:rPr>
-        <w:t>c</w:t>
+        <w:t>Harmonic</w:t>
       </w:r>
       <w:proofErr w:type="spellEnd"/>
       <w:r>
@@ -11681,7 +11475,7 @@
       <w:bookmarkStart w:id="103" w:name="__RefHeading___Toc32443_3142906823"/>
       <w:bookmarkStart w:id="104" w:name="_Toc198590076"/>
       <w:bookmarkStart w:id="105" w:name="_Toc23149731"/>
-      <w:bookmarkStart w:id="106" w:name="_Toc199167169"/>
+      <w:bookmarkStart w:id="106" w:name="_Toc199851667"/>
       <w:bookmarkEnd w:id="103"/>
       <w:r>
         <w:rPr>
@@ -11808,13 +11602,7 @@
         <w:rPr>
           <w:rFonts w:cs="Times New Roman"/>
         </w:rPr>
-        <w:t>Мед</w:t>
-      </w:r>
-      <w:r>
-        <w:rPr>
-          <w:rFonts w:cs="Times New Roman"/>
-        </w:rPr>
-        <w:t>иаплатформы</w:t>
+        <w:t>Медиаплатформы</w:t>
       </w:r>
       <w:proofErr w:type="spellEnd"/>
       <w:r>
@@ -12019,13 +11807,7 @@
         <w:rPr>
           <w:rFonts w:ascii="Times New Roman" w:hAnsi="Times New Roman" w:cs="Times New Roman"/>
         </w:rPr>
-        <w:t xml:space="preserve"> для резервного </w:t>
-      </w:r>
-      <w:r>
-        <w:rPr>
-          <w:rFonts w:ascii="Times New Roman" w:hAnsi="Times New Roman" w:cs="Times New Roman"/>
-        </w:rPr>
-        <w:t>копирования</w:t>
+        <w:t xml:space="preserve"> для резервного копирования</w:t>
       </w:r>
     </w:p>
     <w:p>
@@ -12099,13 +11881,7 @@
           <w:rFonts w:ascii="Times New Roman" w:hAnsi="Times New Roman" w:cs="Times New Roman"/>
         </w:rPr>
         <w:tab/>
-        <w:t>Все решения поддерживают необходимые сертификации для телевещания и соответствуют отраслевым стандартам. При развертывании используются актуальные стабильные версии</w:t>
-      </w:r>
-      <w:r>
-        <w:rPr>
-          <w:rFonts w:ascii="Times New Roman" w:hAnsi="Times New Roman" w:cs="Times New Roman"/>
-        </w:rPr>
-        <w:t xml:space="preserve"> ПО с возможностью установки критических обновлений.</w:t>
+        <w:t>Все решения поддерживают необходимые сертификации для телевещания и соответствуют отраслевым стандартам. При развертывании используются актуальные стабильные версии ПО с возможностью установки критических обновлений.</w:t>
       </w:r>
     </w:p>
     <w:p>
@@ -12118,7 +11894,7 @@
       <w:bookmarkStart w:id="107" w:name="__RefHeading___Toc32445_3142906823"/>
       <w:bookmarkStart w:id="108" w:name="_Toc198590077"/>
       <w:bookmarkStart w:id="109" w:name="_Toc23149732"/>
-      <w:bookmarkStart w:id="110" w:name="_Toc199167170"/>
+      <w:bookmarkStart w:id="110" w:name="_Toc199851668"/>
       <w:bookmarkEnd w:id="107"/>
       <w:r>
         <w:t>Режимы функционирования</w:t>
@@ -12227,7 +12003,7 @@
       <w:bookmarkStart w:id="111" w:name="__RefHeading___Toc32447_3142906823"/>
       <w:bookmarkStart w:id="112" w:name="_Toc198590078"/>
       <w:bookmarkStart w:id="113" w:name="_Toc23149733"/>
-      <w:bookmarkStart w:id="114" w:name="_Toc199167171"/>
+      <w:bookmarkStart w:id="114" w:name="_Toc199851669"/>
       <w:bookmarkEnd w:id="111"/>
       <w:r>
         <w:t>Штатный режим работы</w:t>
@@ -12248,13 +12024,7 @@
           <w:rFonts w:ascii="Times New Roman" w:hAnsi="Times New Roman" w:cs="Times New Roman"/>
         </w:rPr>
         <w:tab/>
-        <w:t>Основным режимом функционирования Системы яв</w:t>
-      </w:r>
-      <w:r>
-        <w:rPr>
-          <w:rFonts w:ascii="Times New Roman" w:hAnsi="Times New Roman" w:cs="Times New Roman"/>
-        </w:rPr>
-        <w:t>ляется штатный режим. В штатном режиме Система обеспечивает требуемую полноту и качество выполняемых функций и обеспечивает требуемые показатели производительности.</w:t>
+        <w:t>Основным режимом функционирования Системы является штатный режим. В штатном режиме Система обеспечивает требуемую полноту и качество выполняемых функций и обеспечивает требуемые показатели производительности.</w:t>
       </w:r>
     </w:p>
     <w:p>
@@ -12269,13 +12039,7 @@
           <w:rFonts w:ascii="Times New Roman" w:hAnsi="Times New Roman" w:cs="Times New Roman"/>
         </w:rPr>
         <w:tab/>
-        <w:t>Технический персонал, ответственный за эксплуатацию Системы, осуществляет стандартные опер</w:t>
-      </w:r>
-      <w:r>
-        <w:rPr>
-          <w:rFonts w:ascii="Times New Roman" w:hAnsi="Times New Roman" w:cs="Times New Roman"/>
-        </w:rPr>
-        <w:t>ации по мониторингу и администрированию.</w:t>
+        <w:t>Технический персонал, ответственный за эксплуатацию Системы, осуществляет стандартные операции по мониторингу и администрированию.</w:t>
       </w:r>
     </w:p>
     <w:p>
@@ -12289,7 +12053,7 @@
       <w:bookmarkStart w:id="115" w:name="__RefHeading___Toc32449_3142906823"/>
       <w:bookmarkStart w:id="116" w:name="_Toc198590079"/>
       <w:bookmarkStart w:id="117" w:name="_Toc23149734"/>
-      <w:bookmarkStart w:id="118" w:name="_Toc199167172"/>
+      <w:bookmarkStart w:id="118" w:name="_Toc199851670"/>
       <w:bookmarkEnd w:id="115"/>
       <w:r>
         <w:t>Сервисный режим работы</w:t>
@@ -12310,13 +12074,7 @@
           <w:rFonts w:ascii="Times New Roman" w:hAnsi="Times New Roman" w:cs="Times New Roman"/>
         </w:rPr>
         <w:tab/>
-        <w:t>Сервисный режим работы предназначен для проведения плановых технических работ, включая обновление программного обеспечения, замену оборудования, профилактическое обслуживание и изменение конф</w:t>
-      </w:r>
-      <w:r>
-        <w:rPr>
-          <w:rFonts w:ascii="Times New Roman" w:hAnsi="Times New Roman" w:cs="Times New Roman"/>
-        </w:rPr>
-        <w:t xml:space="preserve">игурации компонентов ИТ-инфраструктуры телеканала.  </w:t>
+        <w:t xml:space="preserve">Сервисный режим работы предназначен для проведения плановых технических работ, включая обновление программного обеспечения, замену оборудования, профилактическое обслуживание и изменение конфигурации компонентов ИТ-инфраструктуры телеканала.  </w:t>
       </w:r>
     </w:p>
     <w:p>
@@ -12331,13 +12089,7 @@
           <w:rFonts w:ascii="Times New Roman" w:hAnsi="Times New Roman" w:cs="Times New Roman"/>
         </w:rPr>
         <w:tab/>
-        <w:t>Все сервисные работы должны быть заранее согласованы с техническими службами телеканала и запланированы с учетом эфирного графика. В случае выполнения работ на резервируемых компонентах системы полная о</w:t>
-      </w:r>
-      <w:r>
-        <w:rPr>
-          <w:rFonts w:ascii="Times New Roman" w:hAnsi="Times New Roman" w:cs="Times New Roman"/>
-        </w:rPr>
-        <w:t xml:space="preserve">становка вещания не требуется.  </w:t>
+        <w:t xml:space="preserve">Все сервисные работы должны быть заранее согласованы с техническими службами телеканала и запланированы с учетом эфирного графика. В случае выполнения работ на резервируемых компонентах системы полная остановка вещания не требуется.  </w:t>
       </w:r>
     </w:p>
     <w:p>
@@ -12352,13 +12104,7 @@
           <w:rFonts w:ascii="Times New Roman" w:hAnsi="Times New Roman" w:cs="Times New Roman"/>
         </w:rPr>
         <w:tab/>
-        <w:t>Для критически важных систем вещания сервисные работы выполняются только в технологические окна, утвержденные руководством телеканала. При проведении работ обеспечивается постоянный мониторинг состояния оборудования и гото</w:t>
-      </w:r>
-      <w:r>
-        <w:rPr>
-          <w:rFonts w:ascii="Times New Roman" w:hAnsi="Times New Roman" w:cs="Times New Roman"/>
-        </w:rPr>
-        <w:t>вность к экстренному восстановлению штатного режима работы.</w:t>
+        <w:t>Для критически важных систем вещания сервисные работы выполняются только в технологические окна, утвержденные руководством телеканала. При проведении работ обеспечивается постоянный мониторинг состояния оборудования и готовность к экстренному восстановлению штатного режима работы.</w:t>
       </w:r>
     </w:p>
     <w:p>
@@ -12372,7 +12118,7 @@
       <w:bookmarkStart w:id="119" w:name="__RefHeading___Toc32451_3142906823"/>
       <w:bookmarkStart w:id="120" w:name="_Toc198590080"/>
       <w:bookmarkStart w:id="121" w:name="_Toc23149735"/>
-      <w:bookmarkStart w:id="122" w:name="_Toc199167173"/>
+      <w:bookmarkStart w:id="122" w:name="_Toc199851671"/>
       <w:bookmarkEnd w:id="119"/>
       <w:r>
         <w:t>Аварийный режим работы</w:t>
@@ -12409,13 +12155,7 @@
         </w:rPr>
         <w:lastRenderedPageBreak/>
         <w:tab/>
-        <w:t>Перечень аварийных ситуаций, предусмотренная проектом реак</w:t>
-      </w:r>
-      <w:r>
-        <w:rPr>
-          <w:rFonts w:ascii="Times New Roman" w:hAnsi="Times New Roman" w:cs="Times New Roman"/>
-        </w:rPr>
-        <w:t>ция Системы и действия технического персонала указаны в документе «Регламент внештатного обслуживания».</w:t>
+        <w:t>Перечень аварийных ситуаций, предусмотренная проектом реакция Системы и действия технического персонала указаны в документе «Регламент внештатного обслуживания».</w:t>
       </w:r>
     </w:p>
     <w:p>
@@ -12428,7 +12168,7 @@
       <w:bookmarkStart w:id="123" w:name="__RefHeading___Toc32453_3142906823"/>
       <w:bookmarkStart w:id="124" w:name="_Toc23149736"/>
       <w:bookmarkStart w:id="125" w:name="_Toc198590081"/>
-      <w:bookmarkStart w:id="126" w:name="_Toc199167174"/>
+      <w:bookmarkStart w:id="126" w:name="_Toc199851672"/>
       <w:bookmarkEnd w:id="123"/>
       <w:r>
         <w:t>Состав функций, реализуемых Системой</w:t>
@@ -12451,7 +12191,7 @@
       <w:bookmarkStart w:id="127" w:name="__RefHeading___Toc32455_3142906823"/>
       <w:bookmarkStart w:id="128" w:name="_Toc198590082"/>
       <w:bookmarkStart w:id="129" w:name="_Toc23149737"/>
-      <w:bookmarkStart w:id="130" w:name="_Toc199167175"/>
+      <w:bookmarkStart w:id="130" w:name="_Toc199851673"/>
       <w:bookmarkEnd w:id="127"/>
       <w:r>
         <w:t>Функции Системы в целом</w:t>
@@ -12500,7 +12240,7 @@
       <w:bookmarkStart w:id="131" w:name="__RefHeading___Toc32457_3142906823"/>
       <w:bookmarkStart w:id="132" w:name="_Toc198590083"/>
       <w:bookmarkStart w:id="133" w:name="_Toc23149738"/>
-      <w:bookmarkStart w:id="134" w:name="_Toc199167176"/>
+      <w:bookmarkStart w:id="134" w:name="_Toc199851674"/>
       <w:bookmarkEnd w:id="131"/>
       <w:r>
         <w:t>Функции подсистем</w:t>
@@ -12806,15 +12546,7 @@
           <w:szCs w:val="24"/>
           <w:lang w:eastAsia="ru-RU"/>
         </w:rPr>
-        <w:t>автоматическое распределение</w:t>
-      </w:r>
-      <w:r>
-        <w:rPr>
-          <w:rFonts w:ascii="Times New Roman" w:hAnsi="Times New Roman" w:cs="Times New Roman"/>
-          <w:szCs w:val="24"/>
-          <w:lang w:eastAsia="ru-RU"/>
-        </w:rPr>
-        <w:t xml:space="preserve"> вычислительных ресурсов;</w:t>
+        <w:t>автоматическое распределение вычислительных ресурсов;</w:t>
       </w:r>
     </w:p>
     <w:p>
@@ -13116,15 +12848,7 @@
           <w:szCs w:val="24"/>
           <w:lang w:eastAsia="ru-RU"/>
         </w:rPr>
-        <w:t>медиада</w:t>
-      </w:r>
-      <w:r>
-        <w:rPr>
-          <w:rFonts w:ascii="Times New Roman" w:hAnsi="Times New Roman" w:cs="Times New Roman"/>
-          <w:szCs w:val="24"/>
-          <w:lang w:eastAsia="ru-RU"/>
-        </w:rPr>
-        <w:t>нным</w:t>
+        <w:t>медиаданным</w:t>
       </w:r>
       <w:proofErr w:type="spellEnd"/>
       <w:r>
@@ -13312,15 +13036,7 @@
           <w:szCs w:val="24"/>
           <w:lang w:eastAsia="ru-RU"/>
         </w:rPr>
-        <w:t>доставку контента на все пл</w:t>
-      </w:r>
-      <w:r>
-        <w:rPr>
-          <w:rFonts w:ascii="Times New Roman" w:hAnsi="Times New Roman" w:cs="Times New Roman"/>
-          <w:szCs w:val="24"/>
-          <w:lang w:eastAsia="ru-RU"/>
-        </w:rPr>
-        <w:t>атформы вещания;</w:t>
+        <w:t>доставку контента на все платформы вещания;</w:t>
       </w:r>
     </w:p>
     <w:p>
@@ -13497,15 +13213,7 @@
           <w:szCs w:val="24"/>
           <w:lang w:eastAsia="ru-RU"/>
         </w:rPr>
-        <w:t xml:space="preserve">распределение нагрузки между </w:t>
-      </w:r>
-      <w:r>
-        <w:rPr>
-          <w:rFonts w:ascii="Times New Roman" w:hAnsi="Times New Roman" w:cs="Times New Roman"/>
-          <w:szCs w:val="24"/>
-          <w:lang w:eastAsia="ru-RU"/>
-        </w:rPr>
-        <w:t>серверами трансляции;</w:t>
+        <w:t>распределение нагрузки между серверами трансляции;</w:t>
       </w:r>
     </w:p>
     <w:p>
@@ -14266,13 +13974,10 @@
       <w:bookmarkStart w:id="136" w:name="__RefHeading___Toc32479_3142906823"/>
       <w:bookmarkStart w:id="137" w:name="_Toc198590084"/>
       <w:bookmarkStart w:id="138" w:name="_Toc23149739"/>
-      <w:bookmarkStart w:id="139" w:name="_Toc199167177"/>
+      <w:bookmarkStart w:id="139" w:name="_Toc199851675"/>
       <w:bookmarkEnd w:id="136"/>
       <w:r>
-        <w:t>Обеспечение потре</w:t>
-      </w:r>
-      <w:r>
-        <w:t>бительских характеристик Системы</w:t>
+        <w:t>Обеспечение потребительских характеристик Системы</w:t>
       </w:r>
       <w:bookmarkEnd w:id="137"/>
       <w:bookmarkEnd w:id="138"/>
@@ -14288,7 +13993,7 @@
       </w:pPr>
       <w:bookmarkStart w:id="140" w:name="__RefHeading___Toc1620_532524440"/>
       <w:bookmarkStart w:id="141" w:name="_Toc198590085"/>
-      <w:bookmarkStart w:id="142" w:name="_Toc199167178"/>
+      <w:bookmarkStart w:id="142" w:name="_Toc199851676"/>
       <w:bookmarkEnd w:id="140"/>
       <w:r>
         <w:t>Обеспечение высокой доступности</w:t>
@@ -14324,13 +14029,7 @@
         <w:rPr>
           <w:rFonts w:cs="Times New Roman"/>
         </w:rPr>
-        <w:t xml:space="preserve">- Отказ любого отдельного компонента системы не приводит к прерыванию вещания благодаря резервированию </w:t>
-      </w:r>
-      <w:r>
-        <w:rPr>
-          <w:rFonts w:cs="Times New Roman"/>
-        </w:rPr>
-        <w:t>критически важных элементов</w:t>
+        <w:t>- Отказ любого отдельного компонента системы не приводит к прерыванию вещания благодаря резервированию критически важных элементов</w:t>
       </w:r>
     </w:p>
     <w:p>
@@ -14360,13 +14059,7 @@
         <w:rPr>
           <w:rFonts w:cs="Times New Roman"/>
         </w:rPr>
-        <w:t>- Реализована географически распределенная кластерная архитектура между основным и</w:t>
-      </w:r>
-      <w:r>
-        <w:rPr>
-          <w:rFonts w:cs="Times New Roman"/>
-        </w:rPr>
-        <w:t xml:space="preserve"> резервным медиацентрами, обеспечивающая непрерывность вещания при аварии на одной площадке</w:t>
+        <w:t>- Реализована географически распределенная кластерная архитектура между основным и резервным медиацентрами, обеспечивающая непрерывность вещания при аварии на одной площадке</w:t>
       </w:r>
     </w:p>
     <w:p>
@@ -14388,7 +14081,7 @@
       </w:pPr>
       <w:bookmarkStart w:id="143" w:name="__RefHeading___Toc1622_532524440"/>
       <w:bookmarkStart w:id="144" w:name="_Toc198590086"/>
-      <w:bookmarkStart w:id="145" w:name="_Toc199167179"/>
+      <w:bookmarkStart w:id="145" w:name="_Toc199851677"/>
       <w:bookmarkEnd w:id="143"/>
       <w:r>
         <w:t>Масштабируемость</w:t>
@@ -14448,13 +14141,7 @@
         <w:rPr>
           <w:rFonts w:cs="Times New Roman"/>
         </w:rPr>
-        <w:t xml:space="preserve">- Вертикальное </w:t>
-      </w:r>
-      <w:r>
-        <w:rPr>
-          <w:rFonts w:cs="Times New Roman"/>
-        </w:rPr>
-        <w:t>масштабирование виртуальных машин в пределах доступных ресурсов</w:t>
+        <w:t>- Вертикальное масштабирование виртуальных машин в пределах доступных ресурсов</w:t>
       </w:r>
     </w:p>
     <w:p>
@@ -14503,7 +14190,7 @@
       </w:pPr>
       <w:bookmarkStart w:id="146" w:name="__RefHeading___Toc1624_532524440"/>
       <w:bookmarkStart w:id="147" w:name="_Toc198590087"/>
-      <w:bookmarkStart w:id="148" w:name="_Toc199167180"/>
+      <w:bookmarkStart w:id="148" w:name="_Toc199851678"/>
       <w:bookmarkEnd w:id="146"/>
       <w:r>
         <w:t>Персонал и квалификационные требования</w:t>
@@ -14524,13 +14211,7 @@
           <w:rFonts w:cs="Times New Roman"/>
         </w:rPr>
         <w:tab/>
-        <w:t>Для экспл</w:t>
-      </w:r>
-      <w:r>
-        <w:rPr>
-          <w:rFonts w:cs="Times New Roman"/>
-        </w:rPr>
-        <w:t>уатации системы требуется следующий персонал:</w:t>
+        <w:t>Для эксплуатации системы требуется следующий персонал:</w:t>
       </w:r>
     </w:p>
     <w:p>
@@ -14635,13 +14316,7 @@
         <w:rPr>
           <w:rFonts w:cs="Times New Roman"/>
         </w:rPr>
-        <w:t>- Опыт настройки сетевого о</w:t>
-      </w:r>
-      <w:r>
-        <w:rPr>
-          <w:rFonts w:cs="Times New Roman"/>
-        </w:rPr>
-        <w:t xml:space="preserve">борудования Cisco </w:t>
+        <w:t xml:space="preserve">- Опыт настройки сетевого оборудования Cisco </w:t>
       </w:r>
       <w:proofErr w:type="spellStart"/>
       <w:r>
@@ -14813,13 +14488,7 @@
         <w:rPr>
           <w:rFonts w:cs="Times New Roman"/>
         </w:rPr>
-        <w:t xml:space="preserve"> Beac</w:t>
-      </w:r>
-      <w:r>
-        <w:rPr>
-          <w:rFonts w:cs="Times New Roman"/>
-        </w:rPr>
-        <w:t>h</w:t>
+        <w:t xml:space="preserve"> Beach</w:t>
       </w:r>
     </w:p>
     <w:p>
@@ -14985,13 +14654,7 @@
         <w:rPr>
           <w:rFonts w:cs="Times New Roman"/>
         </w:rPr>
-        <w:t>3. Требования</w:t>
-      </w:r>
-      <w:r>
-        <w:rPr>
-          <w:rFonts w:cs="Times New Roman"/>
-        </w:rPr>
-        <w:t xml:space="preserve"> к обучению:</w:t>
+        <w:t>3. Требования к обучению:</w:t>
       </w:r>
     </w:p>
     <w:p>
@@ -15052,13 +14715,7 @@
           <w:rFonts w:cs="Times New Roman"/>
         </w:rPr>
         <w:tab/>
-        <w:t xml:space="preserve">Персонал должен быть полностью </w:t>
-      </w:r>
-      <w:r>
-        <w:rPr>
-          <w:rFonts w:cs="Times New Roman"/>
-        </w:rPr>
-        <w:t>укомплектован и обучен до начала промышленной эксплуатации системы. Для обеспечения круглосуточной поддержки вещания устанавливается график дежурств технических специалистов.</w:t>
+        <w:t>Персонал должен быть полностью укомплектован и обучен до начала промышленной эксплуатации системы. Для обеспечения круглосуточной поддержки вещания устанавливается график дежурств технических специалистов.</w:t>
       </w:r>
     </w:p>
     <w:p>
@@ -15073,7 +14730,7 @@
       <w:bookmarkStart w:id="149" w:name="__RefHeading___Toc1626_532524440"/>
       <w:bookmarkStart w:id="150" w:name="_Toc198590088"/>
       <w:bookmarkStart w:id="151" w:name="_Toc23149743"/>
-      <w:bookmarkStart w:id="152" w:name="_Toc199167181"/>
+      <w:bookmarkStart w:id="152" w:name="_Toc199851679"/>
       <w:bookmarkEnd w:id="149"/>
       <w:r>
         <w:rPr>
@@ -15093,13 +14750,10 @@
       <w:bookmarkStart w:id="153" w:name="__RefHeading___Toc32487_3142906823"/>
       <w:bookmarkStart w:id="154" w:name="_Toc198590089"/>
       <w:bookmarkStart w:id="155" w:name="_Toc23149744"/>
-      <w:bookmarkStart w:id="156" w:name="_Toc199167182"/>
+      <w:bookmarkStart w:id="156" w:name="_Toc199851680"/>
       <w:bookmarkEnd w:id="153"/>
       <w:r>
-        <w:t>Инжене</w:t>
-      </w:r>
-      <w:r>
-        <w:t>рные системы</w:t>
+        <w:t>Инженерные системы</w:t>
       </w:r>
       <w:bookmarkEnd w:id="154"/>
       <w:bookmarkEnd w:id="155"/>
@@ -15157,13 +14811,7 @@
         <w:rPr>
           <w:rFonts w:ascii="Times New Roman" w:hAnsi="Times New Roman" w:cs="Times New Roman"/>
         </w:rPr>
-        <w:t xml:space="preserve">- Серверные стойки 19" глубиной 800-1000 мм с </w:t>
-      </w:r>
-      <w:r>
-        <w:rPr>
-          <w:rFonts w:ascii="Times New Roman" w:hAnsi="Times New Roman" w:cs="Times New Roman"/>
-        </w:rPr>
-        <w:t>возможностью размещения вещательного оборудования</w:t>
+        <w:t>- Серверные стойки 19" глубиной 800-1000 мм с возможностью размещения вещательного оборудования</w:t>
       </w:r>
     </w:p>
     <w:p>
@@ -15231,13 +14879,7 @@
         <w:rPr>
           <w:rFonts w:ascii="Times New Roman" w:hAnsi="Times New Roman" w:cs="Times New Roman"/>
         </w:rPr>
-        <w:t>- Двухконтурная система питания от неза</w:t>
-      </w:r>
-      <w:r>
-        <w:rPr>
-          <w:rFonts w:ascii="Times New Roman" w:hAnsi="Times New Roman" w:cs="Times New Roman"/>
-        </w:rPr>
-        <w:t>висимых источников</w:t>
+        <w:t>- Двухконтурная система питания от независимых источников</w:t>
       </w:r>
     </w:p>
     <w:p>
@@ -15415,13 +15057,7 @@
         <w:rPr>
           <w:rFonts w:ascii="Times New Roman" w:hAnsi="Times New Roman" w:cs="Times New Roman"/>
         </w:rPr>
-        <w:t>- Заземление по стандартам телевизионных центр</w:t>
-      </w:r>
-      <w:r>
-        <w:rPr>
-          <w:rFonts w:ascii="Times New Roman" w:hAnsi="Times New Roman" w:cs="Times New Roman"/>
-        </w:rPr>
-        <w:t>ов</w:t>
+        <w:t>- Заземление по стандартам телевизионных центров</w:t>
       </w:r>
     </w:p>
     <w:p>
@@ -15553,13 +15189,7 @@
         <w:rPr>
           <w:rFonts w:ascii="Times New Roman" w:hAnsi="Times New Roman" w:cs="Times New Roman"/>
         </w:rPr>
-        <w:t xml:space="preserve">- </w:t>
-      </w:r>
-      <w:r>
-        <w:rPr>
-          <w:rFonts w:ascii="Times New Roman" w:hAnsi="Times New Roman" w:cs="Times New Roman"/>
-        </w:rPr>
-        <w:t>Акустическая изоляция критичных помещений</w:t>
+        <w:t>- Акустическая изоляция критичных помещений</w:t>
       </w:r>
     </w:p>
     <w:p>
@@ -15631,13 +15261,7 @@
           <w:rFonts w:ascii="Times New Roman" w:hAnsi="Times New Roman" w:cs="Times New Roman"/>
         </w:rPr>
         <w:tab/>
-        <w:t>Система сохраняет работоспособность при кратковременных (до 4 часов) отклонениях климатических параметров в указанных пределах. Для критичного вещательного оборудования обеспечивается поддержание параметров в оптимальном диапазоне 20±</w:t>
-      </w:r>
-      <w:r>
-        <w:rPr>
-          <w:rFonts w:ascii="Times New Roman" w:hAnsi="Times New Roman" w:cs="Times New Roman"/>
-        </w:rPr>
-        <w:t>2°С, 50±10% влажности.</w:t>
+        <w:t>Система сохраняет работоспособность при кратковременных (до 4 часов) отклонениях климатических параметров в указанных пределах. Для критичного вещательного оборудования обеспечивается поддержание параметров в оптимальном диапазоне 20±2°С, 50±10% влажности.</w:t>
       </w:r>
     </w:p>
     <w:p>
@@ -15647,7 +15271,7 @@
       <w:bookmarkStart w:id="157" w:name="__RefHeading___Toc32489_3142906823"/>
       <w:bookmarkStart w:id="158" w:name="_Toc198590090"/>
       <w:bookmarkStart w:id="159" w:name="_Toc23149745"/>
-      <w:bookmarkStart w:id="160" w:name="_Toc199167183"/>
+      <w:bookmarkStart w:id="160" w:name="_Toc199851681"/>
       <w:bookmarkEnd w:id="157"/>
       <w:r>
         <w:t>Сеть хранения данных</w:t>
@@ -15683,13 +15307,7 @@
           <w:rFonts w:ascii="Times New Roman" w:hAnsi="Times New Roman" w:cs="Times New Roman"/>
         </w:rPr>
         <w:tab/>
-        <w:t>Необходимо активирова</w:t>
-      </w:r>
-      <w:r>
-        <w:rPr>
-          <w:rFonts w:ascii="Times New Roman" w:hAnsi="Times New Roman" w:cs="Times New Roman"/>
-        </w:rPr>
-        <w:t xml:space="preserve">ть лицензии FC-FC маршрутизации на имеющихся SAN-директорах для обеспечения </w:t>
+        <w:t xml:space="preserve">Необходимо активировать лицензии FC-FC маршрутизации на имеющихся SAN-директорах для обеспечения </w:t>
       </w:r>
       <w:proofErr w:type="spellStart"/>
       <w:r>
@@ -15717,19 +15335,7 @@
         <w:rPr>
           <w:rFonts w:ascii="Times New Roman" w:hAnsi="Times New Roman" w:cs="Times New Roman"/>
         </w:rPr>
-        <w:t xml:space="preserve"> ID, отличным от основного коммутатора.</w:t>
-      </w:r>
-      <w:r>
-        <w:rPr>
-          <w:rFonts w:ascii="Times New Roman" w:hAnsi="Times New Roman" w:cs="Times New Roman"/>
-        </w:rPr>
-        <w:t xml:space="preserve"> </w:t>
-      </w:r>
-      <w:r>
-        <w:rPr>
-          <w:rFonts w:ascii="Times New Roman" w:hAnsi="Times New Roman" w:cs="Times New Roman"/>
-        </w:rPr>
-        <w:t xml:space="preserve"> </w:t>
+        <w:t xml:space="preserve"> ID, отличным от основного коммутатора.  </w:t>
       </w:r>
     </w:p>
     <w:p>
@@ -15757,13 +15363,7 @@
         <w:rPr>
           <w:rFonts w:ascii="Times New Roman" w:hAnsi="Times New Roman" w:cs="Times New Roman"/>
         </w:rPr>
-        <w:t xml:space="preserve"> соединение реализуется через 4 независимых оптических линка с пропускной способностью 10 Гбит/с ка</w:t>
-      </w:r>
-      <w:r>
-        <w:rPr>
-          <w:rFonts w:ascii="Times New Roman" w:hAnsi="Times New Roman" w:cs="Times New Roman"/>
-        </w:rPr>
-        <w:t xml:space="preserve">ждый, что обеспечивает необходимую производительность для синхронной репликации медиаконтента и работы распределенных систем вещания. Все соединения дублируются для обеспечения отказоустойчивости.  </w:t>
+        <w:t xml:space="preserve"> соединение реализуется через 4 независимых оптических линка с пропускной способностью 10 Гбит/с каждый, что обеспечивает необходимую производительность для синхронной репликации медиаконтента и работы распределенных систем вещания. Все соединения дублируются для обеспечения отказоустойчивости.  </w:t>
       </w:r>
     </w:p>
     <w:p>
@@ -15778,26 +15378,14 @@
           <w:rFonts w:ascii="Times New Roman" w:hAnsi="Times New Roman" w:cs="Times New Roman"/>
         </w:rPr>
         <w:tab/>
-        <w:t>Особое внимание уделяется настройке зонирования и маршру</w:t>
-      </w:r>
-      <w:r>
-        <w:rPr>
-          <w:rFonts w:ascii="Times New Roman" w:hAnsi="Times New Roman" w:cs="Times New Roman"/>
-        </w:rPr>
-        <w:t xml:space="preserve">тизации для обеспечения изолированного доступа различных производственных систем к ресурсам </w:t>
+        <w:t xml:space="preserve">Особое внимание уделяется настройке зонирования и маршрутизации для обеспечения изолированного доступа различных производственных систем к ресурсам </w:t>
       </w:r>
       <w:r>
         <w:rPr>
           <w:rFonts w:ascii="Times New Roman" w:hAnsi="Times New Roman" w:cs="Times New Roman"/>
         </w:rPr>
         <w:lastRenderedPageBreak/>
-        <w:t>хранения данных. Конфигурация сети разрабатывается с учетом требований к задержкам для работы с видео в реальном времени и гарантированной пропускной способности дл</w:t>
-      </w:r>
-      <w:r>
-        <w:rPr>
-          <w:rFonts w:ascii="Times New Roman" w:hAnsi="Times New Roman" w:cs="Times New Roman"/>
-        </w:rPr>
-        <w:t>я передачи несжатых видеопотоков.</w:t>
+        <w:t>хранения данных. Конфигурация сети разрабатывается с учетом требований к задержкам для работы с видео в реальном времени и гарантированной пропускной способности для передачи несжатых видеопотоков.</w:t>
       </w:r>
     </w:p>
     <w:p>
@@ -15807,7 +15395,7 @@
       <w:bookmarkStart w:id="161" w:name="__RefHeading___Toc32491_3142906823"/>
       <w:bookmarkStart w:id="162" w:name="_Toc198590091"/>
       <w:bookmarkStart w:id="163" w:name="_Toc23149746"/>
-      <w:bookmarkStart w:id="164" w:name="_Toc199167184"/>
+      <w:bookmarkStart w:id="164" w:name="_Toc199851682"/>
       <w:bookmarkEnd w:id="161"/>
       <w:r>
         <w:t>Виртуальная среда</w:t>
@@ -16016,15 +15604,7 @@
           <w:szCs w:val="24"/>
           <w:lang w:eastAsia="ru-RU"/>
         </w:rPr>
-        <w:t>Выделение трех дополните</w:t>
-      </w:r>
-      <w:r>
-        <w:rPr>
-          <w:rFonts w:ascii="Times New Roman" w:hAnsi="Times New Roman" w:cs="Times New Roman"/>
-          <w:szCs w:val="24"/>
-          <w:lang w:eastAsia="ru-RU"/>
-        </w:rPr>
-        <w:t>льных IP-адресов из служебной подсети для работы механизма VCHA</w:t>
+        <w:t>Выделение трех дополнительных IP-адресов из служебной подсети для работы механизма VCHA</w:t>
       </w:r>
     </w:p>
     <w:p>
@@ -16268,15 +15848,7 @@
           <w:szCs w:val="24"/>
           <w:lang w:eastAsia="ru-RU"/>
         </w:rPr>
-        <w:t xml:space="preserve">Конфигурацию политик </w:t>
-      </w:r>
-      <w:r>
-        <w:rPr>
-          <w:rFonts w:ascii="Times New Roman" w:hAnsi="Times New Roman" w:cs="Times New Roman"/>
-          <w:szCs w:val="24"/>
-          <w:lang w:eastAsia="ru-RU"/>
-        </w:rPr>
-        <w:t xml:space="preserve">безопасности в соответствии с требованиями </w:t>
+        <w:t xml:space="preserve">Конфигурацию политик безопасности в соответствии с требованиями </w:t>
       </w:r>
       <w:proofErr w:type="spellStart"/>
       <w:r>
@@ -16599,15 +16171,7 @@
           <w:szCs w:val="24"/>
           <w:lang w:eastAsia="ru-RU"/>
         </w:rPr>
-        <w:t xml:space="preserve"> для приоритезации</w:t>
-      </w:r>
-      <w:r>
-        <w:rPr>
-          <w:rFonts w:ascii="Times New Roman" w:hAnsi="Times New Roman" w:cs="Times New Roman"/>
-          <w:szCs w:val="24"/>
-          <w:lang w:eastAsia="ru-RU"/>
-        </w:rPr>
-        <w:t xml:space="preserve"> критичного трафика</w:t>
+        <w:t xml:space="preserve"> для приоритезации критичного трафика</w:t>
       </w:r>
     </w:p>
     <w:p>
@@ -16645,12 +16209,12 @@
       </w:pPr>
     </w:p>
     <w:sectPr>
-      <w:headerReference w:type="even" r:id="rId15"/>
-      <w:headerReference w:type="default" r:id="rId16"/>
-      <w:footerReference w:type="even" r:id="rId17"/>
-      <w:footerReference w:type="default" r:id="rId18"/>
-      <w:headerReference w:type="first" r:id="rId19"/>
-      <w:footerReference w:type="first" r:id="rId20"/>
+      <w:headerReference w:type="even" r:id="rId12"/>
+      <w:headerReference w:type="default" r:id="rId13"/>
+      <w:footerReference w:type="even" r:id="rId14"/>
+      <w:footerReference w:type="default" r:id="rId15"/>
+      <w:headerReference w:type="first" r:id="rId16"/>
+      <w:footerReference w:type="first" r:id="rId17"/>
       <w:pgSz w:w="11906" w:h="16838"/>
       <w:pgMar w:top="1134" w:right="1134" w:bottom="1134" w:left="1418" w:header="709" w:footer="556" w:gutter="0"/>
       <w:cols w:space="720"/>
@@ -16695,32 +16259,121 @@
   <w:p>
     <w:pPr>
       <w:pStyle w:val="aa"/>
+      <w:pBdr>
+        <w:top w:val="single" w:sz="4" w:space="0" w:color="000000"/>
+      </w:pBdr>
+      <w:tabs>
+        <w:tab w:val="clear" w:pos="4677"/>
+        <w:tab w:val="clear" w:pos="9355"/>
+        <w:tab w:val="center" w:pos="7320"/>
+        <w:tab w:val="right" w:pos="14520"/>
+      </w:tabs>
+      <w:rPr>
+        <w:rFonts w:cs="Times New Roman"/>
+        <w:szCs w:val="18"/>
+      </w:rPr>
     </w:pPr>
+    <w:r>
+      <w:rPr>
+        <w:rFonts w:ascii="Times New Roman" w:hAnsi="Times New Roman" w:cs="Times New Roman"/>
+        <w:szCs w:val="18"/>
+      </w:rPr>
+      <w:t xml:space="preserve">                                                                                                                                         Страница </w:t>
+    </w:r>
+    <w:r>
+      <w:rPr>
+        <w:rStyle w:val="a5"/>
+        <w:rFonts w:cs="Times New Roman"/>
+        <w:szCs w:val="18"/>
+      </w:rPr>
+      <w:fldChar w:fldCharType="begin"/>
+    </w:r>
+    <w:r>
+      <w:rPr>
+        <w:rStyle w:val="a5"/>
+        <w:rFonts w:cs="Times New Roman"/>
+        <w:szCs w:val="18"/>
+      </w:rPr>
+      <w:instrText xml:space="preserve"> PAGE </w:instrText>
+    </w:r>
+    <w:r>
+      <w:rPr>
+        <w:rStyle w:val="a5"/>
+        <w:rFonts w:cs="Times New Roman"/>
+        <w:szCs w:val="18"/>
+      </w:rPr>
+      <w:fldChar w:fldCharType="separate"/>
+    </w:r>
+    <w:r>
+      <w:rPr>
+        <w:rStyle w:val="a5"/>
+        <w:rFonts w:cs="Times New Roman"/>
+        <w:szCs w:val="18"/>
+      </w:rPr>
+      <w:t>27</w:t>
+    </w:r>
+    <w:r>
+      <w:rPr>
+        <w:rStyle w:val="a5"/>
+        <w:rFonts w:cs="Times New Roman"/>
+        <w:szCs w:val="18"/>
+      </w:rPr>
+      <w:fldChar w:fldCharType="end"/>
+    </w:r>
+    <w:r>
+      <w:rPr>
+        <w:rStyle w:val="a5"/>
+        <w:rFonts w:cs="Times New Roman"/>
+        <w:szCs w:val="18"/>
+      </w:rPr>
+      <w:t xml:space="preserve"> из </w:t>
+    </w:r>
+    <w:r>
+      <w:rPr>
+        <w:rStyle w:val="a5"/>
+        <w:rFonts w:cs="Times New Roman"/>
+        <w:szCs w:val="18"/>
+      </w:rPr>
+      <w:fldChar w:fldCharType="begin"/>
+    </w:r>
+    <w:r>
+      <w:rPr>
+        <w:rStyle w:val="a5"/>
+        <w:rFonts w:cs="Times New Roman"/>
+        <w:szCs w:val="18"/>
+      </w:rPr>
+      <w:instrText xml:space="preserve"> NUMPAGES </w:instrText>
+    </w:r>
+    <w:r>
+      <w:rPr>
+        <w:rStyle w:val="a5"/>
+        <w:rFonts w:cs="Times New Roman"/>
+        <w:szCs w:val="18"/>
+      </w:rPr>
+      <w:fldChar w:fldCharType="separate"/>
+    </w:r>
+    <w:r>
+      <w:rPr>
+        <w:rStyle w:val="a5"/>
+        <w:rFonts w:cs="Times New Roman"/>
+        <w:szCs w:val="18"/>
+      </w:rPr>
+      <w:t>27</w:t>
+    </w:r>
+    <w:r>
+      <w:rPr>
+        <w:rStyle w:val="a5"/>
+        <w:rFonts w:cs="Times New Roman"/>
+        <w:szCs w:val="18"/>
+      </w:rPr>
+      <w:fldChar w:fldCharType="end"/>
+    </w:r>
   </w:p>
+  <w:p/>
 </w:ftr>
 </file>
 
 <file path=word/footer3.xml><?xml version="1.0" encoding="utf-8"?>
-<w:ftr xmlns:wpc="http://schemas.microsoft.com/office/word/2010/wordprocessingCanvas" xmlns:cx="http://schemas.microsoft.com/office/drawing/2014/chartex" xmlns:cx1="http://schemas.microsoft.com/office/drawing/2015/9/8/chartex" xmlns:cx2="http://schemas.microsoft.com/office/drawing/2015/10/21/chartex" xmlns:cx3="http://schemas.microsoft.com/office/drawing/2016/5/9/chartex" xmlns:cx4="http://schemas.microsoft.com/office/drawing/2016/5/10/chartex" xmlns:cx5="http://schemas.microsoft.com/office/drawing/2016/5/11/chartex" xmlns:cx6="http://schemas.microsoft.com/office/drawing/2016/5/12/chartex" xmlns:cx7="http://schemas.microsoft.com/office/drawing/2016/5/13/chartex" xmlns:cx8="http://schemas.microsoft.com/office/drawing/2016/5/14/chartex" xmlns:mc="http://schemas.openxmlformats.org/markup-compatibility/2006" xmlns:aink="http://schemas.microsoft.com/office/drawing/2016/ink" xmlns:am3d="http://schemas.microsoft.com/office/drawing/2017/model3d" xmlns:o="urn:schemas-microsoft-com:office:office" xmlns:r="http://schemas.openxmlformats.org/officeDocument/2006/relationships" xmlns:m="http://schemas.openxmlformats.org/officeDocument/2006/math" xmlns:v="urn:schemas-microsoft-com:vml" xmlns:wp14="http://schemas.microsoft.com/office/word/2010/wordprocessingDrawing" xmlns:wp="http://schemas.openxmlformats.org/drawingml/2006/wordprocessingDrawing" xmlns:w10="urn:schemas-microsoft-com:office:word" xmlns:w="http://schemas.openxmlformats.org/wordprocessingml/2006/main" xmlns:w14="http://schemas.microsoft.com/office/word/2010/wordml" xmlns:w15="http://schemas.microsoft.com/office/word/2012/wordml" xmlns:w16cex="http://schemas.microsoft.com/office/word/2018/wordml/cex" xmlns:w16cid="http://schemas.microsoft.com/office/word/2016/wordml/cid" xmlns:w16="http://schemas.microsoft.com/office/word/2018/wordml" xmlns:w16sdtdh="http://schemas.microsoft.com/office/word/2020/wordml/sdtdatahash" xmlns:w16se="http://schemas.microsoft.com/office/word/2015/wordml/symex" xmlns:wpg="http://schemas.microsoft.com/office/word/2010/wordprocessingGroup" xmlns:wpi="http://schemas.microsoft.com/office/word/2010/wordprocessingInk" xmlns:wne="http://schemas.microsoft.com/office/word/2006/wordml" xmlns:wps="http://schemas.microsoft.com/office/word/2010/wordprocessingShape" mc:Ignorable="w14 w15 w16se w16cid w16 w16cex w16sdtdh wp14">
-  <w:p>
-    <w:pPr>
-      <w:pStyle w:val="aa"/>
-    </w:pPr>
-  </w:p>
-</w:ftr>
-</file>
-
-<file path=word/footer4.xml><?xml version="1.0" encoding="utf-8"?>
-<w:ftr xmlns:wpc="http://schemas.microsoft.com/office/word/2010/wordprocessingCanvas" xmlns:cx="http://schemas.microsoft.com/office/drawing/2014/chartex" xmlns:cx1="http://schemas.microsoft.com/office/drawing/2015/9/8/chartex" xmlns:cx2="http://schemas.microsoft.com/office/drawing/2015/10/21/chartex" xmlns:cx3="http://schemas.microsoft.com/office/drawing/2016/5/9/chartex" xmlns:cx4="http://schemas.microsoft.com/office/drawing/2016/5/10/chartex" xmlns:cx5="http://schemas.microsoft.com/office/drawing/2016/5/11/chartex" xmlns:cx6="http://schemas.microsoft.com/office/drawing/2016/5/12/chartex" xmlns:cx7="http://schemas.microsoft.com/office/drawing/2016/5/13/chartex" xmlns:cx8="http://schemas.microsoft.com/office/drawing/2016/5/14/chartex" xmlns:mc="http://schemas.openxmlformats.org/markup-compatibility/2006" xmlns:aink="http://schemas.microsoft.com/office/drawing/2016/ink" xmlns:am3d="http://schemas.microsoft.com/office/drawing/2017/model3d" xmlns:o="urn:schemas-microsoft-com:office:office" xmlns:r="http://schemas.openxmlformats.org/officeDocument/2006/relationships" xmlns:m="http://schemas.openxmlformats.org/officeDocument/2006/math" xmlns:v="urn:schemas-microsoft-com:vml" xmlns:wp14="http://schemas.microsoft.com/office/word/2010/wordprocessingDrawing" xmlns:wp="http://schemas.openxmlformats.org/drawingml/2006/wordprocessingDrawing" xmlns:w10="urn:schemas-microsoft-com:office:word" xmlns:w="http://schemas.openxmlformats.org/wordprocessingml/2006/main" xmlns:w14="http://schemas.microsoft.com/office/word/2010/wordml" xmlns:w15="http://schemas.microsoft.com/office/word/2012/wordml" xmlns:w16cex="http://schemas.microsoft.com/office/word/2018/wordml/cex" xmlns:w16cid="http://schemas.microsoft.com/office/word/2016/wordml/cid" xmlns:w16="http://schemas.microsoft.com/office/word/2018/wordml" xmlns:w16sdtdh="http://schemas.microsoft.com/office/word/2020/wordml/sdtdatahash" xmlns:w16se="http://schemas.microsoft.com/office/word/2015/wordml/symex" xmlns:wpg="http://schemas.microsoft.com/office/word/2010/wordprocessingGroup" xmlns:wpi="http://schemas.microsoft.com/office/word/2010/wordprocessingInk" xmlns:wne="http://schemas.microsoft.com/office/word/2006/wordml" xmlns:wps="http://schemas.microsoft.com/office/word/2010/wordprocessingShape" mc:Ignorable="w14 w15 w16se w16cid w16 w16cex w16sdtdh wp14">
-  <w:p>
-    <w:pPr>
-      <w:pStyle w:val="aa"/>
-    </w:pPr>
-  </w:p>
-</w:ftr>
-</file>
-
-<file path=word/footer5.xml><?xml version="1.0" encoding="utf-8"?>
 <w:ftr xmlns:wpc="http://schemas.microsoft.com/office/word/2010/wordprocessingCanvas" xmlns:cx="http://schemas.microsoft.com/office/drawing/2014/chartex" xmlns:cx1="http://schemas.microsoft.com/office/drawing/2015/9/8/chartex" xmlns:cx2="http://schemas.microsoft.com/office/drawing/2015/10/21/chartex" xmlns:cx3="http://schemas.microsoft.com/office/drawing/2016/5/9/chartex" xmlns:cx4="http://schemas.microsoft.com/office/drawing/2016/5/10/chartex" xmlns:cx5="http://schemas.microsoft.com/office/drawing/2016/5/11/chartex" xmlns:cx6="http://schemas.microsoft.com/office/drawing/2016/5/12/chartex" xmlns:cx7="http://schemas.microsoft.com/office/drawing/2016/5/13/chartex" xmlns:cx8="http://schemas.microsoft.com/office/drawing/2016/5/14/chartex" xmlns:mc="http://schemas.openxmlformats.org/markup-compatibility/2006" xmlns:aink="http://schemas.microsoft.com/office/drawing/2016/ink" xmlns:am3d="http://schemas.microsoft.com/office/drawing/2017/model3d" xmlns:o="urn:schemas-microsoft-com:office:office" xmlns:r="http://schemas.openxmlformats.org/officeDocument/2006/relationships" xmlns:m="http://schemas.openxmlformats.org/officeDocument/2006/math" xmlns:v="urn:schemas-microsoft-com:vml" xmlns:wp14="http://schemas.microsoft.com/office/word/2010/wordprocessingDrawing" xmlns:wp="http://schemas.openxmlformats.org/drawingml/2006/wordprocessingDrawing" xmlns:w10="urn:schemas-microsoft-com:office:word" xmlns:w="http://schemas.openxmlformats.org/wordprocessingml/2006/main" xmlns:w14="http://schemas.microsoft.com/office/word/2010/wordml" xmlns:w15="http://schemas.microsoft.com/office/word/2012/wordml" xmlns:w16cex="http://schemas.microsoft.com/office/word/2018/wordml/cex" xmlns:w16cid="http://schemas.microsoft.com/office/word/2016/wordml/cid" xmlns:w16="http://schemas.microsoft.com/office/word/2018/wordml" xmlns:w16sdtdh="http://schemas.microsoft.com/office/word/2020/wordml/sdtdatahash" xmlns:w16se="http://schemas.microsoft.com/office/word/2015/wordml/symex" xmlns:wpg="http://schemas.microsoft.com/office/word/2010/wordprocessingGroup" xmlns:wpi="http://schemas.microsoft.com/office/word/2010/wordprocessingInk" xmlns:wne="http://schemas.microsoft.com/office/word/2006/wordml" xmlns:wps="http://schemas.microsoft.com/office/word/2010/wordprocessingShape" mc:Ignorable="w14 w15 w16se w16cid w16 w16cex w16sdtdh wp14">
   <w:p>
     <w:pPr>
@@ -16839,132 +16492,6 @@
 </w:ftr>
 </file>
 
-<file path=word/footer6.xml><?xml version="1.0" encoding="utf-8"?>
-<w:ftr xmlns:wpc="http://schemas.microsoft.com/office/word/2010/wordprocessingCanvas" xmlns:cx="http://schemas.microsoft.com/office/drawing/2014/chartex" xmlns:cx1="http://schemas.microsoft.com/office/drawing/2015/9/8/chartex" xmlns:cx2="http://schemas.microsoft.com/office/drawing/2015/10/21/chartex" xmlns:cx3="http://schemas.microsoft.com/office/drawing/2016/5/9/chartex" xmlns:cx4="http://schemas.microsoft.com/office/drawing/2016/5/10/chartex" xmlns:cx5="http://schemas.microsoft.com/office/drawing/2016/5/11/chartex" xmlns:cx6="http://schemas.microsoft.com/office/drawing/2016/5/12/chartex" xmlns:cx7="http://schemas.microsoft.com/office/drawing/2016/5/13/chartex" xmlns:cx8="http://schemas.microsoft.com/office/drawing/2016/5/14/chartex" xmlns:mc="http://schemas.openxmlformats.org/markup-compatibility/2006" xmlns:aink="http://schemas.microsoft.com/office/drawing/2016/ink" xmlns:am3d="http://schemas.microsoft.com/office/drawing/2017/model3d" xmlns:o="urn:schemas-microsoft-com:office:office" xmlns:r="http://schemas.openxmlformats.org/officeDocument/2006/relationships" xmlns:m="http://schemas.openxmlformats.org/officeDocument/2006/math" xmlns:v="urn:schemas-microsoft-com:vml" xmlns:wp14="http://schemas.microsoft.com/office/word/2010/wordprocessingDrawing" xmlns:wp="http://schemas.openxmlformats.org/drawingml/2006/wordprocessingDrawing" xmlns:w10="urn:schemas-microsoft-com:office:word" xmlns:w="http://schemas.openxmlformats.org/wordprocessingml/2006/main" xmlns:w14="http://schemas.microsoft.com/office/word/2010/wordml" xmlns:w15="http://schemas.microsoft.com/office/word/2012/wordml" xmlns:w16cex="http://schemas.microsoft.com/office/word/2018/wordml/cex" xmlns:w16cid="http://schemas.microsoft.com/office/word/2016/wordml/cid" xmlns:w16="http://schemas.microsoft.com/office/word/2018/wordml" xmlns:w16sdtdh="http://schemas.microsoft.com/office/word/2020/wordml/sdtdatahash" xmlns:w16se="http://schemas.microsoft.com/office/word/2015/wordml/symex" xmlns:wpg="http://schemas.microsoft.com/office/word/2010/wordprocessingGroup" xmlns:wpi="http://schemas.microsoft.com/office/word/2010/wordprocessingInk" xmlns:wne="http://schemas.microsoft.com/office/word/2006/wordml" xmlns:wps="http://schemas.microsoft.com/office/word/2010/wordprocessingShape" mc:Ignorable="w14 w15 w16se w16cid w16 w16cex w16sdtdh wp14">
-  <w:p>
-    <w:pPr>
-      <w:pStyle w:val="aa"/>
-      <w:pBdr>
-        <w:top w:val="single" w:sz="4" w:space="0" w:color="000000"/>
-      </w:pBdr>
-      <w:tabs>
-        <w:tab w:val="clear" w:pos="4677"/>
-        <w:tab w:val="clear" w:pos="9355"/>
-        <w:tab w:val="center" w:pos="7320"/>
-        <w:tab w:val="right" w:pos="14520"/>
-      </w:tabs>
-      <w:rPr>
-        <w:rFonts w:cs="Times New Roman"/>
-        <w:szCs w:val="18"/>
-      </w:rPr>
-    </w:pPr>
-    <w:r>
-      <w:rPr>
-        <w:rFonts w:ascii="Times New Roman" w:hAnsi="Times New Roman" w:cs="Times New Roman"/>
-        <w:szCs w:val="18"/>
-      </w:rPr>
-      <w:t xml:space="preserve">                                                                             </w:t>
-    </w:r>
-    <w:r>
-      <w:rPr>
-        <w:rFonts w:ascii="Times New Roman" w:hAnsi="Times New Roman" w:cs="Times New Roman"/>
-        <w:szCs w:val="18"/>
-      </w:rPr>
-      <w:t xml:space="preserve">                                                            Страница </w:t>
-    </w:r>
-    <w:r>
-      <w:rPr>
-        <w:rStyle w:val="a5"/>
-        <w:rFonts w:cs="Times New Roman"/>
-        <w:szCs w:val="18"/>
-      </w:rPr>
-      <w:fldChar w:fldCharType="begin"/>
-    </w:r>
-    <w:r>
-      <w:rPr>
-        <w:rStyle w:val="a5"/>
-        <w:rFonts w:cs="Times New Roman"/>
-        <w:szCs w:val="18"/>
-      </w:rPr>
-      <w:instrText xml:space="preserve"> PAGE </w:instrText>
-    </w:r>
-    <w:r>
-      <w:rPr>
-        <w:rStyle w:val="a5"/>
-        <w:rFonts w:cs="Times New Roman"/>
-        <w:szCs w:val="18"/>
-      </w:rPr>
-      <w:fldChar w:fldCharType="separate"/>
-    </w:r>
-    <w:r>
-      <w:rPr>
-        <w:rStyle w:val="a5"/>
-        <w:rFonts w:cs="Times New Roman"/>
-        <w:szCs w:val="18"/>
-      </w:rPr>
-      <w:t>27</w:t>
-    </w:r>
-    <w:r>
-      <w:rPr>
-        <w:rStyle w:val="a5"/>
-        <w:rFonts w:cs="Times New Roman"/>
-        <w:szCs w:val="18"/>
-      </w:rPr>
-      <w:fldChar w:fldCharType="end"/>
-    </w:r>
-    <w:r>
-      <w:rPr>
-        <w:rStyle w:val="a5"/>
-        <w:rFonts w:cs="Times New Roman"/>
-        <w:szCs w:val="18"/>
-      </w:rPr>
-      <w:t xml:space="preserve"> из </w:t>
-    </w:r>
-    <w:r>
-      <w:rPr>
-        <w:rStyle w:val="a5"/>
-        <w:rFonts w:cs="Times New Roman"/>
-        <w:szCs w:val="18"/>
-      </w:rPr>
-      <w:fldChar w:fldCharType="begin"/>
-    </w:r>
-    <w:r>
-      <w:rPr>
-        <w:rStyle w:val="a5"/>
-        <w:rFonts w:cs="Times New Roman"/>
-        <w:szCs w:val="18"/>
-      </w:rPr>
-      <w:instrText xml:space="preserve"> NUMPAGES </w:instrText>
-    </w:r>
-    <w:r>
-      <w:rPr>
-        <w:rStyle w:val="a5"/>
-        <w:rFonts w:cs="Times New Roman"/>
-        <w:szCs w:val="18"/>
-      </w:rPr>
-      <w:fldChar w:fldCharType="separate"/>
-    </w:r>
-    <w:r>
-      <w:rPr>
-        <w:rStyle w:val="a5"/>
-        <w:rFonts w:cs="Times New Roman"/>
-        <w:szCs w:val="18"/>
-      </w:rPr>
-      <w:t>27</w:t>
-    </w:r>
-    <w:r>
-      <w:rPr>
-        <w:rStyle w:val="a5"/>
-        <w:rFonts w:cs="Times New Roman"/>
-        <w:szCs w:val="18"/>
-      </w:rPr>
-      <w:fldChar w:fldCharType="end"/>
-    </w:r>
-  </w:p>
-  <w:p/>
-</w:ftr>
-</file>
-
 <file path=word/footnotes.xml><?xml version="1.0" encoding="utf-8"?>
 <w:footnotes xmlns:wpc="http://schemas.microsoft.com/office/word/2010/wordprocessingCanvas" xmlns:cx="http://schemas.microsoft.com/office/drawing/2014/chartex" xmlns:cx1="http://schemas.microsoft.com/office/drawing/2015/9/8/chartex" xmlns:cx2="http://schemas.microsoft.com/office/drawing/2015/10/21/chartex" xmlns:cx3="http://schemas.microsoft.com/office/drawing/2016/5/9/chartex" xmlns:cx4="http://schemas.microsoft.com/office/drawing/2016/5/10/chartex" xmlns:cx5="http://schemas.microsoft.com/office/drawing/2016/5/11/chartex" xmlns:cx6="http://schemas.microsoft.com/office/drawing/2016/5/12/chartex" xmlns:cx7="http://schemas.microsoft.com/office/drawing/2016/5/13/chartex" xmlns:cx8="http://schemas.microsoft.com/office/drawing/2016/5/14/chartex" xmlns:mc="http://schemas.openxmlformats.org/markup-compatibility/2006" xmlns:aink="http://schemas.microsoft.com/office/drawing/2016/ink" xmlns:am3d="http://schemas.microsoft.com/office/drawing/2017/model3d" xmlns:o="urn:schemas-microsoft-com:office:office" xmlns:r="http://schemas.openxmlformats.org/officeDocument/2006/relationships" xmlns:m="http://schemas.openxmlformats.org/officeDocument/2006/math" xmlns:v="urn:schemas-microsoft-com:vml" xmlns:wp14="http://schemas.microsoft.com/office/word/2010/wordprocessingDrawing" xmlns:wp="http://schemas.openxmlformats.org/drawingml/2006/wordprocessingDrawing" xmlns:w10="urn:schemas-microsoft-com:office:word" xmlns:w="http://schemas.openxmlformats.org/wordprocessingml/2006/main" xmlns:w14="http://schemas.microsoft.com/office/word/2010/wordml" xmlns:w15="http://schemas.microsoft.com/office/word/2012/wordml" xmlns:w16cex="http://schemas.microsoft.com/office/word/2018/wordml/cex" xmlns:w16cid="http://schemas.microsoft.com/office/word/2016/wordml/cid" xmlns:w16="http://schemas.microsoft.com/office/word/2018/wordml" xmlns:w16sdtdh="http://schemas.microsoft.com/office/word/2020/wordml/sdtdatahash" xmlns:w16se="http://schemas.microsoft.com/office/word/2015/wordml/symex" xmlns:wpg="http://schemas.microsoft.com/office/word/2010/wordprocessingGroup" xmlns:wpi="http://schemas.microsoft.com/office/word/2010/wordprocessingInk" xmlns:wne="http://schemas.microsoft.com/office/word/2006/wordml" xmlns:wps="http://schemas.microsoft.com/office/word/2010/wordprocessingShape" mc:Ignorable="w14 w15 w16se w16cid w16 w16cex w16sdtdh wp14">
   <w:footnote w:type="separator" w:id="-1">
@@ -16986,6 +16513,53 @@
 
 <file path=word/header1.xml><?xml version="1.0" encoding="utf-8"?>
 <w:hdr xmlns:wpc="http://schemas.microsoft.com/office/word/2010/wordprocessingCanvas" xmlns:cx="http://schemas.microsoft.com/office/drawing/2014/chartex" xmlns:cx1="http://schemas.microsoft.com/office/drawing/2015/9/8/chartex" xmlns:cx2="http://schemas.microsoft.com/office/drawing/2015/10/21/chartex" xmlns:cx3="http://schemas.microsoft.com/office/drawing/2016/5/9/chartex" xmlns:cx4="http://schemas.microsoft.com/office/drawing/2016/5/10/chartex" xmlns:cx5="http://schemas.microsoft.com/office/drawing/2016/5/11/chartex" xmlns:cx6="http://schemas.microsoft.com/office/drawing/2016/5/12/chartex" xmlns:cx7="http://schemas.microsoft.com/office/drawing/2016/5/13/chartex" xmlns:cx8="http://schemas.microsoft.com/office/drawing/2016/5/14/chartex" xmlns:mc="http://schemas.openxmlformats.org/markup-compatibility/2006" xmlns:aink="http://schemas.microsoft.com/office/drawing/2016/ink" xmlns:am3d="http://schemas.microsoft.com/office/drawing/2017/model3d" xmlns:o="urn:schemas-microsoft-com:office:office" xmlns:r="http://schemas.openxmlformats.org/officeDocument/2006/relationships" xmlns:m="http://schemas.openxmlformats.org/officeDocument/2006/math" xmlns:v="urn:schemas-microsoft-com:vml" xmlns:wp14="http://schemas.microsoft.com/office/word/2010/wordprocessingDrawing" xmlns:wp="http://schemas.openxmlformats.org/drawingml/2006/wordprocessingDrawing" xmlns:w10="urn:schemas-microsoft-com:office:word" xmlns:w="http://schemas.openxmlformats.org/wordprocessingml/2006/main" xmlns:w14="http://schemas.microsoft.com/office/word/2010/wordml" xmlns:w15="http://schemas.microsoft.com/office/word/2012/wordml" xmlns:w16cex="http://schemas.microsoft.com/office/word/2018/wordml/cex" xmlns:w16cid="http://schemas.microsoft.com/office/word/2016/wordml/cid" xmlns:w16="http://schemas.microsoft.com/office/word/2018/wordml" xmlns:w16sdtdh="http://schemas.microsoft.com/office/word/2020/wordml/sdtdatahash" xmlns:w16se="http://schemas.microsoft.com/office/word/2015/wordml/symex" xmlns:wpg="http://schemas.microsoft.com/office/word/2010/wordprocessingGroup" xmlns:wpi="http://schemas.microsoft.com/office/word/2010/wordprocessingInk" xmlns:wne="http://schemas.microsoft.com/office/word/2006/wordml" xmlns:wps="http://schemas.microsoft.com/office/word/2010/wordprocessingShape" mc:Ignorable="w14 w15 w16se w16cid w16 w16cex w16sdtdh wp14">
+  <w:tbl>
+    <w:tblPr>
+      <w:tblW w:w="9539" w:type="dxa"/>
+      <w:tblLayout w:type="fixed"/>
+      <w:tblLook w:val="01E0" w:firstRow="1" w:lastRow="1" w:firstColumn="1" w:lastColumn="1" w:noHBand="0" w:noVBand="0"/>
+    </w:tblPr>
+    <w:tblGrid>
+      <w:gridCol w:w="8215"/>
+      <w:gridCol w:w="1324"/>
+    </w:tblGrid>
+    <w:tr>
+      <w:trPr>
+        <w:trHeight w:val="225"/>
+      </w:trPr>
+      <w:tc>
+        <w:tcPr>
+          <w:tcW w:w="8214" w:type="dxa"/>
+          <w:tcBorders>
+            <w:bottom w:val="single" w:sz="4" w:space="0" w:color="000000"/>
+          </w:tcBorders>
+          <w:shd w:val="clear" w:color="auto" w:fill="auto"/>
+        </w:tcPr>
+        <w:p>
+          <w:pPr>
+            <w:pStyle w:val="ae"/>
+            <w:tabs>
+              <w:tab w:val="left" w:pos="6098"/>
+            </w:tabs>
+          </w:pPr>
+        </w:p>
+      </w:tc>
+      <w:tc>
+        <w:tcPr>
+          <w:tcW w:w="1324" w:type="dxa"/>
+          <w:tcBorders>
+            <w:bottom w:val="single" w:sz="4" w:space="0" w:color="000000"/>
+          </w:tcBorders>
+          <w:shd w:val="clear" w:color="auto" w:fill="auto"/>
+        </w:tcPr>
+        <w:p>
+          <w:pPr>
+            <w:pStyle w:val="ae"/>
+          </w:pPr>
+        </w:p>
+      </w:tc>
+    </w:tr>
+  </w:tbl>
   <w:p>
     <w:pPr>
       <w:pStyle w:val="ae"/>
@@ -17056,59 +16630,9 @@
 
 <file path=word/header3.xml><?xml version="1.0" encoding="utf-8"?>
 <w:hdr xmlns:wpc="http://schemas.microsoft.com/office/word/2010/wordprocessingCanvas" xmlns:cx="http://schemas.microsoft.com/office/drawing/2014/chartex" xmlns:cx1="http://schemas.microsoft.com/office/drawing/2015/9/8/chartex" xmlns:cx2="http://schemas.microsoft.com/office/drawing/2015/10/21/chartex" xmlns:cx3="http://schemas.microsoft.com/office/drawing/2016/5/9/chartex" xmlns:cx4="http://schemas.microsoft.com/office/drawing/2016/5/10/chartex" xmlns:cx5="http://schemas.microsoft.com/office/drawing/2016/5/11/chartex" xmlns:cx6="http://schemas.microsoft.com/office/drawing/2016/5/12/chartex" xmlns:cx7="http://schemas.microsoft.com/office/drawing/2016/5/13/chartex" xmlns:cx8="http://schemas.microsoft.com/office/drawing/2016/5/14/chartex" xmlns:mc="http://schemas.openxmlformats.org/markup-compatibility/2006" xmlns:aink="http://schemas.microsoft.com/office/drawing/2016/ink" xmlns:am3d="http://schemas.microsoft.com/office/drawing/2017/model3d" xmlns:o="urn:schemas-microsoft-com:office:office" xmlns:r="http://schemas.openxmlformats.org/officeDocument/2006/relationships" xmlns:m="http://schemas.openxmlformats.org/officeDocument/2006/math" xmlns:v="urn:schemas-microsoft-com:vml" xmlns:wp14="http://schemas.microsoft.com/office/word/2010/wordprocessingDrawing" xmlns:wp="http://schemas.openxmlformats.org/drawingml/2006/wordprocessingDrawing" xmlns:w10="urn:schemas-microsoft-com:office:word" xmlns:w="http://schemas.openxmlformats.org/wordprocessingml/2006/main" xmlns:w14="http://schemas.microsoft.com/office/word/2010/wordml" xmlns:w15="http://schemas.microsoft.com/office/word/2012/wordml" xmlns:w16cex="http://schemas.microsoft.com/office/word/2018/wordml/cex" xmlns:w16cid="http://schemas.microsoft.com/office/word/2016/wordml/cid" xmlns:w16="http://schemas.microsoft.com/office/word/2018/wordml" xmlns:w16sdtdh="http://schemas.microsoft.com/office/word/2020/wordml/sdtdatahash" xmlns:w16se="http://schemas.microsoft.com/office/word/2015/wordml/symex" xmlns:wpg="http://schemas.microsoft.com/office/word/2010/wordprocessingGroup" xmlns:wpi="http://schemas.microsoft.com/office/word/2010/wordprocessingInk" xmlns:wne="http://schemas.microsoft.com/office/word/2006/wordml" xmlns:wps="http://schemas.microsoft.com/office/word/2010/wordprocessingShape" mc:Ignorable="w14 w15 w16se w16cid w16 w16cex w16sdtdh wp14">
-  <w:tbl>
-    <w:tblPr>
-      <w:tblW w:w="9539" w:type="dxa"/>
-      <w:tblLayout w:type="fixed"/>
-      <w:tblLook w:val="01E0" w:firstRow="1" w:lastRow="1" w:firstColumn="1" w:lastColumn="1" w:noHBand="0" w:noVBand="0"/>
-    </w:tblPr>
-    <w:tblGrid>
-      <w:gridCol w:w="8215"/>
-      <w:gridCol w:w="1324"/>
-    </w:tblGrid>
-    <w:tr>
-      <w:trPr>
-        <w:trHeight w:val="225"/>
-      </w:trPr>
-      <w:tc>
-        <w:tcPr>
-          <w:tcW w:w="8214" w:type="dxa"/>
-          <w:tcBorders>
-            <w:bottom w:val="single" w:sz="4" w:space="0" w:color="000000"/>
-          </w:tcBorders>
-          <w:shd w:val="clear" w:color="auto" w:fill="auto"/>
-        </w:tcPr>
-        <w:p>
-          <w:pPr>
-            <w:pStyle w:val="ae"/>
-            <w:tabs>
-              <w:tab w:val="left" w:pos="6098"/>
-            </w:tabs>
-          </w:pPr>
-        </w:p>
-      </w:tc>
-      <w:tc>
-        <w:tcPr>
-          <w:tcW w:w="1324" w:type="dxa"/>
-          <w:tcBorders>
-            <w:bottom w:val="single" w:sz="4" w:space="0" w:color="000000"/>
-          </w:tcBorders>
-          <w:shd w:val="clear" w:color="auto" w:fill="auto"/>
-        </w:tcPr>
-        <w:p>
-          <w:pPr>
-            <w:pStyle w:val="ae"/>
-          </w:pPr>
-        </w:p>
-      </w:tc>
-    </w:tr>
-  </w:tbl>
   <w:p>
     <w:pPr>
       <w:pStyle w:val="ae"/>
-      <w:rPr>
-        <w:lang w:val="en-US"/>
-      </w:rPr>
     </w:pPr>
   </w:p>
 </w:hdr>
@@ -17119,16 +16643,6 @@
   <w:p>
     <w:pPr>
       <w:pStyle w:val="ae"/>
-    </w:pPr>
-  </w:p>
-</w:hdr>
-</file>
-
-<file path=word/header5.xml><?xml version="1.0" encoding="utf-8"?>
-<w:hdr xmlns:wpc="http://schemas.microsoft.com/office/word/2010/wordprocessingCanvas" xmlns:cx="http://schemas.microsoft.com/office/drawing/2014/chartex" xmlns:cx1="http://schemas.microsoft.com/office/drawing/2015/9/8/chartex" xmlns:cx2="http://schemas.microsoft.com/office/drawing/2015/10/21/chartex" xmlns:cx3="http://schemas.microsoft.com/office/drawing/2016/5/9/chartex" xmlns:cx4="http://schemas.microsoft.com/office/drawing/2016/5/10/chartex" xmlns:cx5="http://schemas.microsoft.com/office/drawing/2016/5/11/chartex" xmlns:cx6="http://schemas.microsoft.com/office/drawing/2016/5/12/chartex" xmlns:cx7="http://schemas.microsoft.com/office/drawing/2016/5/13/chartex" xmlns:cx8="http://schemas.microsoft.com/office/drawing/2016/5/14/chartex" xmlns:mc="http://schemas.openxmlformats.org/markup-compatibility/2006" xmlns:aink="http://schemas.microsoft.com/office/drawing/2016/ink" xmlns:am3d="http://schemas.microsoft.com/office/drawing/2017/model3d" xmlns:o="urn:schemas-microsoft-com:office:office" xmlns:r="http://schemas.openxmlformats.org/officeDocument/2006/relationships" xmlns:m="http://schemas.openxmlformats.org/officeDocument/2006/math" xmlns:v="urn:schemas-microsoft-com:vml" xmlns:wp14="http://schemas.microsoft.com/office/word/2010/wordprocessingDrawing" xmlns:wp="http://schemas.openxmlformats.org/drawingml/2006/wordprocessingDrawing" xmlns:w10="urn:schemas-microsoft-com:office:word" xmlns:w="http://schemas.openxmlformats.org/wordprocessingml/2006/main" xmlns:w14="http://schemas.microsoft.com/office/word/2010/wordml" xmlns:w15="http://schemas.microsoft.com/office/word/2012/wordml" xmlns:w16cex="http://schemas.microsoft.com/office/word/2018/wordml/cex" xmlns:w16cid="http://schemas.microsoft.com/office/word/2016/wordml/cid" xmlns:w16="http://schemas.microsoft.com/office/word/2018/wordml" xmlns:w16sdtdh="http://schemas.microsoft.com/office/word/2020/wordml/sdtdatahash" xmlns:w16se="http://schemas.microsoft.com/office/word/2015/wordml/symex" xmlns:wpg="http://schemas.microsoft.com/office/word/2010/wordprocessingGroup" xmlns:wpi="http://schemas.microsoft.com/office/word/2010/wordprocessingInk" xmlns:wne="http://schemas.microsoft.com/office/word/2006/wordml" xmlns:wps="http://schemas.microsoft.com/office/word/2010/wordprocessingShape" mc:Ignorable="w14 w15 w16se w16cid w16 w16cex w16sdtdh wp14">
-  <w:p>
-    <w:pPr>
-      <w:pStyle w:val="ae"/>
       <w:rPr>
         <w:rFonts w:cs="Times New Roman"/>
         <w:sz w:val="8"/>
@@ -17166,7 +16680,7 @@
 </w:hdr>
 </file>
 
-<file path=word/header6.xml><?xml version="1.0" encoding="utf-8"?>
+<file path=word/header5.xml><?xml version="1.0" encoding="utf-8"?>
 <w:hdr xmlns:wpc="http://schemas.microsoft.com/office/word/2010/wordprocessingCanvas" xmlns:cx="http://schemas.microsoft.com/office/drawing/2014/chartex" xmlns:cx1="http://schemas.microsoft.com/office/drawing/2015/9/8/chartex" xmlns:cx2="http://schemas.microsoft.com/office/drawing/2015/10/21/chartex" xmlns:cx3="http://schemas.microsoft.com/office/drawing/2016/5/9/chartex" xmlns:cx4="http://schemas.microsoft.com/office/drawing/2016/5/10/chartex" xmlns:cx5="http://schemas.microsoft.com/office/drawing/2016/5/11/chartex" xmlns:cx6="http://schemas.microsoft.com/office/drawing/2016/5/12/chartex" xmlns:cx7="http://schemas.microsoft.com/office/drawing/2016/5/13/chartex" xmlns:cx8="http://schemas.microsoft.com/office/drawing/2016/5/14/chartex" xmlns:mc="http://schemas.openxmlformats.org/markup-compatibility/2006" xmlns:aink="http://schemas.microsoft.com/office/drawing/2016/ink" xmlns:am3d="http://schemas.microsoft.com/office/drawing/2017/model3d" xmlns:o="urn:schemas-microsoft-com:office:office" xmlns:r="http://schemas.openxmlformats.org/officeDocument/2006/relationships" xmlns:m="http://schemas.openxmlformats.org/officeDocument/2006/math" xmlns:v="urn:schemas-microsoft-com:vml" xmlns:wp14="http://schemas.microsoft.com/office/word/2010/wordprocessingDrawing" xmlns:wp="http://schemas.openxmlformats.org/drawingml/2006/wordprocessingDrawing" xmlns:w10="urn:schemas-microsoft-com:office:word" xmlns:w="http://schemas.openxmlformats.org/wordprocessingml/2006/main" xmlns:w14="http://schemas.microsoft.com/office/word/2010/wordml" xmlns:w15="http://schemas.microsoft.com/office/word/2012/wordml" xmlns:w16cex="http://schemas.microsoft.com/office/word/2018/wordml/cex" xmlns:w16cid="http://schemas.microsoft.com/office/word/2016/wordml/cid" xmlns:w16="http://schemas.microsoft.com/office/word/2018/wordml" xmlns:w16sdtdh="http://schemas.microsoft.com/office/word/2020/wordml/sdtdatahash" xmlns:w16se="http://schemas.microsoft.com/office/word/2015/wordml/symex" xmlns:wpg="http://schemas.microsoft.com/office/word/2010/wordprocessingGroup" xmlns:wpi="http://schemas.microsoft.com/office/word/2010/wordprocessingInk" xmlns:wne="http://schemas.microsoft.com/office/word/2006/wordml" xmlns:wps="http://schemas.microsoft.com/office/word/2010/wordprocessingShape" mc:Ignorable="w14 w15 w16se w16cid w16 w16cex w16sdtdh wp14">
   <w:p>
     <w:pPr>
@@ -26326,10 +25840,14 @@
     <w:autoRedefine/>
     <w:uiPriority w:val="39"/>
     <w:unhideWhenUsed/>
-    <w:rsid w:val="00C30AFF"/>
+    <w:rsid w:val="006A1022"/>
     <w:pPr>
+      <w:tabs>
+        <w:tab w:val="right" w:leader="dot" w:pos="9344"/>
+      </w:tabs>
       <w:spacing w:after="100"/>
       <w:ind w:left="240"/>
+      <w:jc w:val="both"/>
     </w:pPr>
   </w:style>
   <w:style w:type="paragraph" w:styleId="33">
